--- a/docs/03-report/实训文档/23030301曹磊-1/5-实训任务书-项目1.docx
+++ b/docs/03-report/实训文档/23030301曹磊-1/5-实训任务书-项目1.docx
@@ -295,7 +295,7 @@
           <w:sz w:val="30"/>
           <w:u w:val="none"/>
         </w:rPr>
-        <w:t xml:space="preserve">学    号            </w:t>
+        <w:t xml:space="preserve">学    号           </w:t>
       </w:r>
       <w:r>
         <w:rPr>
@@ -303,7 +303,7 @@
           <w:sz w:val="30"/>
           <w:u w:val="single"/>
         </w:rPr>
-        <w:t xml:space="preserve">  23030301  </w:t>
+        <w:t xml:space="preserve">   23030301   </w:t>
       </w:r>
     </w:p>
     <w:p>
@@ -329,7 +329,7 @@
           <w:sz w:val="30"/>
           <w:u w:val="none"/>
         </w:rPr>
-        <w:t xml:space="preserve">姓    名              </w:t>
+        <w:t xml:space="preserve">姓    名           </w:t>
       </w:r>
       <w:r>
         <w:rPr>

--- a/docs/03-report/实训文档/23030301曹磊-1/5-实训任务书-项目1.docx
+++ b/docs/03-report/实训文档/23030301曹磊-1/5-实训任务书-项目1.docx
@@ -1,6 +1,6 @@
 
 <file path=word/document.xml><?xml version="1.0" encoding="utf-8"?>
-<w:document xmlns:a="http://schemas.openxmlformats.org/drawingml/2006/main" xmlns:pic="http://schemas.openxmlformats.org/drawingml/2006/picture" xmlns:a14="http://schemas.microsoft.com/office/drawing/2010/main" xmlns:wpc="http://schemas.microsoft.com/office/word/2010/wordprocessingCanvas" xmlns:mc="http://schemas.openxmlformats.org/markup-compatibility/2006" xmlns:o="urn:schemas-microsoft-com:office:office" xmlns:r="http://schemas.openxmlformats.org/officeDocument/2006/relationships" xmlns:m="http://schemas.openxmlformats.org/officeDocument/2006/math" xmlns:v="urn:schemas-microsoft-com:vml" xmlns:wp14="http://schemas.microsoft.com/office/word/2010/wordprocessingDrawing" xmlns:wp="http://schemas.openxmlformats.org/drawingml/2006/wordprocessingDrawing" xmlns:w="http://schemas.openxmlformats.org/wordprocessingml/2006/main" xmlns:w14="http://schemas.microsoft.com/office/word/2010/wordml" xmlns:w10="urn:schemas-microsoft-com:office:word" xmlns:w15="http://schemas.microsoft.com/office/word/2012/wordml" xmlns:wpg="http://schemas.microsoft.com/office/word/2010/wordprocessingGroup" xmlns:wpi="http://schemas.microsoft.com/office/word/2010/wordprocessingInk" xmlns:wne="http://schemas.microsoft.com/office/word/2006/wordml" xmlns:wps="http://schemas.microsoft.com/office/word/2010/wordprocessingShape" xmlns:wpsCustomData="http://www.wps.cn/officeDocument/2013/wpsCustomData" mc:Ignorable="w14 w15 wp14">
+<w:document xmlns:wpc="http://schemas.microsoft.com/office/word/2010/wordprocessingCanvas" xmlns:cx="http://schemas.microsoft.com/office/drawing/2014/chartex" xmlns:cx1="http://schemas.microsoft.com/office/drawing/2015/9/8/chartex" xmlns:cx2="http://schemas.microsoft.com/office/drawing/2015/10/21/chartex" xmlns:cx3="http://schemas.microsoft.com/office/drawing/2016/5/9/chartex" xmlns:cx4="http://schemas.microsoft.com/office/drawing/2016/5/10/chartex" xmlns:cx5="http://schemas.microsoft.com/office/drawing/2016/5/11/chartex" xmlns:cx6="http://schemas.microsoft.com/office/drawing/2016/5/12/chartex" xmlns:cx7="http://schemas.microsoft.com/office/drawing/2016/5/13/chartex" xmlns:cx8="http://schemas.microsoft.com/office/drawing/2016/5/14/chartex" xmlns:mc="http://schemas.openxmlformats.org/markup-compatibility/2006" xmlns:aink="http://schemas.microsoft.com/office/drawing/2016/ink" xmlns:am3d="http://schemas.microsoft.com/office/drawing/2017/model3d" xmlns:o="urn:schemas-microsoft-com:office:office" xmlns:oel="http://schemas.microsoft.com/office/2019/extlst" xmlns:r="http://schemas.openxmlformats.org/officeDocument/2006/relationships" xmlns:m="http://schemas.openxmlformats.org/officeDocument/2006/math" xmlns:v="urn:schemas-microsoft-com:vml" xmlns:wp14="http://schemas.microsoft.com/office/word/2010/wordprocessingDrawing" xmlns:wp="http://schemas.openxmlformats.org/drawingml/2006/wordprocessingDrawing" xmlns:w10="urn:schemas-microsoft-com:office:word" xmlns:w="http://schemas.openxmlformats.org/wordprocessingml/2006/main" xmlns:w14="http://schemas.microsoft.com/office/word/2010/wordml" xmlns:w15="http://schemas.microsoft.com/office/word/2012/wordml" xmlns:w16cex="http://schemas.microsoft.com/office/word/2018/wordml/cex" xmlns:w16cid="http://schemas.microsoft.com/office/word/2016/wordml/cid" xmlns:w16="http://schemas.microsoft.com/office/word/2018/wordml" xmlns:w16du="http://schemas.microsoft.com/office/word/2023/wordml/word16du" xmlns:w16sdtdh="http://schemas.microsoft.com/office/word/2020/wordml/sdtdatahash" xmlns:w16sdtfl="http://schemas.microsoft.com/office/word/2024/wordml/sdtformatlock" xmlns:w16se="http://schemas.microsoft.com/office/word/2015/wordml/symex" xmlns:wpg="http://schemas.microsoft.com/office/word/2010/wordprocessingGroup" xmlns:wpi="http://schemas.microsoft.com/office/word/2010/wordprocessingInk" xmlns:wne="http://schemas.microsoft.com/office/word/2006/wordml" xmlns:wps="http://schemas.microsoft.com/office/word/2010/wordprocessingShape" mc:Ignorable="w14 w15 w16se w16cid w16 w16cex w16sdtdh w16sdtfl w16du wp14">
   <w:body>
     <w:p>
       <w:pPr>
@@ -8,10 +8,11 @@
       </w:pPr>
       <w:r>
         <w:rPr>
+          <w:noProof/>
           <w:sz w:val="20"/>
         </w:rPr>
         <w:drawing>
-          <wp:anchor distT="0" distB="0" distL="114300" distR="114300" simplePos="0" relativeHeight="251659264" behindDoc="0" locked="0" layoutInCell="1" allowOverlap="1">
+          <wp:anchor distT="0" distB="0" distL="114300" distR="114300" simplePos="0" relativeHeight="251659264" behindDoc="0" locked="0" layoutInCell="1" allowOverlap="1" wp14:anchorId="609E229A" wp14:editId="2DA25F3D">
             <wp:simplePos x="0" y="0"/>
             <wp:positionH relativeFrom="column">
               <wp:posOffset>1327150</wp:posOffset>
@@ -94,7 +95,7 @@
       </w:pPr>
       <w:r>
         <w:rPr>
-          <w:rFonts w:hint="eastAsia" w:ascii="Times" w:hAnsi="Times"/>
+          <w:rFonts w:ascii="Times" w:hAnsi="Times" w:hint="eastAsia"/>
         </w:rPr>
         <w:t>CHANGZHOU   INSTITUTE   OF   TECHNOLOGY</w:t>
       </w:r>
@@ -109,46 +110,27 @@
     </w:p>
     <w:p>
       <w:pPr>
-        <w:pStyle w:val="2"/>
+        <w:pStyle w:val="1"/>
         <w:jc w:val="center"/>
         <w:rPr>
-          <w:rFonts w:hint="eastAsia" w:ascii="微软雅黑" w:hAnsi="微软雅黑" w:eastAsia="微软雅黑"/>
+          <w:rFonts w:ascii="微软雅黑" w:eastAsia="微软雅黑" w:hAnsi="微软雅黑"/>
           <w:sz w:val="52"/>
           <w:szCs w:val="52"/>
-          <w:lang w:val="en-US" w:eastAsia="zh-CN"/>
-        </w:rPr>
-      </w:pPr>
-      <w:r>
-        <w:rPr>
-          <w:rFonts w:hint="eastAsia" w:ascii="微软雅黑" w:hAnsi="微软雅黑" w:eastAsia="微软雅黑"/>
+        </w:rPr>
+      </w:pPr>
+      <w:r>
+        <w:rPr>
+          <w:rFonts w:ascii="微软雅黑" w:eastAsia="微软雅黑" w:hAnsi="微软雅黑" w:hint="eastAsia"/>
           <w:sz w:val="52"/>
           <w:szCs w:val="52"/>
-          <w:lang w:val="en-US" w:eastAsia="zh-CN"/>
-        </w:rPr>
-        <w:t>工程项目训练</w:t>
-      </w:r>
-      <w:r>
-        <w:rPr>
-          <w:rFonts w:hint="eastAsia" w:ascii="微软雅黑" w:hAnsi="微软雅黑" w:eastAsia="微软雅黑"/>
-          <w:sz w:val="52"/>
-          <w:szCs w:val="52"/>
-        </w:rPr>
-        <w:t>任务书</w:t>
-      </w:r>
-      <w:r>
-        <w:rPr>
-          <w:rFonts w:hint="eastAsia" w:ascii="微软雅黑" w:hAnsi="微软雅黑" w:eastAsia="微软雅黑"/>
-          <w:sz w:val="52"/>
-          <w:szCs w:val="52"/>
-          <w:lang w:val="en-US" w:eastAsia="zh-CN"/>
-        </w:rPr>
-        <w:t>-1</w:t>
+        </w:rPr>
+        <w:t>工程项目训练任务书-1</w:t>
       </w:r>
     </w:p>
     <w:p>
       <w:pPr>
         <w:spacing w:line="480" w:lineRule="auto"/>
-        <w:ind w:firstLine="1807" w:firstLineChars="600"/>
+        <w:ind w:firstLineChars="600" w:firstLine="1807"/>
         <w:rPr>
           <w:spacing w:val="60"/>
           <w:sz w:val="30"/>
@@ -185,13 +167,22 @@
           <w:sz w:val="30"/>
           <w:u w:val="single"/>
         </w:rPr>
-        <w:t xml:space="preserve">计算机信息工程学院 </w:t>
+        <w:t>计算机信息工程学院</w:t>
+      </w:r>
+      <w:r>
+        <w:rPr>
+          <w:rFonts w:hint="eastAsia"/>
+          <w:spacing w:val="60"/>
+          <w:sz w:val="30"/>
+          <w:u w:val="single"/>
+        </w:rPr>
+        <w:t xml:space="preserve"> </w:t>
       </w:r>
     </w:p>
     <w:p>
       <w:pPr>
         <w:spacing w:line="480" w:lineRule="auto"/>
-        <w:ind w:firstLine="1807" w:firstLineChars="600"/>
+        <w:ind w:firstLineChars="600" w:firstLine="1807"/>
         <w:rPr>
           <w:sz w:val="30"/>
           <w:u w:val="single"/>
@@ -227,7 +218,16 @@
           <w:sz w:val="30"/>
           <w:u w:val="single"/>
         </w:rPr>
-        <w:t xml:space="preserve">软件工程 </w:t>
+        <w:t>软件工程</w:t>
+      </w:r>
+      <w:r>
+        <w:rPr>
+          <w:rFonts w:hint="eastAsia"/>
+          <w:spacing w:val="60"/>
+          <w:sz w:val="30"/>
+          <w:u w:val="single"/>
+        </w:rPr>
+        <w:t xml:space="preserve"> </w:t>
       </w:r>
       <w:r>
         <w:rPr>
@@ -241,103 +241,317 @@
     <w:p>
       <w:pPr>
         <w:spacing w:line="480" w:lineRule="auto"/>
-        <w:ind w:firstLine="1807" w:firstLineChars="600"/>
-        <w:rPr>
-          <w:sz w:val="30"/>
-          <w:u w:val="single"/>
-        </w:rPr>
-      </w:pPr>
-      <w:r>
-        <w:rPr>
-          <w:rFonts w:hint="eastAsia"/>
-          <w:b/>
-          <w:sz w:val="30"/>
-        </w:rPr>
-        <w:t xml:space="preserve"/>
-      </w:r>
-      <w:r>
-        <w:rPr>
-          <w:rFonts w:ascii="Times New Roman" w:hAnsi="Times New Roman" w:eastAsia="宋体"/>
-          <w:sz w:val="30"/>
-          <w:u w:val="none"/>
-        </w:rPr>
-        <w:t xml:space="preserve">班    级           </w:t>
-      </w:r>
-      <w:r>
-        <w:rPr>
-          <w:rFonts w:ascii="Times New Roman" w:hAnsi="Times New Roman" w:eastAsia="宋体"/>
-          <w:sz w:val="30"/>
-          <w:u w:val="single"/>
-        </w:rPr>
-        <w:t xml:space="preserve">   23软件一   </w:t>
+        <w:ind w:firstLineChars="600" w:firstLine="1807"/>
+        <w:rPr>
+          <w:sz w:val="30"/>
+          <w:u w:val="single"/>
+        </w:rPr>
+      </w:pPr>
+      <w:r>
+        <w:rPr>
+          <w:b/>
+          <w:bCs/>
+          <w:sz w:val="30"/>
+        </w:rPr>
+        <w:t>班</w:t>
+      </w:r>
+      <w:r>
+        <w:rPr>
+          <w:b/>
+          <w:bCs/>
+          <w:sz w:val="30"/>
+        </w:rPr>
+        <w:t xml:space="preserve">    </w:t>
+      </w:r>
+      <w:r>
+        <w:rPr>
+          <w:b/>
+          <w:bCs/>
+          <w:sz w:val="30"/>
+        </w:rPr>
+        <w:t>级</w:t>
+      </w:r>
+      <w:r>
+        <w:rPr>
+          <w:b/>
+          <w:bCs/>
+          <w:sz w:val="30"/>
+        </w:rPr>
+        <w:t xml:space="preserve"> </w:t>
+      </w:r>
+      <w:r>
+        <w:rPr>
+          <w:sz w:val="30"/>
+          <w:u w:val="single"/>
+        </w:rPr>
+        <w:t xml:space="preserve"> </w:t>
+      </w:r>
+      <w:r>
+        <w:rPr>
+          <w:rFonts w:hint="eastAsia"/>
+          <w:sz w:val="30"/>
+          <w:u w:val="single"/>
+        </w:rPr>
+        <w:t xml:space="preserve">         </w:t>
+      </w:r>
+      <w:r>
+        <w:rPr>
+          <w:sz w:val="30"/>
+          <w:u w:val="single"/>
+        </w:rPr>
+        <w:t xml:space="preserve"> 23</w:t>
+      </w:r>
+      <w:r>
+        <w:rPr>
+          <w:sz w:val="30"/>
+          <w:u w:val="single"/>
+        </w:rPr>
+        <w:t>软件一</w:t>
+      </w:r>
+      <w:r>
+        <w:rPr>
+          <w:sz w:val="30"/>
+          <w:u w:val="single"/>
+        </w:rPr>
+        <w:t xml:space="preserve"> </w:t>
+      </w:r>
+      <w:r>
+        <w:rPr>
+          <w:rFonts w:hint="eastAsia"/>
+          <w:sz w:val="30"/>
+          <w:u w:val="single"/>
+        </w:rPr>
+        <w:t xml:space="preserve">       </w:t>
+      </w:r>
+      <w:r>
+        <w:rPr>
+          <w:sz w:val="30"/>
+          <w:u w:val="single"/>
+        </w:rPr>
+        <w:t xml:space="preserve">  </w:t>
       </w:r>
     </w:p>
     <w:p>
       <w:pPr>
         <w:spacing w:line="480" w:lineRule="auto"/>
-        <w:ind w:firstLine="1807" w:firstLineChars="600"/>
-        <w:rPr>
-          <w:sz w:val="30"/>
-          <w:u w:val="single"/>
-        </w:rPr>
-      </w:pPr>
-      <w:r>
-        <w:rPr>
-          <w:rFonts w:hint="eastAsia"/>
-          <w:b/>
-          <w:sz w:val="30"/>
-        </w:rPr>
-        <w:t xml:space="preserve"/>
-      </w:r>
-      <w:r>
-        <w:rPr>
-          <w:rFonts w:ascii="Times New Roman" w:hAnsi="Times New Roman" w:eastAsia="宋体"/>
-          <w:sz w:val="30"/>
-          <w:u w:val="none"/>
-        </w:rPr>
-        <w:t xml:space="preserve">学    号           </w:t>
-      </w:r>
-      <w:r>
-        <w:rPr>
-          <w:rFonts w:ascii="Times New Roman" w:hAnsi="Times New Roman" w:eastAsia="宋体"/>
-          <w:sz w:val="30"/>
-          <w:u w:val="single"/>
-        </w:rPr>
-        <w:t xml:space="preserve">   23030301   </w:t>
+        <w:ind w:firstLineChars="600" w:firstLine="1807"/>
+        <w:rPr>
+          <w:sz w:val="30"/>
+          <w:u w:val="single"/>
+        </w:rPr>
+      </w:pPr>
+      <w:r>
+        <w:rPr>
+          <w:b/>
+          <w:bCs/>
+          <w:sz w:val="30"/>
+        </w:rPr>
+        <w:t>学</w:t>
+      </w:r>
+      <w:r>
+        <w:rPr>
+          <w:b/>
+          <w:bCs/>
+          <w:sz w:val="30"/>
+        </w:rPr>
+        <w:t xml:space="preserve">    </w:t>
+      </w:r>
+      <w:r>
+        <w:rPr>
+          <w:b/>
+          <w:bCs/>
+          <w:sz w:val="30"/>
+        </w:rPr>
+        <w:t>号</w:t>
+      </w:r>
+      <w:r>
+        <w:rPr>
+          <w:sz w:val="30"/>
+        </w:rPr>
+        <w:t xml:space="preserve"> </w:t>
+      </w:r>
+      <w:r>
+        <w:rPr>
+          <w:rFonts w:hint="eastAsia"/>
+          <w:sz w:val="30"/>
+          <w:u w:val="single"/>
+        </w:rPr>
+        <w:t xml:space="preserve">           </w:t>
+      </w:r>
+      <w:r>
+        <w:rPr>
+          <w:sz w:val="30"/>
+          <w:u w:val="single"/>
+        </w:rPr>
+        <w:t>23030301</w:t>
+      </w:r>
+      <w:r>
+        <w:rPr>
+          <w:rFonts w:hint="eastAsia"/>
+          <w:sz w:val="30"/>
+          <w:u w:val="single"/>
+        </w:rPr>
+        <w:t xml:space="preserve">         </w:t>
+      </w:r>
+      <w:r>
+        <w:rPr>
+          <w:sz w:val="30"/>
+          <w:u w:val="single"/>
+        </w:rPr>
+        <w:t xml:space="preserve"> </w:t>
       </w:r>
     </w:p>
     <w:p>
       <w:pPr>
         <w:spacing w:line="480" w:lineRule="auto"/>
-        <w:ind w:firstLine="1807" w:firstLineChars="600"/>
-        <w:rPr>
-          <w:sz w:val="30"/>
-          <w:u w:val="single"/>
-        </w:rPr>
-      </w:pPr>
-      <w:r>
-        <w:rPr>
-          <w:rFonts w:hint="eastAsia"/>
-          <w:b/>
-          <w:sz w:val="30"/>
-        </w:rPr>
-        <w:t xml:space="preserve"/>
-      </w:r>
-      <w:r>
-        <w:rPr>
-          <w:rFonts w:ascii="Times New Roman" w:hAnsi="Times New Roman" w:eastAsia="宋体"/>
-          <w:sz w:val="30"/>
-          <w:u w:val="none"/>
-        </w:rPr>
-        <w:t xml:space="preserve">姓    名           </w:t>
-      </w:r>
-      <w:r>
-        <w:rPr>
-          <w:rFonts w:ascii="Times New Roman" w:hAnsi="Times New Roman" w:eastAsia="宋体"/>
-          <w:sz w:val="30"/>
-          <w:u w:val="single"/>
-        </w:rPr>
-        <w:t xml:space="preserve">   曹磊   </w:t>
+        <w:ind w:firstLineChars="600" w:firstLine="1807"/>
+        <w:rPr>
+          <w:sz w:val="30"/>
+          <w:u w:val="single"/>
+        </w:rPr>
+      </w:pPr>
+      <w:r>
+        <w:rPr>
+          <w:b/>
+          <w:bCs/>
+          <w:sz w:val="30"/>
+        </w:rPr>
+        <w:t>姓</w:t>
+      </w:r>
+      <w:r>
+        <w:rPr>
+          <w:b/>
+          <w:bCs/>
+          <w:sz w:val="30"/>
+        </w:rPr>
+        <w:t xml:space="preserve">    </w:t>
+      </w:r>
+      <w:r>
+        <w:rPr>
+          <w:b/>
+          <w:bCs/>
+          <w:sz w:val="30"/>
+        </w:rPr>
+        <w:t>名</w:t>
+      </w:r>
+      <w:r>
+        <w:rPr>
+          <w:b/>
+          <w:bCs/>
+          <w:sz w:val="30"/>
+        </w:rPr>
+        <w:t xml:space="preserve"> </w:t>
+      </w:r>
+      <w:r>
+        <w:rPr>
+          <w:rFonts w:hint="eastAsia"/>
+          <w:sz w:val="30"/>
+          <w:u w:val="single"/>
+        </w:rPr>
+        <w:t xml:space="preserve">             </w:t>
+      </w:r>
+      <w:r>
+        <w:rPr>
+          <w:sz w:val="30"/>
+          <w:u w:val="single"/>
+        </w:rPr>
+        <w:t>曹磊</w:t>
+      </w:r>
+      <w:r>
+        <w:rPr>
+          <w:rFonts w:hint="eastAsia"/>
+          <w:sz w:val="30"/>
+          <w:u w:val="single"/>
+        </w:rPr>
+        <w:t xml:space="preserve"> </w:t>
+      </w:r>
+      <w:r>
+        <w:rPr>
+          <w:sz w:val="30"/>
+          <w:u w:val="single"/>
+        </w:rPr>
+        <w:t xml:space="preserve"> </w:t>
+      </w:r>
+      <w:r>
+        <w:rPr>
+          <w:rFonts w:hint="eastAsia"/>
+          <w:sz w:val="30"/>
+          <w:u w:val="single"/>
+        </w:rPr>
+        <w:t xml:space="preserve">         </w:t>
+      </w:r>
+      <w:r>
+        <w:rPr>
+          <w:sz w:val="30"/>
+          <w:u w:val="single"/>
+        </w:rPr>
+        <w:t xml:space="preserve"> </w:t>
+      </w:r>
+    </w:p>
+    <w:p>
+      <w:pPr>
+        <w:spacing w:line="480" w:lineRule="auto"/>
+        <w:ind w:firstLineChars="600" w:firstLine="1807"/>
+        <w:rPr>
+          <w:sz w:val="30"/>
+          <w:u w:val="single"/>
+        </w:rPr>
+      </w:pPr>
+      <w:r>
+        <w:rPr>
+          <w:rFonts w:hint="eastAsia"/>
+          <w:b/>
+          <w:sz w:val="30"/>
+        </w:rPr>
+        <w:t>学校导师</w:t>
+      </w:r>
+      <w:r>
+        <w:rPr>
+          <w:rFonts w:hint="eastAsia"/>
+          <w:b/>
+          <w:sz w:val="30"/>
+        </w:rPr>
+        <w:t xml:space="preserve"> </w:t>
+      </w:r>
+      <w:r>
+        <w:rPr>
+          <w:rFonts w:hint="eastAsia"/>
+          <w:sz w:val="30"/>
+          <w:u w:val="single"/>
+        </w:rPr>
+        <w:t xml:space="preserve">          </w:t>
+      </w:r>
+      <w:r>
+        <w:rPr>
+          <w:rFonts w:hint="eastAsia"/>
+          <w:sz w:val="30"/>
+          <w:u w:val="single"/>
+        </w:rPr>
+        <w:t>蒋巍</w:t>
+      </w:r>
+      <w:r>
+        <w:rPr>
+          <w:rFonts w:hint="eastAsia"/>
+          <w:sz w:val="30"/>
+          <w:u w:val="single"/>
+        </w:rPr>
+        <w:t xml:space="preserve">  </w:t>
+      </w:r>
+      <w:r>
+        <w:rPr>
+          <w:rFonts w:hint="eastAsia"/>
+          <w:sz w:val="30"/>
+          <w:u w:val="single"/>
+        </w:rPr>
+        <w:t>奚吉</w:t>
+      </w:r>
+      <w:r>
+        <w:rPr>
+          <w:rFonts w:hint="eastAsia"/>
+          <w:sz w:val="30"/>
+          <w:u w:val="single"/>
+        </w:rPr>
+        <w:t xml:space="preserve">         </w:t>
       </w:r>
     </w:p>
     <w:p>
@@ -347,69 +561,6 @@
           <w:sz w:val="30"/>
         </w:rPr>
       </w:pPr>
-      <w:r>
-        <w:rPr>
-          <w:rFonts w:hint="eastAsia"/>
-          <w:b/>
-          <w:sz w:val="30"/>
-          <w:lang w:val="en-US" w:eastAsia="zh-CN"/>
-        </w:rPr>
-        <w:t xml:space="preserve">          </w:t>
-      </w:r>
-      <w:r>
-        <w:rPr>
-          <w:rFonts w:hint="eastAsia"/>
-          <w:b/>
-          <w:sz w:val="30"/>
-        </w:rPr>
-        <w:t xml:space="preserve">学校导师 </w:t>
-      </w:r>
-      <w:r>
-        <w:rPr>
-          <w:rFonts w:hint="eastAsia"/>
-          <w:sz w:val="30"/>
-          <w:u w:val="single"/>
-        </w:rPr>
-        <w:t xml:space="preserve">   蒋巍  奚吉</w:t>
-      </w:r>
-      <w:r>
-        <w:rPr>
-          <w:rFonts w:hint="eastAsia" w:eastAsia="宋体"/>
-          <w:sz w:val="30"/>
-          <w:highlight w:val="yellow"/>
-          <w:u w:val="single"/>
-          <w:lang w:eastAsia="zh-CN"/>
-        </w:rPr>
-        <w:t>（</w:t>
-      </w:r>
-      <w:r>
-        <w:rPr>
-          <w:rFonts w:hint="eastAsia" w:ascii="Times New Roman" w:eastAsia="宋体"/>
-          <w:sz w:val="30"/>
-          <w:highlight w:val="yellow"/>
-          <w:u w:val="single"/>
-          <w:lang w:val="en-US" w:eastAsia="zh-CN"/>
-        </w:rPr>
-        <w:t>二班  奚吉  蒋巍</w:t>
-      </w:r>
-      <w:r>
-        <w:rPr>
-          <w:rFonts w:hint="eastAsia" w:eastAsia="宋体"/>
-          <w:sz w:val="30"/>
-          <w:highlight w:val="yellow"/>
-          <w:u w:val="single"/>
-          <w:lang w:eastAsia="zh-CN"/>
-        </w:rPr>
-        <w:t>）</w:t>
-      </w:r>
-      <w:r>
-        <w:rPr>
-          <w:rFonts w:hint="eastAsia"/>
-          <w:sz w:val="30"/>
-          <w:u w:val="single"/>
-        </w:rPr>
-        <w:t xml:space="preserve"> </w:t>
-      </w:r>
     </w:p>
     <w:p>
       <w:pPr>
@@ -439,6 +590,25 @@
       <w:pPr>
         <w:jc w:val="center"/>
         <w:rPr>
+          <w:rFonts w:asciiTheme="majorEastAsia" w:eastAsiaTheme="majorEastAsia" w:hAnsiTheme="majorEastAsia"/>
+          <w:b/>
+          <w:sz w:val="30"/>
+        </w:rPr>
+      </w:pPr>
+      <w:r>
+        <w:rPr>
+          <w:rFonts w:asciiTheme="majorEastAsia" w:eastAsiaTheme="majorEastAsia" w:hAnsiTheme="majorEastAsia" w:hint="eastAsia"/>
+          <w:b/>
+          <w:sz w:val="30"/>
+        </w:rPr>
+        <w:t>任务下达日期： 2026年9月14日</w:t>
+      </w:r>
+    </w:p>
+    <w:p>
+      <w:pPr>
+        <w:rPr>
+          <w:rFonts w:asciiTheme="majorEastAsia" w:eastAsiaTheme="majorEastAsia" w:hAnsiTheme="majorEastAsia"/>
+          <w:b/>
           <w:sz w:val="30"/>
         </w:rPr>
       </w:pPr>
@@ -447,93 +617,15 @@
       <w:pPr>
         <w:jc w:val="center"/>
         <w:rPr>
-          <w:rFonts w:hint="eastAsia" w:asciiTheme="majorEastAsia" w:hAnsiTheme="majorEastAsia" w:eastAsiaTheme="majorEastAsia"/>
-          <w:b/>
-          <w:sz w:val="30"/>
-        </w:rPr>
-      </w:pPr>
-      <w:r>
-        <w:rPr>
-          <w:rFonts w:hint="eastAsia" w:asciiTheme="majorEastAsia" w:hAnsiTheme="majorEastAsia" w:eastAsiaTheme="majorEastAsia"/>
-          <w:b/>
-          <w:sz w:val="30"/>
-        </w:rPr>
-        <w:t>任务下达日期： 202</w:t>
-      </w:r>
-      <w:r>
-        <w:rPr>
-          <w:rFonts w:hint="eastAsia" w:asciiTheme="majorEastAsia" w:hAnsiTheme="majorEastAsia" w:eastAsiaTheme="majorEastAsia"/>
-          <w:b/>
-          <w:sz w:val="30"/>
-          <w:lang w:val="en-US" w:eastAsia="zh-CN"/>
-        </w:rPr>
-        <w:t>6</w:t>
-      </w:r>
-      <w:r>
-        <w:rPr>
-          <w:rFonts w:hint="eastAsia" w:asciiTheme="majorEastAsia" w:hAnsiTheme="majorEastAsia" w:eastAsiaTheme="majorEastAsia"/>
-          <w:b/>
-          <w:sz w:val="30"/>
-        </w:rPr>
-        <w:t>年</w:t>
-      </w:r>
-      <w:r>
-        <w:rPr>
-          <w:rFonts w:hint="eastAsia" w:asciiTheme="majorEastAsia" w:hAnsiTheme="majorEastAsia" w:eastAsiaTheme="majorEastAsia"/>
-          <w:b/>
-          <w:sz w:val="30"/>
-          <w:lang w:val="en-US" w:eastAsia="zh-CN"/>
-        </w:rPr>
-        <w:t>9</w:t>
-      </w:r>
-      <w:r>
-        <w:rPr>
-          <w:rFonts w:hint="eastAsia" w:asciiTheme="majorEastAsia" w:hAnsiTheme="majorEastAsia" w:eastAsiaTheme="majorEastAsia"/>
-          <w:b/>
-          <w:sz w:val="30"/>
-        </w:rPr>
-        <w:t>月</w:t>
-      </w:r>
-      <w:r>
-        <w:rPr>
-          <w:rFonts w:hint="eastAsia" w:asciiTheme="majorEastAsia" w:hAnsiTheme="majorEastAsia" w:eastAsiaTheme="majorEastAsia"/>
-          <w:b/>
-          <w:sz w:val="30"/>
-          <w:lang w:val="en-US" w:eastAsia="zh-CN"/>
-        </w:rPr>
-        <w:t>14</w:t>
-      </w:r>
-      <w:r>
-        <w:rPr>
-          <w:rFonts w:hint="eastAsia" w:asciiTheme="majorEastAsia" w:hAnsiTheme="majorEastAsia" w:eastAsiaTheme="majorEastAsia"/>
-          <w:b/>
-          <w:sz w:val="30"/>
-        </w:rPr>
-        <w:t>日</w:t>
-      </w:r>
-    </w:p>
-    <w:p>
-      <w:pPr>
-        <w:rPr>
-          <w:rFonts w:hint="eastAsia" w:asciiTheme="majorEastAsia" w:hAnsiTheme="majorEastAsia" w:eastAsiaTheme="majorEastAsia"/>
-          <w:b/>
-          <w:sz w:val="30"/>
-        </w:rPr>
-      </w:pPr>
-    </w:p>
-    <w:p>
-      <w:pPr>
-        <w:jc w:val="center"/>
-        <w:rPr>
-          <w:rFonts w:hint="eastAsia" w:asciiTheme="majorEastAsia" w:hAnsiTheme="majorEastAsia" w:eastAsiaTheme="majorEastAsia"/>
-          <w:b/>
-        </w:rPr>
-      </w:pPr>
-    </w:p>
-    <w:p>
-      <w:pPr>
-        <w:rPr>
-          <w:rFonts w:hint="eastAsia" w:asciiTheme="majorEastAsia" w:hAnsiTheme="majorEastAsia" w:eastAsiaTheme="majorEastAsia"/>
+          <w:rFonts w:asciiTheme="majorEastAsia" w:eastAsiaTheme="majorEastAsia" w:hAnsiTheme="majorEastAsia"/>
+          <w:b/>
+        </w:rPr>
+      </w:pPr>
+    </w:p>
+    <w:p>
+      <w:pPr>
+        <w:rPr>
+          <w:rFonts w:asciiTheme="majorEastAsia" w:eastAsiaTheme="majorEastAsia" w:hAnsiTheme="majorEastAsia"/>
           <w:b/>
           <w:sz w:val="28"/>
           <w:szCs w:val="28"/>
@@ -541,7 +633,7 @@
       </w:pPr>
       <w:r>
         <w:rPr>
-          <w:rFonts w:hint="eastAsia" w:asciiTheme="majorEastAsia" w:hAnsiTheme="majorEastAsia" w:eastAsiaTheme="majorEastAsia"/>
+          <w:rFonts w:asciiTheme="majorEastAsia" w:eastAsiaTheme="majorEastAsia" w:hAnsiTheme="majorEastAsia" w:hint="eastAsia"/>
           <w:b/>
           <w:sz w:val="28"/>
           <w:szCs w:val="28"/>
@@ -553,74 +645,34 @@
       <w:pPr>
         <w:jc w:val="center"/>
         <w:rPr>
-          <w:rFonts w:hint="default" w:asciiTheme="majorEastAsia" w:hAnsiTheme="majorEastAsia" w:eastAsiaTheme="majorEastAsia"/>
+          <w:rFonts w:asciiTheme="majorEastAsia" w:eastAsiaTheme="majorEastAsia" w:hAnsiTheme="majorEastAsia"/>
           <w:b/>
           <w:sz w:val="28"/>
           <w:szCs w:val="28"/>
-          <w:lang w:val="en-US" w:eastAsia="zh-CN"/>
-        </w:rPr>
-      </w:pPr>
-      <w:r>
-        <w:rPr>
-          <w:rFonts w:hint="eastAsia" w:asciiTheme="majorEastAsia" w:hAnsiTheme="majorEastAsia" w:eastAsiaTheme="majorEastAsia"/>
+        </w:rPr>
+      </w:pPr>
+      <w:r>
+        <w:rPr>
+          <w:rFonts w:asciiTheme="majorEastAsia" w:eastAsiaTheme="majorEastAsia" w:hAnsiTheme="majorEastAsia" w:hint="eastAsia"/>
           <w:b/>
           <w:sz w:val="28"/>
           <w:szCs w:val="28"/>
         </w:rPr>
-        <w:t>（项目设计）任务书</w:t>
-      </w:r>
-      <w:r>
-        <w:rPr>
-          <w:rFonts w:hint="eastAsia" w:asciiTheme="majorEastAsia" w:hAnsiTheme="majorEastAsia" w:eastAsiaTheme="majorEastAsia"/>
-          <w:b/>
-          <w:sz w:val="28"/>
-          <w:szCs w:val="28"/>
-          <w:lang w:val="en-US" w:eastAsia="zh-CN"/>
-        </w:rPr>
-        <w:t>-1</w:t>
+        <w:lastRenderedPageBreak/>
+        <w:t>（项目设计）任务书-1</w:t>
       </w:r>
     </w:p>
     <w:tbl>
       <w:tblPr>
-        <w:tblStyle w:val="8"/>
+        <w:tblStyle w:val="a9"/>
         <w:tblW w:w="0" w:type="auto"/>
-        <w:tblInd w:w="0" w:type="dxa"/>
-        <w:tblBorders>
-          <w:top w:val="single" w:color="auto" w:sz="4" w:space="0"/>
-          <w:left w:val="single" w:color="auto" w:sz="4" w:space="0"/>
-          <w:bottom w:val="single" w:color="auto" w:sz="4" w:space="0"/>
-          <w:right w:val="single" w:color="auto" w:sz="4" w:space="0"/>
-          <w:insideH w:val="single" w:color="auto" w:sz="4" w:space="0"/>
-          <w:insideV w:val="single" w:color="auto" w:sz="4" w:space="0"/>
-        </w:tblBorders>
         <w:tblLayout w:type="fixed"/>
-        <w:tblCellMar>
-          <w:top w:w="0" w:type="dxa"/>
-          <w:left w:w="108" w:type="dxa"/>
-          <w:bottom w:w="0" w:type="dxa"/>
-          <w:right w:w="108" w:type="dxa"/>
-        </w:tblCellMar>
+        <w:tblLook w:val="04A0" w:firstRow="1" w:lastRow="0" w:firstColumn="1" w:lastColumn="0" w:noHBand="0" w:noVBand="1"/>
       </w:tblPr>
       <w:tblGrid>
         <w:gridCol w:w="8522"/>
       </w:tblGrid>
       <w:tr>
-        <w:tblPrEx>
-          <w:tblBorders>
-            <w:top w:val="single" w:color="auto" w:sz="4" w:space="0"/>
-            <w:left w:val="single" w:color="auto" w:sz="4" w:space="0"/>
-            <w:bottom w:val="single" w:color="auto" w:sz="4" w:space="0"/>
-            <w:right w:val="single" w:color="auto" w:sz="4" w:space="0"/>
-            <w:insideH w:val="single" w:color="auto" w:sz="4" w:space="0"/>
-            <w:insideV w:val="single" w:color="auto" w:sz="4" w:space="0"/>
-          </w:tblBorders>
-          <w:tblCellMar>
-            <w:top w:w="0" w:type="dxa"/>
-            <w:left w:w="108" w:type="dxa"/>
-            <w:bottom w:w="0" w:type="dxa"/>
-            <w:right w:w="108" w:type="dxa"/>
-          </w:tblCellMar>
-        </w:tblPrEx>
         <w:tc>
           <w:tcPr>
             <w:tcW w:w="8522" w:type="dxa"/>
@@ -629,7 +681,7 @@
             <w:pPr>
               <w:jc w:val="left"/>
               <w:rPr>
-                <w:rFonts w:hint="eastAsia" w:asciiTheme="majorEastAsia" w:hAnsiTheme="majorEastAsia" w:eastAsiaTheme="majorEastAsia"/>
+                <w:rFonts w:asciiTheme="majorEastAsia" w:eastAsiaTheme="majorEastAsia" w:hAnsiTheme="majorEastAsia"/>
                 <w:b/>
                 <w:sz w:val="28"/>
                 <w:szCs w:val="28"/>
@@ -637,7 +689,7 @@
             </w:pPr>
             <w:r>
               <w:rPr>
-                <w:rFonts w:hint="eastAsia" w:asciiTheme="majorEastAsia" w:hAnsiTheme="majorEastAsia" w:eastAsiaTheme="majorEastAsia"/>
+                <w:rFonts w:asciiTheme="majorEastAsia" w:eastAsiaTheme="majorEastAsia" w:hAnsiTheme="majorEastAsia" w:hint="eastAsia"/>
                 <w:b/>
                 <w:sz w:val="28"/>
                 <w:szCs w:val="28"/>
@@ -648,24 +700,8 @@
         </w:tc>
       </w:tr>
       <w:tr>
-        <w:tblPrEx>
-          <w:tblBorders>
-            <w:top w:val="single" w:color="auto" w:sz="4" w:space="0"/>
-            <w:left w:val="single" w:color="auto" w:sz="4" w:space="0"/>
-            <w:bottom w:val="single" w:color="auto" w:sz="4" w:space="0"/>
-            <w:right w:val="single" w:color="auto" w:sz="4" w:space="0"/>
-            <w:insideH w:val="single" w:color="auto" w:sz="4" w:space="0"/>
-            <w:insideV w:val="single" w:color="auto" w:sz="4" w:space="0"/>
-          </w:tblBorders>
-          <w:tblCellMar>
-            <w:top w:w="0" w:type="dxa"/>
-            <w:left w:w="108" w:type="dxa"/>
-            <w:bottom w:w="0" w:type="dxa"/>
-            <w:right w:w="108" w:type="dxa"/>
-          </w:tblCellMar>
-        </w:tblPrEx>
         <w:trPr>
-          <w:trHeight w:val="3883" w:hRule="atLeast"/>
+          <w:trHeight w:val="3883"/>
         </w:trPr>
         <w:tc>
           <w:tcPr>
@@ -673,41 +709,115 @@
           </w:tcPr>
           <w:p>
             <w:pPr>
-              <w:ind w:firstLine="360" w:firstLineChars="200"/>
-              <w:rPr>
-                <w:rFonts w:hint="eastAsia" w:ascii="宋体" w:hAnsi="宋体"/>
+              <w:ind w:firstLineChars="200" w:firstLine="360"/>
+              <w:rPr>
+                <w:rFonts w:ascii="宋体" w:hAnsi="宋体"/>
                 <w:sz w:val="18"/>
                 <w:szCs w:val="18"/>
               </w:rPr>
             </w:pPr>
             <w:r>
               <w:rPr>
-                <w:rFonts w:hint="eastAsia" w:ascii="宋体" w:hAnsi="宋体"/>
+                <w:rFonts w:ascii="宋体" w:hAnsi="宋体" w:hint="eastAsia"/>
                 <w:sz w:val="18"/>
                 <w:szCs w:val="18"/>
               </w:rPr>
-              <w:t xml:space="preserve">本项目为水果生鲜运营平台，采用Spring Boot与Spring Cloud微服务架构，实现前后端分离。后台管理端基于RuoYi Vue3与Element Plus构建，提供水果分类管理、水果品种管理、订单管理及运营数据大屏展示；微信小程序端作为用户端，支持用户浏览水果、加入购物车、收货地址管理、下单与模拟支付。系统主要包含统一网关服务（lgg-gateway）、业务服务（lgg-business）、支付服务（lgg-pay）与通知服务（lgg-notice）。系统利用OpenFeign完成跨服务订单状态同步，使用RabbitMQ异步解耦支付成功事件，使用WebSocket实时推送新订单提醒，并使用PM2进行长进程守护和部署托管。</w:t>
+              <w:t>本项目为水果生鲜运营平台，采用Spring Boot与Spring Cloud微服务架构，实现前后端分离。后台管理端基于RuoYi Vue3与Element Plus构建，提供水果分类管理、水果品种管理、订单管理及运营数据大屏展示；微信小程序端作为用户端，支持用户浏览水果、加入购物车、收货地址管理、下单与模拟支付。系统主要包含统一网关服务（</w:t>
+            </w:r>
+            <w:proofErr w:type="spellStart"/>
+            <w:r>
+              <w:rPr>
+                <w:rFonts w:ascii="宋体" w:hAnsi="宋体" w:hint="eastAsia"/>
+                <w:sz w:val="18"/>
+                <w:szCs w:val="18"/>
+              </w:rPr>
+              <w:t>lgg</w:t>
+            </w:r>
+            <w:proofErr w:type="spellEnd"/>
+            <w:r>
+              <w:rPr>
+                <w:rFonts w:ascii="宋体" w:hAnsi="宋体" w:hint="eastAsia"/>
+                <w:sz w:val="18"/>
+                <w:szCs w:val="18"/>
+              </w:rPr>
+              <w:t>-gateway）、业务服务（</w:t>
+            </w:r>
+            <w:proofErr w:type="spellStart"/>
+            <w:r>
+              <w:rPr>
+                <w:rFonts w:ascii="宋体" w:hAnsi="宋体" w:hint="eastAsia"/>
+                <w:sz w:val="18"/>
+                <w:szCs w:val="18"/>
+              </w:rPr>
+              <w:t>lgg</w:t>
+            </w:r>
+            <w:proofErr w:type="spellEnd"/>
+            <w:r>
+              <w:rPr>
+                <w:rFonts w:ascii="宋体" w:hAnsi="宋体" w:hint="eastAsia"/>
+                <w:sz w:val="18"/>
+                <w:szCs w:val="18"/>
+              </w:rPr>
+              <w:t>-business）、支付服务（</w:t>
+            </w:r>
+            <w:proofErr w:type="spellStart"/>
+            <w:r>
+              <w:rPr>
+                <w:rFonts w:ascii="宋体" w:hAnsi="宋体" w:hint="eastAsia"/>
+                <w:sz w:val="18"/>
+                <w:szCs w:val="18"/>
+              </w:rPr>
+              <w:t>lgg</w:t>
+            </w:r>
+            <w:proofErr w:type="spellEnd"/>
+            <w:r>
+              <w:rPr>
+                <w:rFonts w:ascii="宋体" w:hAnsi="宋体" w:hint="eastAsia"/>
+                <w:sz w:val="18"/>
+                <w:szCs w:val="18"/>
+              </w:rPr>
+              <w:t>-pay）与通知服务（</w:t>
+            </w:r>
+            <w:proofErr w:type="spellStart"/>
+            <w:r>
+              <w:rPr>
+                <w:rFonts w:ascii="宋体" w:hAnsi="宋体" w:hint="eastAsia"/>
+                <w:sz w:val="18"/>
+                <w:szCs w:val="18"/>
+              </w:rPr>
+              <w:t>lgg</w:t>
+            </w:r>
+            <w:proofErr w:type="spellEnd"/>
+            <w:r>
+              <w:rPr>
+                <w:rFonts w:ascii="宋体" w:hAnsi="宋体" w:hint="eastAsia"/>
+                <w:sz w:val="18"/>
+                <w:szCs w:val="18"/>
+              </w:rPr>
+              <w:t>-notice）。系统利用</w:t>
+            </w:r>
+            <w:proofErr w:type="spellStart"/>
+            <w:r>
+              <w:rPr>
+                <w:rFonts w:ascii="宋体" w:hAnsi="宋体" w:hint="eastAsia"/>
+                <w:sz w:val="18"/>
+                <w:szCs w:val="18"/>
+              </w:rPr>
+              <w:t>OpenFeign</w:t>
+            </w:r>
+            <w:proofErr w:type="spellEnd"/>
+            <w:r>
+              <w:rPr>
+                <w:rFonts w:ascii="宋体" w:hAnsi="宋体" w:hint="eastAsia"/>
+                <w:sz w:val="18"/>
+                <w:szCs w:val="18"/>
+              </w:rPr>
+              <w:t>完成跨服务订单状态同步，使用RabbitMQ异步解耦支付成功事件，使用WebSocket实时推送新订单提醒，并使用PM2进行长进程守护和部署托管。</w:t>
             </w:r>
           </w:p>
         </w:tc>
       </w:tr>
       <w:tr>
-        <w:tblPrEx>
-          <w:tblBorders>
-            <w:top w:val="single" w:color="auto" w:sz="4" w:space="0"/>
-            <w:left w:val="single" w:color="auto" w:sz="4" w:space="0"/>
-            <w:bottom w:val="single" w:color="auto" w:sz="4" w:space="0"/>
-            <w:right w:val="single" w:color="auto" w:sz="4" w:space="0"/>
-            <w:insideH w:val="single" w:color="auto" w:sz="4" w:space="0"/>
-            <w:insideV w:val="single" w:color="auto" w:sz="4" w:space="0"/>
-          </w:tblBorders>
-          <w:tblCellMar>
-            <w:top w:w="0" w:type="dxa"/>
-            <w:left w:w="108" w:type="dxa"/>
-            <w:bottom w:w="0" w:type="dxa"/>
-            <w:right w:w="108" w:type="dxa"/>
-          </w:tblCellMar>
-        </w:tblPrEx>
         <w:tc>
           <w:tcPr>
             <w:tcW w:w="8522" w:type="dxa"/>
@@ -716,7 +826,7 @@
             <w:pPr>
               <w:jc w:val="left"/>
               <w:rPr>
-                <w:rFonts w:hint="eastAsia" w:asciiTheme="majorEastAsia" w:hAnsiTheme="majorEastAsia" w:eastAsiaTheme="majorEastAsia"/>
+                <w:rFonts w:asciiTheme="majorEastAsia" w:eastAsiaTheme="majorEastAsia" w:hAnsiTheme="majorEastAsia"/>
                 <w:b/>
                 <w:sz w:val="28"/>
                 <w:szCs w:val="28"/>
@@ -724,7 +834,7 @@
             </w:pPr>
             <w:r>
               <w:rPr>
-                <w:rFonts w:hint="eastAsia" w:asciiTheme="majorEastAsia" w:hAnsiTheme="majorEastAsia" w:eastAsiaTheme="majorEastAsia"/>
+                <w:rFonts w:asciiTheme="majorEastAsia" w:eastAsiaTheme="majorEastAsia" w:hAnsiTheme="majorEastAsia" w:hint="eastAsia"/>
                 <w:b/>
                 <w:sz w:val="28"/>
                 <w:szCs w:val="28"/>
@@ -735,24 +845,8 @@
         </w:tc>
       </w:tr>
       <w:tr>
-        <w:tblPrEx>
-          <w:tblBorders>
-            <w:top w:val="single" w:color="auto" w:sz="4" w:space="0"/>
-            <w:left w:val="single" w:color="auto" w:sz="4" w:space="0"/>
-            <w:bottom w:val="single" w:color="auto" w:sz="4" w:space="0"/>
-            <w:right w:val="single" w:color="auto" w:sz="4" w:space="0"/>
-            <w:insideH w:val="single" w:color="auto" w:sz="4" w:space="0"/>
-            <w:insideV w:val="single" w:color="auto" w:sz="4" w:space="0"/>
-          </w:tblBorders>
-          <w:tblCellMar>
-            <w:top w:w="0" w:type="dxa"/>
-            <w:left w:w="108" w:type="dxa"/>
-            <w:bottom w:w="0" w:type="dxa"/>
-            <w:right w:w="108" w:type="dxa"/>
-          </w:tblCellMar>
-        </w:tblPrEx>
         <w:trPr>
-          <w:trHeight w:val="423" w:hRule="atLeast"/>
+          <w:trHeight w:val="423"/>
         </w:trPr>
         <w:tc>
           <w:tcPr>
@@ -761,7 +855,7 @@
           <w:p>
             <w:pPr>
               <w:rPr>
-                <w:rFonts w:hint="eastAsia" w:asciiTheme="majorEastAsia" w:hAnsiTheme="majorEastAsia" w:eastAsiaTheme="majorEastAsia"/>
+                <w:rFonts w:asciiTheme="majorEastAsia" w:eastAsiaTheme="majorEastAsia" w:hAnsiTheme="majorEastAsia"/>
                 <w:b/>
                 <w:sz w:val="28"/>
                 <w:szCs w:val="28"/>
@@ -769,18 +863,18 @@
             </w:pPr>
             <w:r>
               <w:rPr>
-                <w:rFonts w:hint="eastAsia" w:asciiTheme="majorEastAsia" w:hAnsiTheme="majorEastAsia" w:eastAsiaTheme="majorEastAsia"/>
+                <w:rFonts w:asciiTheme="majorEastAsia" w:eastAsiaTheme="majorEastAsia" w:hAnsiTheme="majorEastAsia" w:hint="eastAsia"/>
                 <w:b/>
                 <w:sz w:val="28"/>
                 <w:szCs w:val="28"/>
               </w:rPr>
-              <w:t xml:space="preserve">1. 掌握基于Spring Boot的业务系统开发，具备完整的单体及微服务架构拆分与治理能力。</w:t>
+              <w:t>1. 掌握基于Spring Boot的业务系统开发，具备完整的单体及微服务架构拆分与治理能力。</w:t>
             </w:r>
           </w:p>
           <w:p>
             <w:pPr>
               <w:rPr>
-                <w:rFonts w:hint="eastAsia" w:asciiTheme="majorEastAsia" w:hAnsiTheme="majorEastAsia" w:eastAsiaTheme="majorEastAsia"/>
+                <w:rFonts w:asciiTheme="majorEastAsia" w:eastAsiaTheme="majorEastAsia" w:hAnsiTheme="majorEastAsia"/>
                 <w:b/>
                 <w:sz w:val="28"/>
                 <w:szCs w:val="28"/>
@@ -790,7 +884,7 @@
           <w:p>
             <w:pPr>
               <w:rPr>
-                <w:rFonts w:hint="eastAsia" w:asciiTheme="majorEastAsia" w:hAnsiTheme="majorEastAsia" w:eastAsiaTheme="majorEastAsia"/>
+                <w:rFonts w:asciiTheme="majorEastAsia" w:eastAsiaTheme="majorEastAsia" w:hAnsiTheme="majorEastAsia"/>
                 <w:b/>
                 <w:sz w:val="28"/>
                 <w:szCs w:val="28"/>
@@ -800,7 +894,7 @@
           <w:p>
             <w:pPr>
               <w:rPr>
-                <w:rFonts w:hint="eastAsia" w:asciiTheme="majorEastAsia" w:hAnsiTheme="majorEastAsia" w:eastAsiaTheme="majorEastAsia"/>
+                <w:rFonts w:asciiTheme="majorEastAsia" w:eastAsiaTheme="majorEastAsia" w:hAnsiTheme="majorEastAsia"/>
                 <w:b/>
                 <w:sz w:val="28"/>
                 <w:szCs w:val="28"/>
@@ -810,7 +904,7 @@
           <w:p>
             <w:pPr>
               <w:rPr>
-                <w:rFonts w:hint="eastAsia" w:asciiTheme="majorEastAsia" w:hAnsiTheme="majorEastAsia" w:eastAsiaTheme="majorEastAsia"/>
+                <w:rFonts w:asciiTheme="majorEastAsia" w:eastAsiaTheme="majorEastAsia" w:hAnsiTheme="majorEastAsia"/>
                 <w:b/>
                 <w:sz w:val="28"/>
                 <w:szCs w:val="28"/>
@@ -820,22 +914,6 @@
         </w:tc>
       </w:tr>
       <w:tr>
-        <w:tblPrEx>
-          <w:tblBorders>
-            <w:top w:val="single" w:color="auto" w:sz="4" w:space="0"/>
-            <w:left w:val="single" w:color="auto" w:sz="4" w:space="0"/>
-            <w:bottom w:val="single" w:color="auto" w:sz="4" w:space="0"/>
-            <w:right w:val="single" w:color="auto" w:sz="4" w:space="0"/>
-            <w:insideH w:val="single" w:color="auto" w:sz="4" w:space="0"/>
-            <w:insideV w:val="single" w:color="auto" w:sz="4" w:space="0"/>
-          </w:tblBorders>
-          <w:tblCellMar>
-            <w:top w:w="0" w:type="dxa"/>
-            <w:left w:w="108" w:type="dxa"/>
-            <w:bottom w:w="0" w:type="dxa"/>
-            <w:right w:w="108" w:type="dxa"/>
-          </w:tblCellMar>
-        </w:tblPrEx>
         <w:tc>
           <w:tcPr>
             <w:tcW w:w="8522" w:type="dxa"/>
@@ -844,7 +922,7 @@
             <w:pPr>
               <w:jc w:val="left"/>
               <w:rPr>
-                <w:rFonts w:hint="eastAsia" w:asciiTheme="majorEastAsia" w:hAnsiTheme="majorEastAsia" w:eastAsiaTheme="majorEastAsia"/>
+                <w:rFonts w:asciiTheme="majorEastAsia" w:eastAsiaTheme="majorEastAsia" w:hAnsiTheme="majorEastAsia"/>
                 <w:b/>
                 <w:sz w:val="28"/>
                 <w:szCs w:val="28"/>
@@ -852,7 +930,7 @@
             </w:pPr>
             <w:r>
               <w:rPr>
-                <w:rFonts w:hint="eastAsia" w:asciiTheme="majorEastAsia" w:hAnsiTheme="majorEastAsia" w:eastAsiaTheme="majorEastAsia"/>
+                <w:rFonts w:asciiTheme="majorEastAsia" w:eastAsiaTheme="majorEastAsia" w:hAnsiTheme="majorEastAsia" w:hint="eastAsia"/>
                 <w:b/>
                 <w:sz w:val="28"/>
                 <w:szCs w:val="28"/>
@@ -863,24 +941,8 @@
         </w:tc>
       </w:tr>
       <w:tr>
-        <w:tblPrEx>
-          <w:tblBorders>
-            <w:top w:val="single" w:color="auto" w:sz="4" w:space="0"/>
-            <w:left w:val="single" w:color="auto" w:sz="4" w:space="0"/>
-            <w:bottom w:val="single" w:color="auto" w:sz="4" w:space="0"/>
-            <w:right w:val="single" w:color="auto" w:sz="4" w:space="0"/>
-            <w:insideH w:val="single" w:color="auto" w:sz="4" w:space="0"/>
-            <w:insideV w:val="single" w:color="auto" w:sz="4" w:space="0"/>
-          </w:tblBorders>
-          <w:tblCellMar>
-            <w:top w:w="0" w:type="dxa"/>
-            <w:left w:w="108" w:type="dxa"/>
-            <w:bottom w:w="0" w:type="dxa"/>
-            <w:right w:w="108" w:type="dxa"/>
-          </w:tblCellMar>
-        </w:tblPrEx>
         <w:trPr>
-          <w:trHeight w:val="4069" w:hRule="atLeast"/>
+          <w:trHeight w:val="4069"/>
         </w:trPr>
         <w:tc>
           <w:tcPr>
@@ -889,22 +951,22 @@
           <w:p>
             <w:pPr>
               <w:rPr>
-                <w:rFonts w:hint="eastAsia" w:ascii="宋体" w:hAnsi="宋体"/>
+                <w:rFonts w:ascii="宋体" w:hAnsi="宋体"/>
                 <w:lang w:val="zh-CN"/>
               </w:rPr>
             </w:pPr>
             <w:r>
               <w:rPr>
-                <w:rFonts w:hint="eastAsia" w:ascii="宋体" w:hAnsi="宋体"/>
+                <w:rFonts w:ascii="宋体" w:hAnsi="宋体" w:hint="eastAsia"/>
                 <w:lang w:val="zh-CN"/>
               </w:rPr>
-              <w:t xml:space="preserve">第一周：完成系统需求分析，进行微服务架构划分与服务拆分规划，完成数据库表结构设计并绘制系统ER图。</w:t>
+              <w:t>第一周：完成系统需求分析，进行微服务架构划分与服务拆分规划，完成数据库表结构设计并绘制系统ER图。</w:t>
             </w:r>
           </w:p>
           <w:p>
             <w:pPr>
               <w:rPr>
-                <w:rFonts w:hint="eastAsia" w:ascii="宋体" w:hAnsi="宋体"/>
+                <w:rFonts w:ascii="宋体" w:hAnsi="宋体"/>
                 <w:lang w:val="zh-CN"/>
               </w:rPr>
             </w:pPr>
@@ -912,7 +974,7 @@
           <w:p>
             <w:pPr>
               <w:rPr>
-                <w:rFonts w:hint="eastAsia" w:ascii="宋体" w:hAnsi="宋体"/>
+                <w:rFonts w:ascii="宋体" w:hAnsi="宋体"/>
                 <w:lang w:val="zh-CN"/>
               </w:rPr>
             </w:pPr>
@@ -920,7 +982,7 @@
           <w:p>
             <w:pPr>
               <w:rPr>
-                <w:rFonts w:hint="eastAsia" w:ascii="宋体" w:hAnsi="宋体"/>
+                <w:rFonts w:ascii="宋体" w:hAnsi="宋体"/>
                 <w:lang w:val="zh-CN"/>
               </w:rPr>
             </w:pPr>
@@ -928,22 +990,6 @@
         </w:tc>
       </w:tr>
       <w:tr>
-        <w:tblPrEx>
-          <w:tblBorders>
-            <w:top w:val="single" w:color="auto" w:sz="4" w:space="0"/>
-            <w:left w:val="single" w:color="auto" w:sz="4" w:space="0"/>
-            <w:bottom w:val="single" w:color="auto" w:sz="4" w:space="0"/>
-            <w:right w:val="single" w:color="auto" w:sz="4" w:space="0"/>
-            <w:insideH w:val="single" w:color="auto" w:sz="4" w:space="0"/>
-            <w:insideV w:val="single" w:color="auto" w:sz="4" w:space="0"/>
-          </w:tblBorders>
-          <w:tblCellMar>
-            <w:top w:w="0" w:type="dxa"/>
-            <w:left w:w="108" w:type="dxa"/>
-            <w:bottom w:w="0" w:type="dxa"/>
-            <w:right w:w="108" w:type="dxa"/>
-          </w:tblCellMar>
-        </w:tblPrEx>
         <w:tc>
           <w:tcPr>
             <w:tcW w:w="8522" w:type="dxa"/>
@@ -951,7 +997,7 @@
           <w:p>
             <w:pPr>
               <w:rPr>
-                <w:rFonts w:hint="eastAsia" w:asciiTheme="majorEastAsia" w:hAnsiTheme="majorEastAsia" w:eastAsiaTheme="majorEastAsia"/>
+                <w:rFonts w:asciiTheme="majorEastAsia" w:eastAsiaTheme="majorEastAsia" w:hAnsiTheme="majorEastAsia"/>
                 <w:b/>
                 <w:sz w:val="28"/>
                 <w:szCs w:val="28"/>
@@ -959,35 +1005,20 @@
             </w:pPr>
             <w:r>
               <w:rPr>
-                <w:rFonts w:hint="eastAsia" w:asciiTheme="majorEastAsia" w:hAnsiTheme="majorEastAsia" w:eastAsiaTheme="majorEastAsia"/>
+                <w:rFonts w:asciiTheme="majorEastAsia" w:eastAsiaTheme="majorEastAsia" w:hAnsiTheme="majorEastAsia" w:hint="eastAsia"/>
                 <w:b/>
                 <w:sz w:val="28"/>
                 <w:szCs w:val="28"/>
               </w:rPr>
+              <w:lastRenderedPageBreak/>
               <w:t>四、导师审核意见</w:t>
             </w:r>
           </w:p>
         </w:tc>
       </w:tr>
       <w:tr>
-        <w:tblPrEx>
-          <w:tblBorders>
-            <w:top w:val="single" w:color="auto" w:sz="4" w:space="0"/>
-            <w:left w:val="single" w:color="auto" w:sz="4" w:space="0"/>
-            <w:bottom w:val="single" w:color="auto" w:sz="4" w:space="0"/>
-            <w:right w:val="single" w:color="auto" w:sz="4" w:space="0"/>
-            <w:insideH w:val="single" w:color="auto" w:sz="4" w:space="0"/>
-            <w:insideV w:val="single" w:color="auto" w:sz="4" w:space="0"/>
-          </w:tblBorders>
-          <w:tblCellMar>
-            <w:top w:w="0" w:type="dxa"/>
-            <w:left w:w="108" w:type="dxa"/>
-            <w:bottom w:w="0" w:type="dxa"/>
-            <w:right w:w="108" w:type="dxa"/>
-          </w:tblCellMar>
-        </w:tblPrEx>
         <w:trPr>
-          <w:trHeight w:val="4902" w:hRule="atLeast"/>
+          <w:trHeight w:val="4902"/>
         </w:trPr>
         <w:tc>
           <w:tcPr>
@@ -995,88 +1026,74 @@
           </w:tcPr>
           <w:p>
             <w:pPr>
-              <w:pStyle w:val="6"/>
-              <w:keepNext w:val="0"/>
-              <w:keepLines w:val="0"/>
-              <w:widowControl/>
-              <w:suppressLineNumbers w:val="0"/>
-              <w:shd w:val="clear" w:fill="FFFFFF"/>
+              <w:pStyle w:val="a8"/>
+              <w:shd w:val="clear" w:color="auto" w:fill="FFFFFF"/>
               <w:spacing w:before="240" w:beforeAutospacing="0" w:after="240" w:afterAutospacing="0"/>
-              <w:ind w:left="0" w:right="0" w:firstLine="0"/>
-              <w:rPr>
-                <w:rFonts w:ascii="Inter" w:hAnsi="Inter" w:eastAsia="Inter" w:cs="Inter"/>
-                <w:i w:val="0"/>
-                <w:iCs w:val="0"/>
-                <w:caps w:val="0"/>
+              <w:rPr>
+                <w:rFonts w:ascii="Inter" w:eastAsia="Inter" w:hAnsi="Inter" w:cs="Inter"/>
                 <w:color w:val="0F1115"/>
-                <w:spacing w:val="0"/>
-                <w:sz w:val="24"/>
-                <w:szCs w:val="24"/>
               </w:rPr>
             </w:pPr>
             <w:r>
               <w:rPr>
-                <w:rFonts w:hint="default" w:ascii="Inter" w:hAnsi="Inter" w:eastAsia="Inter" w:cs="Inter"/>
-                <w:i w:val="0"/>
-                <w:iCs w:val="0"/>
-                <w:caps w:val="0"/>
+                <w:rFonts w:ascii="Inter" w:eastAsia="Inter" w:hAnsi="Inter" w:cs="Inter"/>
                 <w:color w:val="0F1115"/>
-                <w:spacing w:val="0"/>
-                <w:sz w:val="24"/>
-                <w:szCs w:val="24"/>
-                <w:shd w:val="clear" w:fill="FFFFFF"/>
-              </w:rPr>
-              <w:t>该生在本项目中展现了较</w:t>
-            </w:r>
-            <w:bookmarkStart w:name="_GoBack" w:id="0"/>
-            <w:bookmarkEnd w:id="0"/>
-            <w:r>
-              <w:rPr>
-                <w:rFonts w:hint="default" w:ascii="Inter" w:hAnsi="Inter" w:eastAsia="Inter" w:cs="Inter"/>
-                <w:i w:val="0"/>
-                <w:iCs w:val="0"/>
-                <w:caps w:val="0"/>
+                <w:shd w:val="clear" w:color="auto" w:fill="FFFFFF"/>
+              </w:rPr>
+              <w:t>该生在本项目中展现了较好的工程实践能力，系统架构设计合理，能够熟练运用Spring Cloud体系（如Gateway、</w:t>
+            </w:r>
+            <w:proofErr w:type="spellStart"/>
+            <w:r>
+              <w:rPr>
+                <w:rFonts w:ascii="Inter" w:eastAsia="Inter" w:hAnsi="Inter" w:cs="Inter"/>
                 <w:color w:val="0F1115"/>
-                <w:spacing w:val="0"/>
-                <w:sz w:val="24"/>
-                <w:szCs w:val="24"/>
-                <w:shd w:val="clear" w:fill="FFFFFF"/>
-              </w:rPr>
-              <w:t>好的工程实践能力，系统架构设计合理，能够熟练运用Spring Cloud体系（如Gateway、OpenFeign、Nacos等）搭建微服务模块，并合理引入Redis进行缓存优化与分布式会话管理，体现了对中间件技术的深入理解。项目功能完整，代码结构清晰，测试覆盖较为全面，文档撰写规范，逻辑条理分明。</w:t>
+                <w:shd w:val="clear" w:color="auto" w:fill="FFFFFF"/>
+              </w:rPr>
+              <w:t>OpenFeign</w:t>
+            </w:r>
+            <w:proofErr w:type="spellEnd"/>
+            <w:r>
+              <w:rPr>
+                <w:rFonts w:ascii="Inter" w:eastAsia="Inter" w:hAnsi="Inter" w:cs="Inter"/>
+                <w:color w:val="0F1115"/>
+                <w:shd w:val="clear" w:color="auto" w:fill="FFFFFF"/>
+              </w:rPr>
+              <w:t>、</w:t>
+            </w:r>
+            <w:proofErr w:type="spellStart"/>
+            <w:r>
+              <w:rPr>
+                <w:rFonts w:ascii="Inter" w:eastAsia="Inter" w:hAnsi="Inter" w:cs="Inter"/>
+                <w:color w:val="0F1115"/>
+                <w:shd w:val="clear" w:color="auto" w:fill="FFFFFF"/>
+              </w:rPr>
+              <w:t>Nacos</w:t>
+            </w:r>
+            <w:proofErr w:type="spellEnd"/>
+            <w:r>
+              <w:rPr>
+                <w:rFonts w:ascii="Inter" w:eastAsia="Inter" w:hAnsi="Inter" w:cs="Inter"/>
+                <w:color w:val="0F1115"/>
+                <w:shd w:val="clear" w:color="auto" w:fill="FFFFFF"/>
+              </w:rPr>
+              <w:t>等）搭建微服务模块，并合理引入Redis进行缓存优化与分布式会话管理，体现了对中间件技术的深入理解。项目功能完整，代码结构清晰，测试覆盖较为全面，文档撰写规范，逻辑条理分明。</w:t>
             </w:r>
           </w:p>
           <w:p>
             <w:pPr>
-              <w:pStyle w:val="6"/>
-              <w:keepNext w:val="0"/>
-              <w:keepLines w:val="0"/>
-              <w:widowControl/>
-              <w:suppressLineNumbers w:val="0"/>
-              <w:shd w:val="clear" w:fill="FFFFFF"/>
+              <w:pStyle w:val="a8"/>
+              <w:shd w:val="clear" w:color="auto" w:fill="FFFFFF"/>
               <w:spacing w:before="240" w:beforeAutospacing="0" w:after="240" w:afterAutospacing="0"/>
-              <w:ind w:left="0" w:right="0" w:firstLine="0"/>
-              <w:rPr>
-                <w:rFonts w:hint="default" w:ascii="Inter" w:hAnsi="Inter" w:eastAsia="Inter" w:cs="Inter"/>
-                <w:i w:val="0"/>
-                <w:iCs w:val="0"/>
-                <w:caps w:val="0"/>
+              <w:rPr>
+                <w:rFonts w:ascii="Inter" w:eastAsia="Inter" w:hAnsi="Inter" w:cs="Inter"/>
                 <w:color w:val="0F1115"/>
-                <w:spacing w:val="0"/>
-                <w:sz w:val="24"/>
-                <w:szCs w:val="24"/>
               </w:rPr>
             </w:pPr>
             <w:r>
               <w:rPr>
-                <w:rFonts w:hint="default" w:ascii="Inter" w:hAnsi="Inter" w:eastAsia="Inter" w:cs="Inter"/>
-                <w:i w:val="0"/>
-                <w:iCs w:val="0"/>
-                <w:caps w:val="0"/>
+                <w:rFonts w:ascii="Inter" w:eastAsia="Inter" w:hAnsi="Inter" w:cs="Inter"/>
                 <w:color w:val="0F1115"/>
-                <w:spacing w:val="0"/>
-                <w:sz w:val="24"/>
-                <w:szCs w:val="24"/>
-                <w:shd w:val="clear" w:fill="FFFFFF"/>
+                <w:shd w:val="clear" w:color="auto" w:fill="FFFFFF"/>
               </w:rPr>
               <w:t>建议后续可进一步思考缓存一致性、服务熔断降级及分布式事务等高级议题的落地策略，并关注系统在高并发场景下的性能瓶颈与优化手段。整体而言，项目达到了课程设计的预期目标，成果具有一定的实用价值和推广意义，望继续保持钻研精神，深化对云原生架构的认知</w:t>
             </w:r>
@@ -1084,7 +1101,7 @@
           <w:p>
             <w:pPr>
               <w:rPr>
-                <w:rFonts w:hint="eastAsia" w:asciiTheme="majorEastAsia" w:hAnsiTheme="majorEastAsia" w:eastAsiaTheme="majorEastAsia"/>
+                <w:rFonts w:asciiTheme="majorEastAsia" w:eastAsiaTheme="majorEastAsia" w:hAnsiTheme="majorEastAsia"/>
                 <w:b/>
                 <w:sz w:val="28"/>
                 <w:szCs w:val="28"/>
@@ -1098,7 +1115,7 @@
       <w:pPr>
         <w:jc w:val="center"/>
         <w:rPr>
-          <w:rFonts w:hint="eastAsia" w:asciiTheme="majorEastAsia" w:hAnsiTheme="majorEastAsia" w:eastAsiaTheme="majorEastAsia"/>
+          <w:rFonts w:asciiTheme="majorEastAsia" w:eastAsiaTheme="majorEastAsia" w:hAnsiTheme="majorEastAsia"/>
           <w:b/>
           <w:sz w:val="28"/>
           <w:szCs w:val="28"/>
@@ -1106,7 +1123,7 @@
       </w:pPr>
       <w:r>
         <w:rPr>
-          <w:rFonts w:hint="eastAsia" w:asciiTheme="majorEastAsia" w:hAnsiTheme="majorEastAsia" w:eastAsiaTheme="majorEastAsia"/>
+          <w:rFonts w:asciiTheme="majorEastAsia" w:eastAsiaTheme="majorEastAsia" w:hAnsiTheme="majorEastAsia" w:hint="eastAsia"/>
           <w:b/>
           <w:sz w:val="28"/>
           <w:szCs w:val="28"/>
@@ -1118,16 +1135,16 @@
     <w:sectPr>
       <w:pgSz w:w="11906" w:h="16838"/>
       <w:pgMar w:top="1440" w:right="1800" w:bottom="1440" w:left="1800" w:header="851" w:footer="992" w:gutter="0"/>
-      <w:cols w:space="425" w:num="1"/>
-      <w:docGrid w:type="lines" w:linePitch="312" w:charSpace="0"/>
+      <w:cols w:space="425"/>
+      <w:docGrid w:type="lines" w:linePitch="312"/>
     </w:sectPr>
   </w:body>
 </w:document>
 </file>
 
 <file path=word/endnotes.xml><?xml version="1.0" encoding="utf-8"?>
-<w:endnotes xmlns:wpc="http://schemas.microsoft.com/office/word/2010/wordprocessingCanvas" xmlns:mc="http://schemas.openxmlformats.org/markup-compatibility/2006" xmlns:o="urn:schemas-microsoft-com:office:office" xmlns:r="http://schemas.openxmlformats.org/officeDocument/2006/relationships" xmlns:m="http://schemas.openxmlformats.org/officeDocument/2006/math" xmlns:v="urn:schemas-microsoft-com:vml" xmlns:wp14="http://schemas.microsoft.com/office/word/2010/wordprocessingDrawing" xmlns:wp="http://schemas.openxmlformats.org/drawingml/2006/wordprocessingDrawing" xmlns:w="http://schemas.openxmlformats.org/wordprocessingml/2006/main" xmlns:w14="http://schemas.microsoft.com/office/word/2010/wordml" xmlns:w15="http://schemas.microsoft.com/office/word/2012/wordml" xmlns:w10="urn:schemas-microsoft-com:office:word" xmlns:wpg="http://schemas.microsoft.com/office/word/2010/wordprocessingGroup" xmlns:wpi="http://schemas.microsoft.com/office/word/2010/wordprocessingInk" xmlns:wne="http://schemas.microsoft.com/office/word/2006/wordml" xmlns:wps="http://schemas.microsoft.com/office/word/2010/wordprocessingShape" xmlns:wpsCustomData="http://www.wps.cn/officeDocument/2013/wpsCustomData" mc:Ignorable="w14 w15 wp14">
-  <w:endnote w:type="separator" w:id="0">
+<w:endnotes xmlns:wpc="http://schemas.microsoft.com/office/word/2010/wordprocessingCanvas" xmlns:cx="http://schemas.microsoft.com/office/drawing/2014/chartex" xmlns:cx1="http://schemas.microsoft.com/office/drawing/2015/9/8/chartex" xmlns:cx2="http://schemas.microsoft.com/office/drawing/2015/10/21/chartex" xmlns:cx3="http://schemas.microsoft.com/office/drawing/2016/5/9/chartex" xmlns:cx4="http://schemas.microsoft.com/office/drawing/2016/5/10/chartex" xmlns:cx5="http://schemas.microsoft.com/office/drawing/2016/5/11/chartex" xmlns:cx6="http://schemas.microsoft.com/office/drawing/2016/5/12/chartex" xmlns:cx7="http://schemas.microsoft.com/office/drawing/2016/5/13/chartex" xmlns:cx8="http://schemas.microsoft.com/office/drawing/2016/5/14/chartex" xmlns:mc="http://schemas.openxmlformats.org/markup-compatibility/2006" xmlns:aink="http://schemas.microsoft.com/office/drawing/2016/ink" xmlns:am3d="http://schemas.microsoft.com/office/drawing/2017/model3d" xmlns:o="urn:schemas-microsoft-com:office:office" xmlns:oel="http://schemas.microsoft.com/office/2019/extlst" xmlns:r="http://schemas.openxmlformats.org/officeDocument/2006/relationships" xmlns:m="http://schemas.openxmlformats.org/officeDocument/2006/math" xmlns:v="urn:schemas-microsoft-com:vml" xmlns:wp14="http://schemas.microsoft.com/office/word/2010/wordprocessingDrawing" xmlns:wp="http://schemas.openxmlformats.org/drawingml/2006/wordprocessingDrawing" xmlns:w10="urn:schemas-microsoft-com:office:word" xmlns:w="http://schemas.openxmlformats.org/wordprocessingml/2006/main" xmlns:w14="http://schemas.microsoft.com/office/word/2010/wordml" xmlns:w15="http://schemas.microsoft.com/office/word/2012/wordml" xmlns:w16cex="http://schemas.microsoft.com/office/word/2018/wordml/cex" xmlns:w16cid="http://schemas.microsoft.com/office/word/2016/wordml/cid" xmlns:w16="http://schemas.microsoft.com/office/word/2018/wordml" xmlns:w16du="http://schemas.microsoft.com/office/word/2023/wordml/word16du" xmlns:w16sdtdh="http://schemas.microsoft.com/office/word/2020/wordml/sdtdatahash" xmlns:w16sdtfl="http://schemas.microsoft.com/office/word/2024/wordml/sdtformatlock" xmlns:w16se="http://schemas.microsoft.com/office/word/2015/wordml/symex" xmlns:wpg="http://schemas.microsoft.com/office/word/2010/wordprocessingGroup" xmlns:wpi="http://schemas.microsoft.com/office/word/2010/wordprocessingInk" xmlns:wne="http://schemas.microsoft.com/office/word/2006/wordml" xmlns:wps="http://schemas.microsoft.com/office/word/2010/wordprocessingShape" mc:Ignorable="w14 w15 w16se w16cid w16 w16cex w16sdtdh w16sdtfl w16du wp14">
+  <w:endnote w:type="separator" w:id="-1">
     <w:p>
       <w:pPr>
         <w:spacing w:line="240" w:lineRule="auto"/>
@@ -1137,7 +1154,7 @@
       </w:r>
     </w:p>
   </w:endnote>
-  <w:endnote w:type="continuationSeparator" w:id="1">
+  <w:endnote w:type="continuationSeparator" w:id="0">
     <w:p>
       <w:pPr>
         <w:spacing w:line="240" w:lineRule="auto"/>
@@ -1151,22 +1168,16 @@
 </file>
 
 <file path=word/footnotes.xml><?xml version="1.0" encoding="utf-8"?>
-<w:footnotes xmlns:wpc="http://schemas.microsoft.com/office/word/2010/wordprocessingCanvas" xmlns:mc="http://schemas.openxmlformats.org/markup-compatibility/2006" xmlns:o="urn:schemas-microsoft-com:office:office" xmlns:r="http://schemas.openxmlformats.org/officeDocument/2006/relationships" xmlns:m="http://schemas.openxmlformats.org/officeDocument/2006/math" xmlns:v="urn:schemas-microsoft-com:vml" xmlns:wp14="http://schemas.microsoft.com/office/word/2010/wordprocessingDrawing" xmlns:wp="http://schemas.openxmlformats.org/drawingml/2006/wordprocessingDrawing" xmlns:w="http://schemas.openxmlformats.org/wordprocessingml/2006/main" xmlns:w14="http://schemas.microsoft.com/office/word/2010/wordml" xmlns:w15="http://schemas.microsoft.com/office/word/2012/wordml" xmlns:w10="urn:schemas-microsoft-com:office:word" xmlns:wpg="http://schemas.microsoft.com/office/word/2010/wordprocessingGroup" xmlns:wpi="http://schemas.microsoft.com/office/word/2010/wordprocessingInk" xmlns:wne="http://schemas.microsoft.com/office/word/2006/wordml" xmlns:wps="http://schemas.microsoft.com/office/word/2010/wordprocessingShape" xmlns:wpsCustomData="http://www.wps.cn/officeDocument/2013/wpsCustomData" mc:Ignorable="w14 w15 wp14">
-  <w:footnote w:type="separator" w:id="0">
-    <w:p>
-      <w:pPr>
-        <w:spacing w:line="360" w:lineRule="auto"/>
-      </w:pPr>
+<w:footnotes xmlns:wpc="http://schemas.microsoft.com/office/word/2010/wordprocessingCanvas" xmlns:cx="http://schemas.microsoft.com/office/drawing/2014/chartex" xmlns:cx1="http://schemas.microsoft.com/office/drawing/2015/9/8/chartex" xmlns:cx2="http://schemas.microsoft.com/office/drawing/2015/10/21/chartex" xmlns:cx3="http://schemas.microsoft.com/office/drawing/2016/5/9/chartex" xmlns:cx4="http://schemas.microsoft.com/office/drawing/2016/5/10/chartex" xmlns:cx5="http://schemas.microsoft.com/office/drawing/2016/5/11/chartex" xmlns:cx6="http://schemas.microsoft.com/office/drawing/2016/5/12/chartex" xmlns:cx7="http://schemas.microsoft.com/office/drawing/2016/5/13/chartex" xmlns:cx8="http://schemas.microsoft.com/office/drawing/2016/5/14/chartex" xmlns:mc="http://schemas.openxmlformats.org/markup-compatibility/2006" xmlns:aink="http://schemas.microsoft.com/office/drawing/2016/ink" xmlns:am3d="http://schemas.microsoft.com/office/drawing/2017/model3d" xmlns:o="urn:schemas-microsoft-com:office:office" xmlns:oel="http://schemas.microsoft.com/office/2019/extlst" xmlns:r="http://schemas.openxmlformats.org/officeDocument/2006/relationships" xmlns:m="http://schemas.openxmlformats.org/officeDocument/2006/math" xmlns:v="urn:schemas-microsoft-com:vml" xmlns:wp14="http://schemas.microsoft.com/office/word/2010/wordprocessingDrawing" xmlns:wp="http://schemas.openxmlformats.org/drawingml/2006/wordprocessingDrawing" xmlns:w10="urn:schemas-microsoft-com:office:word" xmlns:w="http://schemas.openxmlformats.org/wordprocessingml/2006/main" xmlns:w14="http://schemas.microsoft.com/office/word/2010/wordml" xmlns:w15="http://schemas.microsoft.com/office/word/2012/wordml" xmlns:w16cex="http://schemas.microsoft.com/office/word/2018/wordml/cex" xmlns:w16cid="http://schemas.microsoft.com/office/word/2016/wordml/cid" xmlns:w16="http://schemas.microsoft.com/office/word/2018/wordml" xmlns:w16du="http://schemas.microsoft.com/office/word/2023/wordml/word16du" xmlns:w16sdtdh="http://schemas.microsoft.com/office/word/2020/wordml/sdtdatahash" xmlns:w16sdtfl="http://schemas.microsoft.com/office/word/2024/wordml/sdtformatlock" xmlns:w16se="http://schemas.microsoft.com/office/word/2015/wordml/symex" xmlns:wpg="http://schemas.microsoft.com/office/word/2010/wordprocessingGroup" xmlns:wpi="http://schemas.microsoft.com/office/word/2010/wordprocessingInk" xmlns:wne="http://schemas.microsoft.com/office/word/2006/wordml" xmlns:wps="http://schemas.microsoft.com/office/word/2010/wordprocessingShape" mc:Ignorable="w14 w15 w16se w16cid w16 w16cex w16sdtdh w16sdtfl w16du wp14">
+  <w:footnote w:type="separator" w:id="-1">
+    <w:p>
       <w:r>
         <w:separator/>
       </w:r>
     </w:p>
   </w:footnote>
-  <w:footnote w:type="continuationSeparator" w:id="1">
-    <w:p>
-      <w:pPr>
-        <w:spacing w:line="360" w:lineRule="auto"/>
-      </w:pPr>
+  <w:footnote w:type="continuationSeparator" w:id="0">
+    <w:p>
       <w:r>
         <w:continuationSeparator/>
       </w:r>
@@ -1176,270 +1187,397 @@
 </file>
 
 <file path=word/styles.xml><?xml version="1.0" encoding="utf-8"?>
-<w:styles xmlns:mc="http://schemas.openxmlformats.org/markup-compatibility/2006" xmlns:o="urn:schemas-microsoft-com:office:office" xmlns:r="http://schemas.openxmlformats.org/officeDocument/2006/relationships" xmlns:m="http://schemas.openxmlformats.org/officeDocument/2006/math" xmlns:v="urn:schemas-microsoft-com:vml" xmlns:w="http://schemas.openxmlformats.org/wordprocessingml/2006/main" xmlns:w14="http://schemas.microsoft.com/office/word/2010/wordml" xmlns:w10="urn:schemas-microsoft-com:office:word" xmlns:sl="http://schemas.openxmlformats.org/schemaLibrary/2006/main" xmlns:wpsCustomData="http://www.wps.cn/officeDocument/2013/wpsCustomData" mc:Ignorable="w14">
+<w:styles xmlns:mc="http://schemas.openxmlformats.org/markup-compatibility/2006" xmlns:r="http://schemas.openxmlformats.org/officeDocument/2006/relationships" xmlns:w="http://schemas.openxmlformats.org/wordprocessingml/2006/main" xmlns:w14="http://schemas.microsoft.com/office/word/2010/wordml" xmlns:w15="http://schemas.microsoft.com/office/word/2012/wordml" xmlns:w16cex="http://schemas.microsoft.com/office/word/2018/wordml/cex" xmlns:w16cid="http://schemas.microsoft.com/office/word/2016/wordml/cid" xmlns:w16="http://schemas.microsoft.com/office/word/2018/wordml" xmlns:w16du="http://schemas.microsoft.com/office/word/2023/wordml/word16du" xmlns:w16sdtdh="http://schemas.microsoft.com/office/word/2020/wordml/sdtdatahash" xmlns:w16sdtfl="http://schemas.microsoft.com/office/word/2024/wordml/sdtformatlock" xmlns:w16se="http://schemas.microsoft.com/office/word/2015/wordml/symex" mc:Ignorable="w14 w15 w16se w16cid w16 w16cex w16sdtdh w16sdtfl w16du">
   <w:docDefaults>
     <w:rPrDefault>
       <w:rPr>
-        <w:rFonts w:ascii="Times New Roman" w:hAnsi="Times New Roman" w:eastAsia="宋体" w:cs="Times New Roman"/>
+        <w:rFonts w:ascii="Times New Roman" w:eastAsia="宋体" w:hAnsi="Times New Roman" w:cs="Times New Roman"/>
+        <w:lang w:val="en-US" w:eastAsia="zh-CN" w:bidi="ar-SA"/>
       </w:rPr>
     </w:rPrDefault>
     <w:pPrDefault/>
   </w:docDefaults>
-  <w:latentStyles w:defLockedState="0" w:defUIPriority="99" w:defSemiHidden="1" w:defUnhideWhenUsed="1" w:defQFormat="0" w:count="260">
-    <w:lsdException w:name="Normal" w:uiPriority="0" w:semiHidden="0" w:unhideWhenUsed="0" w:qFormat="1"/>
-    <w:lsdException w:name="heading 1" w:uiPriority="9" w:semiHidden="0" w:unhideWhenUsed="0" w:qFormat="1"/>
-    <w:lsdException w:name="heading 2" w:uiPriority="9" w:qFormat="1"/>
-    <w:lsdException w:name="heading 3" w:uiPriority="9" w:qFormat="1"/>
-    <w:lsdException w:name="heading 4" w:uiPriority="9" w:qFormat="1"/>
-    <w:lsdException w:name="heading 5" w:uiPriority="9" w:qFormat="1"/>
-    <w:lsdException w:name="heading 6" w:uiPriority="9" w:qFormat="1"/>
-    <w:lsdException w:name="heading 7" w:uiPriority="9" w:qFormat="1"/>
-    <w:lsdException w:name="heading 8" w:uiPriority="9" w:qFormat="1"/>
-    <w:lsdException w:name="heading 9" w:uiPriority="9" w:qFormat="1"/>
-    <w:lsdException w:name="index 1" w:uiPriority="99"/>
-    <w:lsdException w:name="index 2" w:uiPriority="99"/>
-    <w:lsdException w:name="index 3" w:uiPriority="99"/>
-    <w:lsdException w:name="index 4" w:uiPriority="99"/>
-    <w:lsdException w:name="index 5" w:uiPriority="99"/>
-    <w:lsdException w:name="index 6" w:uiPriority="99"/>
-    <w:lsdException w:name="index 7" w:uiPriority="99"/>
-    <w:lsdException w:name="index 8" w:uiPriority="99"/>
-    <w:lsdException w:name="index 9" w:uiPriority="99"/>
-    <w:lsdException w:name="toc 1" w:uiPriority="39"/>
-    <w:lsdException w:name="toc 2" w:uiPriority="39"/>
-    <w:lsdException w:name="toc 3" w:uiPriority="39"/>
-    <w:lsdException w:name="toc 4" w:uiPriority="39"/>
-    <w:lsdException w:name="toc 5" w:uiPriority="39"/>
-    <w:lsdException w:name="toc 6" w:uiPriority="39"/>
-    <w:lsdException w:name="toc 7" w:uiPriority="39"/>
-    <w:lsdException w:name="toc 8" w:uiPriority="39"/>
-    <w:lsdException w:name="toc 9" w:uiPriority="39"/>
-    <w:lsdException w:name="Normal Indent" w:uiPriority="99"/>
-    <w:lsdException w:name="footnote text" w:uiPriority="99"/>
-    <w:lsdException w:name="annotation text" w:uiPriority="99" w:qFormat="1"/>
-    <w:lsdException w:name="header" w:uiPriority="99" w:semiHidden="0" w:qFormat="1"/>
-    <w:lsdException w:name="footer" w:uiPriority="99" w:semiHidden="0" w:qFormat="1"/>
-    <w:lsdException w:name="index heading" w:uiPriority="99"/>
-    <w:lsdException w:name="caption" w:uiPriority="35" w:qFormat="1"/>
-    <w:lsdException w:name="table of figures" w:uiPriority="99"/>
-    <w:lsdException w:name="envelope address" w:uiPriority="99"/>
-    <w:lsdException w:name="envelope return" w:uiPriority="99"/>
-    <w:lsdException w:name="footnote reference" w:uiPriority="99"/>
-    <w:lsdException w:name="annotation reference" w:uiPriority="99"/>
-    <w:lsdException w:name="line number" w:uiPriority="99"/>
-    <w:lsdException w:name="page number" w:uiPriority="99"/>
-    <w:lsdException w:name="endnote reference" w:uiPriority="99"/>
-    <w:lsdException w:name="endnote text" w:uiPriority="99"/>
-    <w:lsdException w:name="table of authorities" w:uiPriority="99"/>
-    <w:lsdException w:name="macro" w:uiPriority="99"/>
-    <w:lsdException w:name="toa heading" w:uiPriority="99"/>
-    <w:lsdException w:name="List" w:uiPriority="99"/>
-    <w:lsdException w:name="List Bullet" w:uiPriority="99"/>
-    <w:lsdException w:name="List Number" w:uiPriority="99"/>
-    <w:lsdException w:name="List 2" w:uiPriority="99"/>
-    <w:lsdException w:name="List 3" w:uiPriority="99"/>
-    <w:lsdException w:name="List 4" w:uiPriority="99"/>
-    <w:lsdException w:name="List 5" w:uiPriority="99"/>
-    <w:lsdException w:name="List Bullet 2" w:uiPriority="99"/>
-    <w:lsdException w:name="List Bullet 3" w:uiPriority="99"/>
-    <w:lsdException w:name="List Bullet 4" w:uiPriority="99"/>
-    <w:lsdException w:name="List Bullet 5" w:uiPriority="99"/>
-    <w:lsdException w:name="List Number 2" w:uiPriority="99"/>
-    <w:lsdException w:name="List Number 3" w:uiPriority="99"/>
-    <w:lsdException w:name="List Number 4" w:uiPriority="99"/>
-    <w:lsdException w:name="List Number 5" w:uiPriority="99"/>
-    <w:lsdException w:name="Title" w:uiPriority="10" w:semiHidden="0" w:unhideWhenUsed="0" w:qFormat="1"/>
-    <w:lsdException w:name="Closing" w:uiPriority="99"/>
-    <w:lsdException w:name="Signature" w:uiPriority="99"/>
-    <w:lsdException w:name="Default Paragraph Font" w:uiPriority="1" w:qFormat="1"/>
-    <w:lsdException w:name="Body Text" w:uiPriority="99"/>
-    <w:lsdException w:name="Body Text Indent" w:uiPriority="99"/>
-    <w:lsdException w:name="List Continue" w:uiPriority="99"/>
-    <w:lsdException w:name="List Continue 2" w:uiPriority="99"/>
-    <w:lsdException w:name="List Continue 3" w:uiPriority="99"/>
-    <w:lsdException w:name="List Continue 4" w:uiPriority="99"/>
-    <w:lsdException w:name="List Continue 5" w:uiPriority="99"/>
-    <w:lsdException w:name="Message Header" w:uiPriority="99"/>
-    <w:lsdException w:name="Subtitle" w:uiPriority="11" w:semiHidden="0" w:unhideWhenUsed="0" w:qFormat="1"/>
-    <w:lsdException w:name="Salutation" w:uiPriority="99"/>
-    <w:lsdException w:name="Date" w:uiPriority="99"/>
-    <w:lsdException w:name="Body Text First Indent" w:uiPriority="99"/>
-    <w:lsdException w:name="Body Text First Indent 2" w:uiPriority="99"/>
-    <w:lsdException w:name="Note Heading" w:uiPriority="99"/>
-    <w:lsdException w:name="Body Text 2" w:uiPriority="99"/>
-    <w:lsdException w:name="Body Text 3" w:uiPriority="99"/>
-    <w:lsdException w:name="Body Text Indent 2" w:uiPriority="99"/>
-    <w:lsdException w:name="Body Text Indent 3" w:uiPriority="99"/>
-    <w:lsdException w:name="Block Text" w:uiPriority="99"/>
-    <w:lsdException w:name="Hyperlink" w:uiPriority="99"/>
-    <w:lsdException w:name="FollowedHyperlink" w:uiPriority="99"/>
-    <w:lsdException w:name="Strong" w:uiPriority="22" w:semiHidden="0" w:unhideWhenUsed="0" w:qFormat="1"/>
-    <w:lsdException w:name="Emphasis" w:uiPriority="20" w:semiHidden="0" w:unhideWhenUsed="0" w:qFormat="1"/>
-    <w:lsdException w:name="Document Map" w:uiPriority="99"/>
-    <w:lsdException w:name="Plain Text" w:uiPriority="99"/>
-    <w:lsdException w:name="E-mail Signature" w:uiPriority="99"/>
-    <w:lsdException w:name="Normal (Web)" w:uiPriority="99"/>
-    <w:lsdException w:name="HTML Acronym" w:uiPriority="99"/>
-    <w:lsdException w:name="HTML Address" w:uiPriority="99"/>
-    <w:lsdException w:name="HTML Cite" w:uiPriority="99"/>
-    <w:lsdException w:name="HTML Code" w:uiPriority="99"/>
-    <w:lsdException w:name="HTML Definition" w:uiPriority="99"/>
-    <w:lsdException w:name="HTML Keyboard" w:uiPriority="99"/>
-    <w:lsdException w:name="HTML Preformatted" w:uiPriority="99"/>
-    <w:lsdException w:name="HTML Sample" w:uiPriority="99"/>
-    <w:lsdException w:name="HTML Typewriter" w:uiPriority="99"/>
-    <w:lsdException w:name="HTML Variable" w:uiPriority="99"/>
-    <w:lsdException w:name="Normal Table" w:uiPriority="99"/>
-    <w:lsdException w:name="annotation subject" w:uiPriority="99"/>
-    <w:lsdException w:name="Table Simple 1" w:uiPriority="99"/>
-    <w:lsdException w:name="Table Simple 2" w:uiPriority="99"/>
-    <w:lsdException w:name="Table Simple 3" w:uiPriority="99"/>
-    <w:lsdException w:name="Table Classic 1" w:uiPriority="99"/>
-    <w:lsdException w:name="Table Classic 2" w:uiPriority="99"/>
-    <w:lsdException w:name="Table Classic 3" w:uiPriority="99"/>
-    <w:lsdException w:name="Table Classic 4" w:uiPriority="99"/>
-    <w:lsdException w:name="Table Colorful 1" w:uiPriority="99"/>
-    <w:lsdException w:name="Table Colorful 2" w:uiPriority="99"/>
-    <w:lsdException w:name="Table Colorful 3" w:uiPriority="99"/>
-    <w:lsdException w:name="Table Columns 1" w:uiPriority="99"/>
-    <w:lsdException w:name="Table Columns 2" w:uiPriority="99"/>
-    <w:lsdException w:name="Table Columns 3" w:uiPriority="99"/>
-    <w:lsdException w:name="Table Columns 4" w:uiPriority="99"/>
-    <w:lsdException w:name="Table Columns 5" w:uiPriority="99"/>
-    <w:lsdException w:name="Table Grid 1" w:uiPriority="99"/>
-    <w:lsdException w:name="Table Grid 2" w:uiPriority="99"/>
-    <w:lsdException w:name="Table Grid 3" w:uiPriority="99"/>
-    <w:lsdException w:name="Table Grid 4" w:uiPriority="99"/>
-    <w:lsdException w:name="Table Grid 5" w:uiPriority="99"/>
-    <w:lsdException w:name="Table Grid 6" w:uiPriority="99"/>
-    <w:lsdException w:name="Table Grid 7" w:uiPriority="99"/>
-    <w:lsdException w:name="Table Grid 8" w:uiPriority="99"/>
-    <w:lsdException w:name="Table List 1" w:uiPriority="99"/>
-    <w:lsdException w:name="Table List 2" w:uiPriority="99"/>
-    <w:lsdException w:name="Table List 3" w:uiPriority="99"/>
-    <w:lsdException w:name="Table List 4" w:uiPriority="99"/>
-    <w:lsdException w:name="Table List 5" w:uiPriority="99"/>
-    <w:lsdException w:name="Table List 6" w:uiPriority="99"/>
-    <w:lsdException w:name="Table List 7" w:uiPriority="99"/>
-    <w:lsdException w:name="Table List 8" w:uiPriority="99"/>
-    <w:lsdException w:name="Table 3D effects 1" w:uiPriority="99"/>
-    <w:lsdException w:name="Table 3D effects 2" w:uiPriority="99"/>
-    <w:lsdException w:name="Table 3D effects 3" w:uiPriority="99"/>
-    <w:lsdException w:name="Table Contemporary" w:uiPriority="99"/>
-    <w:lsdException w:name="Table Elegant" w:uiPriority="99"/>
-    <w:lsdException w:name="Table Professional" w:uiPriority="99"/>
-    <w:lsdException w:name="Table Subtle 1" w:uiPriority="99"/>
-    <w:lsdException w:name="Table Subtle 2" w:uiPriority="99"/>
-    <w:lsdException w:name="Table Web 1" w:uiPriority="99"/>
-    <w:lsdException w:name="Table Web 2" w:uiPriority="99"/>
-    <w:lsdException w:name="Table Web 3" w:uiPriority="99"/>
-    <w:lsdException w:name="Balloon Text" w:uiPriority="99"/>
-    <w:lsdException w:name="Table Grid" w:uiPriority="59" w:semiHidden="0" w:unhideWhenUsed="0" w:qFormat="1"/>
-    <w:lsdException w:name="Table Theme" w:uiPriority="99"/>
-    <w:lsdException w:name="Light Shading" w:uiPriority="60" w:semiHidden="0" w:unhideWhenUsed="0"/>
-    <w:lsdException w:name="Light List" w:uiPriority="61" w:semiHidden="0" w:unhideWhenUsed="0"/>
-    <w:lsdException w:name="Light Grid" w:uiPriority="62" w:semiHidden="0" w:unhideWhenUsed="0"/>
-    <w:lsdException w:name="Medium Shading 1" w:uiPriority="63" w:semiHidden="0" w:unhideWhenUsed="0"/>
-    <w:lsdException w:name="Medium Shading 2" w:uiPriority="64" w:semiHidden="0" w:unhideWhenUsed="0"/>
-    <w:lsdException w:name="Medium List 1" w:uiPriority="65" w:semiHidden="0" w:unhideWhenUsed="0"/>
-    <w:lsdException w:name="Medium List 2" w:uiPriority="66" w:semiHidden="0" w:unhideWhenUsed="0"/>
-    <w:lsdException w:name="Medium Grid 1" w:uiPriority="67" w:semiHidden="0" w:unhideWhenUsed="0"/>
-    <w:lsdException w:name="Medium Grid 2" w:uiPriority="68" w:semiHidden="0" w:unhideWhenUsed="0"/>
-    <w:lsdException w:name="Medium Grid 3" w:uiPriority="69" w:semiHidden="0" w:unhideWhenUsed="0"/>
-    <w:lsdException w:name="Dark List" w:uiPriority="70" w:semiHidden="0" w:unhideWhenUsed="0"/>
-    <w:lsdException w:name="Colorful Shading" w:uiPriority="71" w:semiHidden="0" w:unhideWhenUsed="0"/>
-    <w:lsdException w:name="Colorful List" w:uiPriority="72" w:semiHidden="0" w:unhideWhenUsed="0"/>
-    <w:lsdException w:name="Colorful Grid" w:uiPriority="73" w:semiHidden="0" w:unhideWhenUsed="0"/>
-    <w:lsdException w:name="Light Shading Accent 1" w:uiPriority="60" w:semiHidden="0" w:unhideWhenUsed="0"/>
-    <w:lsdException w:name="Light List Accent 1" w:uiPriority="61" w:semiHidden="0" w:unhideWhenUsed="0"/>
-    <w:lsdException w:name="Light Grid Accent 1" w:uiPriority="62" w:semiHidden="0" w:unhideWhenUsed="0"/>
-    <w:lsdException w:name="Medium Shading 1 Accent 1" w:uiPriority="63" w:semiHidden="0" w:unhideWhenUsed="0"/>
-    <w:lsdException w:name="Medium Shading 2 Accent 1" w:uiPriority="64" w:semiHidden="0" w:unhideWhenUsed="0"/>
-    <w:lsdException w:name="Medium List 1 Accent 1" w:uiPriority="65" w:semiHidden="0" w:unhideWhenUsed="0"/>
-    <w:lsdException w:name="List Paragraph" w:uiPriority="34" w:semiHidden="0" w:unhideWhenUsed="0" w:qFormat="1"/>
-    <w:lsdException w:name="Medium List 2 Accent 1" w:uiPriority="66" w:semiHidden="0" w:unhideWhenUsed="0"/>
-    <w:lsdException w:name="Medium Grid 1 Accent 1" w:uiPriority="67" w:semiHidden="0" w:unhideWhenUsed="0"/>
-    <w:lsdException w:name="Medium Grid 2 Accent 1" w:uiPriority="68" w:semiHidden="0" w:unhideWhenUsed="0"/>
-    <w:lsdException w:name="Medium Grid 3 Accent 1" w:uiPriority="69" w:semiHidden="0" w:unhideWhenUsed="0"/>
-    <w:lsdException w:name="Dark List Accent 1" w:uiPriority="70" w:semiHidden="0" w:unhideWhenUsed="0"/>
-    <w:lsdException w:name="Colorful Shading Accent 1" w:uiPriority="71" w:semiHidden="0" w:unhideWhenUsed="0"/>
-    <w:lsdException w:name="Colorful List Accent 1" w:uiPriority="72" w:semiHidden="0" w:unhideWhenUsed="0"/>
-    <w:lsdException w:name="Colorful Grid Accent 1" w:uiPriority="73" w:semiHidden="0" w:unhideWhenUsed="0"/>
-    <w:lsdException w:name="Light Shading Accent 2" w:uiPriority="60" w:semiHidden="0" w:unhideWhenUsed="0"/>
-    <w:lsdException w:name="Light List Accent 2" w:uiPriority="61" w:semiHidden="0" w:unhideWhenUsed="0"/>
-    <w:lsdException w:name="Light Grid Accent 2" w:uiPriority="62" w:semiHidden="0" w:unhideWhenUsed="0"/>
-    <w:lsdException w:name="Medium Shading 1 Accent 2" w:uiPriority="63" w:semiHidden="0" w:unhideWhenUsed="0"/>
-    <w:lsdException w:name="Medium Shading 2 Accent 2" w:uiPriority="64" w:semiHidden="0" w:unhideWhenUsed="0"/>
-    <w:lsdException w:name="Medium List 1 Accent 2" w:uiPriority="65" w:semiHidden="0" w:unhideWhenUsed="0"/>
-    <w:lsdException w:name="Medium List 2 Accent 2" w:uiPriority="66" w:semiHidden="0" w:unhideWhenUsed="0"/>
-    <w:lsdException w:name="Medium Grid 1 Accent 2" w:uiPriority="67" w:semiHidden="0" w:unhideWhenUsed="0"/>
-    <w:lsdException w:name="Medium Grid 2 Accent 2" w:uiPriority="68" w:semiHidden="0" w:unhideWhenUsed="0"/>
-    <w:lsdException w:name="Medium Grid 3 Accent 2" w:uiPriority="69" w:semiHidden="0" w:unhideWhenUsed="0"/>
-    <w:lsdException w:name="Dark List Accent 2" w:uiPriority="70" w:semiHidden="0" w:unhideWhenUsed="0"/>
-    <w:lsdException w:name="Colorful Shading Accent 2" w:uiPriority="71" w:semiHidden="0" w:unhideWhenUsed="0"/>
-    <w:lsdException w:name="Colorful List Accent 2" w:uiPriority="72" w:semiHidden="0" w:unhideWhenUsed="0"/>
-    <w:lsdException w:name="Colorful Grid Accent 2" w:uiPriority="73" w:semiHidden="0" w:unhideWhenUsed="0"/>
-    <w:lsdException w:name="Light Shading Accent 3" w:uiPriority="60" w:semiHidden="0" w:unhideWhenUsed="0"/>
-    <w:lsdException w:name="Light List Accent 3" w:uiPriority="61" w:semiHidden="0" w:unhideWhenUsed="0"/>
-    <w:lsdException w:name="Light Grid Accent 3" w:uiPriority="62" w:semiHidden="0" w:unhideWhenUsed="0"/>
-    <w:lsdException w:name="Medium Shading 1 Accent 3" w:uiPriority="63" w:semiHidden="0" w:unhideWhenUsed="0"/>
-    <w:lsdException w:name="Medium Shading 2 Accent 3" w:uiPriority="64" w:semiHidden="0" w:unhideWhenUsed="0"/>
-    <w:lsdException w:name="Medium List 1 Accent 3" w:uiPriority="65" w:semiHidden="0" w:unhideWhenUsed="0"/>
-    <w:lsdException w:name="Medium List 2 Accent 3" w:uiPriority="66" w:semiHidden="0" w:unhideWhenUsed="0"/>
-    <w:lsdException w:name="Medium Grid 1 Accent 3" w:uiPriority="67" w:semiHidden="0" w:unhideWhenUsed="0"/>
-    <w:lsdException w:name="Medium Grid 2 Accent 3" w:uiPriority="68" w:semiHidden="0" w:unhideWhenUsed="0"/>
-    <w:lsdException w:name="Medium Grid 3 Accent 3" w:uiPriority="69" w:semiHidden="0" w:unhideWhenUsed="0"/>
-    <w:lsdException w:name="Dark List Accent 3" w:uiPriority="70" w:semiHidden="0" w:unhideWhenUsed="0"/>
-    <w:lsdException w:name="Colorful Shading Accent 3" w:uiPriority="71" w:semiHidden="0" w:unhideWhenUsed="0"/>
-    <w:lsdException w:name="Colorful List Accent 3" w:uiPriority="72" w:semiHidden="0" w:unhideWhenUsed="0"/>
-    <w:lsdException w:name="Colorful Grid Accent 3" w:uiPriority="73" w:semiHidden="0" w:unhideWhenUsed="0"/>
-    <w:lsdException w:name="Light Shading Accent 4" w:uiPriority="60" w:semiHidden="0" w:unhideWhenUsed="0"/>
-    <w:lsdException w:name="Light List Accent 4" w:uiPriority="61" w:semiHidden="0" w:unhideWhenUsed="0"/>
-    <w:lsdException w:name="Light Grid Accent 4" w:uiPriority="62" w:semiHidden="0" w:unhideWhenUsed="0"/>
-    <w:lsdException w:name="Medium Shading 1 Accent 4" w:uiPriority="63" w:semiHidden="0" w:unhideWhenUsed="0"/>
-    <w:lsdException w:name="Medium Shading 2 Accent 4" w:uiPriority="64" w:semiHidden="0" w:unhideWhenUsed="0"/>
-    <w:lsdException w:name="Medium List 1 Accent 4" w:uiPriority="65" w:semiHidden="0" w:unhideWhenUsed="0"/>
-    <w:lsdException w:name="Medium List 2 Accent 4" w:uiPriority="66" w:semiHidden="0" w:unhideWhenUsed="0"/>
-    <w:lsdException w:name="Medium Grid 1 Accent 4" w:uiPriority="67" w:semiHidden="0" w:unhideWhenUsed="0"/>
-    <w:lsdException w:name="Medium Grid 2 Accent 4" w:uiPriority="68" w:semiHidden="0" w:unhideWhenUsed="0"/>
-    <w:lsdException w:name="Medium Grid 3 Accent 4" w:uiPriority="69" w:semiHidden="0" w:unhideWhenUsed="0"/>
-    <w:lsdException w:name="Dark List Accent 4" w:uiPriority="70" w:semiHidden="0" w:unhideWhenUsed="0"/>
-    <w:lsdException w:name="Colorful Shading Accent 4" w:uiPriority="71" w:semiHidden="0" w:unhideWhenUsed="0"/>
-    <w:lsdException w:name="Colorful List Accent 4" w:uiPriority="72" w:semiHidden="0" w:unhideWhenUsed="0"/>
-    <w:lsdException w:name="Colorful Grid Accent 4" w:uiPriority="73" w:semiHidden="0" w:unhideWhenUsed="0"/>
-    <w:lsdException w:name="Light Shading Accent 5" w:uiPriority="60" w:semiHidden="0" w:unhideWhenUsed="0"/>
-    <w:lsdException w:name="Light List Accent 5" w:uiPriority="61" w:semiHidden="0" w:unhideWhenUsed="0"/>
-    <w:lsdException w:name="Light Grid Accent 5" w:uiPriority="62" w:semiHidden="0" w:unhideWhenUsed="0"/>
-    <w:lsdException w:name="Medium Shading 1 Accent 5" w:uiPriority="63" w:semiHidden="0" w:unhideWhenUsed="0"/>
-    <w:lsdException w:name="Medium Shading 2 Accent 5" w:uiPriority="64" w:semiHidden="0" w:unhideWhenUsed="0"/>
-    <w:lsdException w:name="Medium List 1 Accent 5" w:uiPriority="65" w:semiHidden="0" w:unhideWhenUsed="0"/>
-    <w:lsdException w:name="Medium List 2 Accent 5" w:uiPriority="66" w:semiHidden="0" w:unhideWhenUsed="0"/>
-    <w:lsdException w:name="Medium Grid 1 Accent 5" w:uiPriority="67" w:semiHidden="0" w:unhideWhenUsed="0"/>
-    <w:lsdException w:name="Medium Grid 2 Accent 5" w:uiPriority="68" w:semiHidden="0" w:unhideWhenUsed="0"/>
-    <w:lsdException w:name="Medium Grid 3 Accent 5" w:uiPriority="69" w:semiHidden="0" w:unhideWhenUsed="0"/>
-    <w:lsdException w:name="Dark List Accent 5" w:uiPriority="70" w:semiHidden="0" w:unhideWhenUsed="0"/>
-    <w:lsdException w:name="Colorful Shading Accent 5" w:uiPriority="71" w:semiHidden="0" w:unhideWhenUsed="0"/>
-    <w:lsdException w:name="Colorful List Accent 5" w:uiPriority="72" w:semiHidden="0" w:unhideWhenUsed="0"/>
-    <w:lsdException w:name="Colorful Grid Accent 5" w:uiPriority="73" w:semiHidden="0" w:unhideWhenUsed="0"/>
-    <w:lsdException w:name="Light Shading Accent 6" w:uiPriority="60" w:semiHidden="0" w:unhideWhenUsed="0"/>
-    <w:lsdException w:name="Light List Accent 6" w:uiPriority="61" w:semiHidden="0" w:unhideWhenUsed="0"/>
-    <w:lsdException w:name="Light Grid Accent 6" w:uiPriority="62" w:semiHidden="0" w:unhideWhenUsed="0"/>
-    <w:lsdException w:name="Medium Shading 1 Accent 6" w:uiPriority="63" w:semiHidden="0" w:unhideWhenUsed="0"/>
-    <w:lsdException w:name="Medium Shading 2 Accent 6" w:uiPriority="64" w:semiHidden="0" w:unhideWhenUsed="0"/>
-    <w:lsdException w:name="Medium List 1 Accent 6" w:uiPriority="65" w:semiHidden="0" w:unhideWhenUsed="0"/>
-    <w:lsdException w:name="Medium List 2 Accent 6" w:uiPriority="66" w:semiHidden="0" w:unhideWhenUsed="0"/>
-    <w:lsdException w:name="Medium Grid 1 Accent 6" w:uiPriority="67" w:semiHidden="0" w:unhideWhenUsed="0"/>
-    <w:lsdException w:name="Medium Grid 2 Accent 6" w:uiPriority="68" w:semiHidden="0" w:unhideWhenUsed="0"/>
-    <w:lsdException w:name="Medium Grid 3 Accent 6" w:uiPriority="69" w:semiHidden="0" w:unhideWhenUsed="0"/>
-    <w:lsdException w:name="Dark List Accent 6" w:uiPriority="70" w:semiHidden="0" w:unhideWhenUsed="0"/>
-    <w:lsdException w:name="Colorful Shading Accent 6" w:uiPriority="71" w:semiHidden="0" w:unhideWhenUsed="0"/>
-    <w:lsdException w:name="Colorful List Accent 6" w:uiPriority="72" w:semiHidden="0" w:unhideWhenUsed="0"/>
-    <w:lsdException w:name="Colorful Grid Accent 6" w:uiPriority="73" w:semiHidden="0" w:unhideWhenUsed="0"/>
+  <w:latentStyles w:defLockedState="0" w:defUIPriority="99" w:defSemiHidden="0" w:defUnhideWhenUsed="0" w:defQFormat="0" w:count="376">
+    <w:lsdException w:name="Normal" w:uiPriority="0" w:qFormat="1"/>
+    <w:lsdException w:name="heading 1" w:uiPriority="9" w:qFormat="1"/>
+    <w:lsdException w:name="heading 2" w:semiHidden="1" w:uiPriority="9" w:unhideWhenUsed="1" w:qFormat="1"/>
+    <w:lsdException w:name="heading 3" w:semiHidden="1" w:uiPriority="9" w:unhideWhenUsed="1" w:qFormat="1"/>
+    <w:lsdException w:name="heading 4" w:semiHidden="1" w:uiPriority="9" w:unhideWhenUsed="1" w:qFormat="1"/>
+    <w:lsdException w:name="heading 5" w:semiHidden="1" w:uiPriority="9" w:unhideWhenUsed="1" w:qFormat="1"/>
+    <w:lsdException w:name="heading 6" w:semiHidden="1" w:uiPriority="9" w:unhideWhenUsed="1" w:qFormat="1"/>
+    <w:lsdException w:name="heading 7" w:semiHidden="1" w:uiPriority="9" w:unhideWhenUsed="1" w:qFormat="1"/>
+    <w:lsdException w:name="heading 8" w:semiHidden="1" w:uiPriority="9" w:unhideWhenUsed="1" w:qFormat="1"/>
+    <w:lsdException w:name="heading 9" w:semiHidden="1" w:uiPriority="9" w:unhideWhenUsed="1" w:qFormat="1"/>
+    <w:lsdException w:name="index 1" w:semiHidden="1" w:unhideWhenUsed="1"/>
+    <w:lsdException w:name="index 2" w:semiHidden="1" w:unhideWhenUsed="1"/>
+    <w:lsdException w:name="index 3" w:semiHidden="1" w:unhideWhenUsed="1"/>
+    <w:lsdException w:name="index 4" w:semiHidden="1" w:unhideWhenUsed="1"/>
+    <w:lsdException w:name="index 5" w:semiHidden="1" w:unhideWhenUsed="1"/>
+    <w:lsdException w:name="index 6" w:semiHidden="1" w:unhideWhenUsed="1"/>
+    <w:lsdException w:name="index 7" w:semiHidden="1" w:unhideWhenUsed="1"/>
+    <w:lsdException w:name="index 8" w:semiHidden="1" w:unhideWhenUsed="1"/>
+    <w:lsdException w:name="index 9" w:semiHidden="1" w:unhideWhenUsed="1"/>
+    <w:lsdException w:name="toc 1" w:semiHidden="1" w:uiPriority="39" w:unhideWhenUsed="1"/>
+    <w:lsdException w:name="toc 2" w:semiHidden="1" w:uiPriority="39" w:unhideWhenUsed="1"/>
+    <w:lsdException w:name="toc 3" w:semiHidden="1" w:uiPriority="39" w:unhideWhenUsed="1"/>
+    <w:lsdException w:name="toc 4" w:semiHidden="1" w:uiPriority="39" w:unhideWhenUsed="1"/>
+    <w:lsdException w:name="toc 5" w:semiHidden="1" w:uiPriority="39" w:unhideWhenUsed="1"/>
+    <w:lsdException w:name="toc 6" w:semiHidden="1" w:uiPriority="39" w:unhideWhenUsed="1"/>
+    <w:lsdException w:name="toc 7" w:semiHidden="1" w:uiPriority="39" w:unhideWhenUsed="1"/>
+    <w:lsdException w:name="toc 8" w:semiHidden="1" w:uiPriority="39" w:unhideWhenUsed="1"/>
+    <w:lsdException w:name="toc 9" w:semiHidden="1" w:uiPriority="39" w:unhideWhenUsed="1"/>
+    <w:lsdException w:name="Normal Indent" w:semiHidden="1" w:unhideWhenUsed="1"/>
+    <w:lsdException w:name="footnote text" w:semiHidden="1" w:unhideWhenUsed="1"/>
+    <w:lsdException w:name="annotation text" w:semiHidden="1" w:unhideWhenUsed="1" w:qFormat="1"/>
+    <w:lsdException w:name="header" w:unhideWhenUsed="1" w:qFormat="1"/>
+    <w:lsdException w:name="footer" w:unhideWhenUsed="1" w:qFormat="1"/>
+    <w:lsdException w:name="index heading" w:semiHidden="1" w:unhideWhenUsed="1"/>
+    <w:lsdException w:name="caption" w:semiHidden="1" w:uiPriority="35" w:unhideWhenUsed="1" w:qFormat="1"/>
+    <w:lsdException w:name="table of figures" w:semiHidden="1" w:unhideWhenUsed="1"/>
+    <w:lsdException w:name="envelope address" w:semiHidden="1" w:unhideWhenUsed="1"/>
+    <w:lsdException w:name="envelope return" w:semiHidden="1" w:unhideWhenUsed="1"/>
+    <w:lsdException w:name="footnote reference" w:semiHidden="1" w:unhideWhenUsed="1"/>
+    <w:lsdException w:name="annotation reference" w:semiHidden="1" w:unhideWhenUsed="1"/>
+    <w:lsdException w:name="line number" w:semiHidden="1" w:unhideWhenUsed="1"/>
+    <w:lsdException w:name="page number" w:semiHidden="1" w:unhideWhenUsed="1"/>
+    <w:lsdException w:name="endnote reference" w:semiHidden="1" w:unhideWhenUsed="1"/>
+    <w:lsdException w:name="endnote text" w:semiHidden="1" w:unhideWhenUsed="1"/>
+    <w:lsdException w:name="table of authorities" w:semiHidden="1" w:unhideWhenUsed="1"/>
+    <w:lsdException w:name="macro" w:semiHidden="1" w:unhideWhenUsed="1"/>
+    <w:lsdException w:name="toa heading" w:semiHidden="1" w:unhideWhenUsed="1"/>
+    <w:lsdException w:name="List" w:semiHidden="1" w:unhideWhenUsed="1"/>
+    <w:lsdException w:name="List Bullet" w:semiHidden="1" w:unhideWhenUsed="1"/>
+    <w:lsdException w:name="List Number" w:semiHidden="1" w:unhideWhenUsed="1"/>
+    <w:lsdException w:name="List 2" w:semiHidden="1" w:unhideWhenUsed="1"/>
+    <w:lsdException w:name="List 3" w:semiHidden="1" w:unhideWhenUsed="1"/>
+    <w:lsdException w:name="List 4" w:semiHidden="1" w:unhideWhenUsed="1"/>
+    <w:lsdException w:name="List 5" w:semiHidden="1" w:unhideWhenUsed="1"/>
+    <w:lsdException w:name="List Bullet 2" w:semiHidden="1" w:unhideWhenUsed="1"/>
+    <w:lsdException w:name="List Bullet 3" w:semiHidden="1" w:unhideWhenUsed="1"/>
+    <w:lsdException w:name="List Bullet 4" w:semiHidden="1" w:unhideWhenUsed="1"/>
+    <w:lsdException w:name="List Bullet 5" w:semiHidden="1" w:unhideWhenUsed="1"/>
+    <w:lsdException w:name="List Number 2" w:semiHidden="1" w:unhideWhenUsed="1"/>
+    <w:lsdException w:name="List Number 3" w:semiHidden="1" w:unhideWhenUsed="1"/>
+    <w:lsdException w:name="List Number 4" w:semiHidden="1" w:unhideWhenUsed="1"/>
+    <w:lsdException w:name="List Number 5" w:semiHidden="1" w:unhideWhenUsed="1"/>
+    <w:lsdException w:name="Title" w:uiPriority="10" w:qFormat="1"/>
+    <w:lsdException w:name="Closing" w:semiHidden="1" w:unhideWhenUsed="1"/>
+    <w:lsdException w:name="Signature" w:semiHidden="1" w:unhideWhenUsed="1"/>
+    <w:lsdException w:name="Default Paragraph Font" w:semiHidden="1" w:uiPriority="1" w:unhideWhenUsed="1" w:qFormat="1"/>
+    <w:lsdException w:name="Body Text" w:semiHidden="1" w:unhideWhenUsed="1"/>
+    <w:lsdException w:name="Body Text Indent" w:semiHidden="1" w:unhideWhenUsed="1"/>
+    <w:lsdException w:name="List Continue" w:semiHidden="1" w:unhideWhenUsed="1"/>
+    <w:lsdException w:name="List Continue 2" w:semiHidden="1" w:unhideWhenUsed="1"/>
+    <w:lsdException w:name="List Continue 3" w:semiHidden="1" w:unhideWhenUsed="1"/>
+    <w:lsdException w:name="List Continue 4" w:semiHidden="1" w:unhideWhenUsed="1"/>
+    <w:lsdException w:name="List Continue 5" w:semiHidden="1" w:unhideWhenUsed="1"/>
+    <w:lsdException w:name="Message Header" w:semiHidden="1" w:unhideWhenUsed="1"/>
+    <w:lsdException w:name="Subtitle" w:uiPriority="11" w:qFormat="1"/>
+    <w:lsdException w:name="Salutation" w:semiHidden="1" w:unhideWhenUsed="1"/>
+    <w:lsdException w:name="Date" w:semiHidden="1" w:unhideWhenUsed="1"/>
+    <w:lsdException w:name="Body Text First Indent" w:semiHidden="1" w:unhideWhenUsed="1"/>
+    <w:lsdException w:name="Body Text First Indent 2" w:semiHidden="1" w:unhideWhenUsed="1"/>
+    <w:lsdException w:name="Note Heading" w:semiHidden="1" w:unhideWhenUsed="1"/>
+    <w:lsdException w:name="Body Text 2" w:semiHidden="1" w:unhideWhenUsed="1"/>
+    <w:lsdException w:name="Body Text 3" w:semiHidden="1" w:unhideWhenUsed="1"/>
+    <w:lsdException w:name="Body Text Indent 2" w:semiHidden="1" w:unhideWhenUsed="1"/>
+    <w:lsdException w:name="Body Text Indent 3" w:semiHidden="1" w:unhideWhenUsed="1"/>
+    <w:lsdException w:name="Block Text" w:semiHidden="1" w:unhideWhenUsed="1"/>
+    <w:lsdException w:name="Hyperlink" w:semiHidden="1" w:unhideWhenUsed="1"/>
+    <w:lsdException w:name="FollowedHyperlink" w:semiHidden="1" w:unhideWhenUsed="1"/>
+    <w:lsdException w:name="Strong" w:uiPriority="22" w:qFormat="1"/>
+    <w:lsdException w:name="Emphasis" w:uiPriority="20" w:qFormat="1"/>
+    <w:lsdException w:name="Document Map" w:semiHidden="1" w:unhideWhenUsed="1"/>
+    <w:lsdException w:name="Plain Text" w:semiHidden="1" w:unhideWhenUsed="1"/>
+    <w:lsdException w:name="E-mail Signature" w:semiHidden="1" w:unhideWhenUsed="1"/>
+    <w:lsdException w:name="HTML Top of Form" w:semiHidden="1" w:unhideWhenUsed="1"/>
+    <w:lsdException w:name="HTML Bottom of Form" w:semiHidden="1" w:unhideWhenUsed="1"/>
+    <w:lsdException w:name="Normal (Web)" w:semiHidden="1" w:unhideWhenUsed="1"/>
+    <w:lsdException w:name="HTML Acronym" w:semiHidden="1" w:unhideWhenUsed="1"/>
+    <w:lsdException w:name="HTML Address" w:semiHidden="1" w:unhideWhenUsed="1"/>
+    <w:lsdException w:name="HTML Cite" w:semiHidden="1" w:unhideWhenUsed="1"/>
+    <w:lsdException w:name="HTML Code" w:semiHidden="1" w:unhideWhenUsed="1"/>
+    <w:lsdException w:name="HTML Definition" w:semiHidden="1" w:unhideWhenUsed="1"/>
+    <w:lsdException w:name="HTML Keyboard" w:semiHidden="1" w:unhideWhenUsed="1"/>
+    <w:lsdException w:name="HTML Preformatted" w:semiHidden="1" w:unhideWhenUsed="1"/>
+    <w:lsdException w:name="HTML Sample" w:semiHidden="1" w:unhideWhenUsed="1"/>
+    <w:lsdException w:name="HTML Typewriter" w:semiHidden="1" w:unhideWhenUsed="1"/>
+    <w:lsdException w:name="HTML Variable" w:semiHidden="1" w:unhideWhenUsed="1"/>
+    <w:lsdException w:name="Normal Table" w:semiHidden="1" w:unhideWhenUsed="1"/>
+    <w:lsdException w:name="annotation subject" w:semiHidden="1" w:unhideWhenUsed="1"/>
+    <w:lsdException w:name="No List" w:semiHidden="1" w:unhideWhenUsed="1"/>
+    <w:lsdException w:name="Outline List 1" w:semiHidden="1" w:unhideWhenUsed="1"/>
+    <w:lsdException w:name="Outline List 2" w:semiHidden="1" w:unhideWhenUsed="1"/>
+    <w:lsdException w:name="Outline List 3" w:semiHidden="1" w:unhideWhenUsed="1"/>
+    <w:lsdException w:name="Table Simple 1" w:semiHidden="1" w:unhideWhenUsed="1"/>
+    <w:lsdException w:name="Table Simple 2" w:semiHidden="1" w:unhideWhenUsed="1"/>
+    <w:lsdException w:name="Table Simple 3" w:semiHidden="1" w:unhideWhenUsed="1"/>
+    <w:lsdException w:name="Table Classic 1" w:semiHidden="1" w:unhideWhenUsed="1"/>
+    <w:lsdException w:name="Table Classic 2" w:semiHidden="1" w:unhideWhenUsed="1"/>
+    <w:lsdException w:name="Table Classic 3" w:semiHidden="1" w:unhideWhenUsed="1"/>
+    <w:lsdException w:name="Table Classic 4" w:semiHidden="1" w:unhideWhenUsed="1"/>
+    <w:lsdException w:name="Table Colorful 1" w:semiHidden="1" w:unhideWhenUsed="1"/>
+    <w:lsdException w:name="Table Colorful 2" w:semiHidden="1" w:unhideWhenUsed="1"/>
+    <w:lsdException w:name="Table Colorful 3" w:semiHidden="1" w:unhideWhenUsed="1"/>
+    <w:lsdException w:name="Table Columns 1" w:semiHidden="1" w:unhideWhenUsed="1"/>
+    <w:lsdException w:name="Table Columns 2" w:semiHidden="1" w:unhideWhenUsed="1"/>
+    <w:lsdException w:name="Table Columns 3" w:semiHidden="1" w:unhideWhenUsed="1"/>
+    <w:lsdException w:name="Table Columns 4" w:semiHidden="1" w:unhideWhenUsed="1"/>
+    <w:lsdException w:name="Table Columns 5" w:semiHidden="1" w:unhideWhenUsed="1"/>
+    <w:lsdException w:name="Table Grid 1" w:semiHidden="1" w:unhideWhenUsed="1"/>
+    <w:lsdException w:name="Table Grid 2" w:semiHidden="1" w:unhideWhenUsed="1"/>
+    <w:lsdException w:name="Table Grid 3" w:semiHidden="1" w:unhideWhenUsed="1"/>
+    <w:lsdException w:name="Table Grid 4" w:semiHidden="1" w:unhideWhenUsed="1"/>
+    <w:lsdException w:name="Table Grid 5" w:semiHidden="1" w:unhideWhenUsed="1"/>
+    <w:lsdException w:name="Table Grid 6" w:semiHidden="1" w:unhideWhenUsed="1"/>
+    <w:lsdException w:name="Table Grid 7" w:semiHidden="1" w:unhideWhenUsed="1"/>
+    <w:lsdException w:name="Table Grid 8" w:semiHidden="1" w:unhideWhenUsed="1"/>
+    <w:lsdException w:name="Table List 1" w:semiHidden="1" w:unhideWhenUsed="1"/>
+    <w:lsdException w:name="Table List 2" w:semiHidden="1" w:unhideWhenUsed="1"/>
+    <w:lsdException w:name="Table List 3" w:semiHidden="1" w:unhideWhenUsed="1"/>
+    <w:lsdException w:name="Table List 4" w:semiHidden="1" w:unhideWhenUsed="1"/>
+    <w:lsdException w:name="Table List 5" w:semiHidden="1" w:unhideWhenUsed="1"/>
+    <w:lsdException w:name="Table List 6" w:semiHidden="1" w:unhideWhenUsed="1"/>
+    <w:lsdException w:name="Table List 7" w:semiHidden="1" w:unhideWhenUsed="1"/>
+    <w:lsdException w:name="Table List 8" w:semiHidden="1" w:unhideWhenUsed="1"/>
+    <w:lsdException w:name="Table 3D effects 1" w:semiHidden="1" w:unhideWhenUsed="1"/>
+    <w:lsdException w:name="Table 3D effects 2" w:semiHidden="1" w:unhideWhenUsed="1"/>
+    <w:lsdException w:name="Table 3D effects 3" w:semiHidden="1" w:unhideWhenUsed="1"/>
+    <w:lsdException w:name="Table Contemporary" w:semiHidden="1" w:unhideWhenUsed="1"/>
+    <w:lsdException w:name="Table Elegant" w:semiHidden="1" w:unhideWhenUsed="1"/>
+    <w:lsdException w:name="Table Professional" w:semiHidden="1" w:unhideWhenUsed="1"/>
+    <w:lsdException w:name="Table Subtle 1" w:semiHidden="1" w:unhideWhenUsed="1"/>
+    <w:lsdException w:name="Table Subtle 2" w:semiHidden="1" w:unhideWhenUsed="1"/>
+    <w:lsdException w:name="Table Web 1" w:semiHidden="1" w:unhideWhenUsed="1"/>
+    <w:lsdException w:name="Table Web 2" w:semiHidden="1" w:unhideWhenUsed="1"/>
+    <w:lsdException w:name="Table Web 3" w:semiHidden="1" w:unhideWhenUsed="1"/>
+    <w:lsdException w:name="Balloon Text" w:semiHidden="1" w:unhideWhenUsed="1"/>
+    <w:lsdException w:name="Table Grid" w:uiPriority="59" w:qFormat="1"/>
+    <w:lsdException w:name="Table Theme" w:semiHidden="1" w:unhideWhenUsed="1"/>
+    <w:lsdException w:name="Placeholder Text" w:semiHidden="1" w:unhideWhenUsed="1"/>
+    <w:lsdException w:name="No Spacing" w:semiHidden="1" w:unhideWhenUsed="1"/>
+    <w:lsdException w:name="Light Shading" w:uiPriority="60"/>
+    <w:lsdException w:name="Light List" w:uiPriority="61"/>
+    <w:lsdException w:name="Light Grid" w:uiPriority="62"/>
+    <w:lsdException w:name="Medium Shading 1" w:uiPriority="63"/>
+    <w:lsdException w:name="Medium Shading 2" w:uiPriority="64"/>
+    <w:lsdException w:name="Medium List 1" w:uiPriority="65"/>
+    <w:lsdException w:name="Medium List 2" w:uiPriority="66"/>
+    <w:lsdException w:name="Medium Grid 1" w:uiPriority="67"/>
+    <w:lsdException w:name="Medium Grid 2" w:uiPriority="68"/>
+    <w:lsdException w:name="Medium Grid 3" w:uiPriority="69"/>
+    <w:lsdException w:name="Dark List" w:uiPriority="70"/>
+    <w:lsdException w:name="Colorful Shading" w:uiPriority="71"/>
+    <w:lsdException w:name="Colorful List" w:uiPriority="72"/>
+    <w:lsdException w:name="Colorful Grid" w:uiPriority="73"/>
+    <w:lsdException w:name="Light Shading Accent 1" w:uiPriority="60"/>
+    <w:lsdException w:name="Light List Accent 1" w:uiPriority="61"/>
+    <w:lsdException w:name="Light Grid Accent 1" w:uiPriority="62"/>
+    <w:lsdException w:name="Medium Shading 1 Accent 1" w:uiPriority="63"/>
+    <w:lsdException w:name="Medium Shading 2 Accent 1" w:uiPriority="64"/>
+    <w:lsdException w:name="Medium List 1 Accent 1" w:uiPriority="65"/>
+    <w:lsdException w:name="Revision" w:semiHidden="1" w:unhideWhenUsed="1"/>
+    <w:lsdException w:name="List Paragraph" w:uiPriority="34" w:qFormat="1"/>
+    <w:lsdException w:name="Quote" w:semiHidden="1" w:unhideWhenUsed="1"/>
+    <w:lsdException w:name="Intense Quote" w:semiHidden="1" w:unhideWhenUsed="1"/>
+    <w:lsdException w:name="Medium List 2 Accent 1" w:uiPriority="66"/>
+    <w:lsdException w:name="Medium Grid 1 Accent 1" w:uiPriority="67"/>
+    <w:lsdException w:name="Medium Grid 2 Accent 1" w:uiPriority="68"/>
+    <w:lsdException w:name="Medium Grid 3 Accent 1" w:uiPriority="69"/>
+    <w:lsdException w:name="Dark List Accent 1" w:uiPriority="70"/>
+    <w:lsdException w:name="Colorful Shading Accent 1" w:uiPriority="71"/>
+    <w:lsdException w:name="Colorful List Accent 1" w:uiPriority="72"/>
+    <w:lsdException w:name="Colorful Grid Accent 1" w:uiPriority="73"/>
+    <w:lsdException w:name="Light Shading Accent 2" w:uiPriority="60"/>
+    <w:lsdException w:name="Light List Accent 2" w:uiPriority="61"/>
+    <w:lsdException w:name="Light Grid Accent 2" w:uiPriority="62"/>
+    <w:lsdException w:name="Medium Shading 1 Accent 2" w:uiPriority="63"/>
+    <w:lsdException w:name="Medium Shading 2 Accent 2" w:uiPriority="64"/>
+    <w:lsdException w:name="Medium List 1 Accent 2" w:uiPriority="65"/>
+    <w:lsdException w:name="Medium List 2 Accent 2" w:uiPriority="66"/>
+    <w:lsdException w:name="Medium Grid 1 Accent 2" w:uiPriority="67"/>
+    <w:lsdException w:name="Medium Grid 2 Accent 2" w:uiPriority="68"/>
+    <w:lsdException w:name="Medium Grid 3 Accent 2" w:uiPriority="69"/>
+    <w:lsdException w:name="Dark List Accent 2" w:uiPriority="70"/>
+    <w:lsdException w:name="Colorful Shading Accent 2" w:uiPriority="71"/>
+    <w:lsdException w:name="Colorful List Accent 2" w:uiPriority="72"/>
+    <w:lsdException w:name="Colorful Grid Accent 2" w:uiPriority="73"/>
+    <w:lsdException w:name="Light Shading Accent 3" w:uiPriority="60"/>
+    <w:lsdException w:name="Light List Accent 3" w:uiPriority="61"/>
+    <w:lsdException w:name="Light Grid Accent 3" w:uiPriority="62"/>
+    <w:lsdException w:name="Medium Shading 1 Accent 3" w:uiPriority="63"/>
+    <w:lsdException w:name="Medium Shading 2 Accent 3" w:uiPriority="64"/>
+    <w:lsdException w:name="Medium List 1 Accent 3" w:uiPriority="65"/>
+    <w:lsdException w:name="Medium List 2 Accent 3" w:uiPriority="66"/>
+    <w:lsdException w:name="Medium Grid 1 Accent 3" w:uiPriority="67"/>
+    <w:lsdException w:name="Medium Grid 2 Accent 3" w:uiPriority="68"/>
+    <w:lsdException w:name="Medium Grid 3 Accent 3" w:uiPriority="69"/>
+    <w:lsdException w:name="Dark List Accent 3" w:uiPriority="70"/>
+    <w:lsdException w:name="Colorful Shading Accent 3" w:uiPriority="71"/>
+    <w:lsdException w:name="Colorful List Accent 3" w:uiPriority="72"/>
+    <w:lsdException w:name="Colorful Grid Accent 3" w:uiPriority="73"/>
+    <w:lsdException w:name="Light Shading Accent 4" w:uiPriority="60"/>
+    <w:lsdException w:name="Light List Accent 4" w:uiPriority="61"/>
+    <w:lsdException w:name="Light Grid Accent 4" w:uiPriority="62"/>
+    <w:lsdException w:name="Medium Shading 1 Accent 4" w:uiPriority="63"/>
+    <w:lsdException w:name="Medium Shading 2 Accent 4" w:uiPriority="64"/>
+    <w:lsdException w:name="Medium List 1 Accent 4" w:uiPriority="65"/>
+    <w:lsdException w:name="Medium List 2 Accent 4" w:uiPriority="66"/>
+    <w:lsdException w:name="Medium Grid 1 Accent 4" w:uiPriority="67"/>
+    <w:lsdException w:name="Medium Grid 2 Accent 4" w:uiPriority="68"/>
+    <w:lsdException w:name="Medium Grid 3 Accent 4" w:uiPriority="69"/>
+    <w:lsdException w:name="Dark List Accent 4" w:uiPriority="70"/>
+    <w:lsdException w:name="Colorful Shading Accent 4" w:uiPriority="71"/>
+    <w:lsdException w:name="Colorful List Accent 4" w:uiPriority="72"/>
+    <w:lsdException w:name="Colorful Grid Accent 4" w:uiPriority="73"/>
+    <w:lsdException w:name="Light Shading Accent 5" w:uiPriority="60"/>
+    <w:lsdException w:name="Light List Accent 5" w:uiPriority="61"/>
+    <w:lsdException w:name="Light Grid Accent 5" w:uiPriority="62"/>
+    <w:lsdException w:name="Medium Shading 1 Accent 5" w:uiPriority="63"/>
+    <w:lsdException w:name="Medium Shading 2 Accent 5" w:uiPriority="64"/>
+    <w:lsdException w:name="Medium List 1 Accent 5" w:uiPriority="65"/>
+    <w:lsdException w:name="Medium List 2 Accent 5" w:uiPriority="66"/>
+    <w:lsdException w:name="Medium Grid 1 Accent 5" w:uiPriority="67"/>
+    <w:lsdException w:name="Medium Grid 2 Accent 5" w:uiPriority="68"/>
+    <w:lsdException w:name="Medium Grid 3 Accent 5" w:uiPriority="69"/>
+    <w:lsdException w:name="Dark List Accent 5" w:uiPriority="70"/>
+    <w:lsdException w:name="Colorful Shading Accent 5" w:uiPriority="71"/>
+    <w:lsdException w:name="Colorful List Accent 5" w:uiPriority="72"/>
+    <w:lsdException w:name="Colorful Grid Accent 5" w:uiPriority="73"/>
+    <w:lsdException w:name="Light Shading Accent 6" w:uiPriority="60"/>
+    <w:lsdException w:name="Light List Accent 6" w:uiPriority="61"/>
+    <w:lsdException w:name="Light Grid Accent 6" w:uiPriority="62"/>
+    <w:lsdException w:name="Medium Shading 1 Accent 6" w:uiPriority="63"/>
+    <w:lsdException w:name="Medium Shading 2 Accent 6" w:uiPriority="64"/>
+    <w:lsdException w:name="Medium List 1 Accent 6" w:uiPriority="65"/>
+    <w:lsdException w:name="Medium List 2 Accent 6" w:uiPriority="66"/>
+    <w:lsdException w:name="Medium Grid 1 Accent 6" w:uiPriority="67"/>
+    <w:lsdException w:name="Medium Grid 2 Accent 6" w:uiPriority="68"/>
+    <w:lsdException w:name="Medium Grid 3 Accent 6" w:uiPriority="69"/>
+    <w:lsdException w:name="Dark List Accent 6" w:uiPriority="70"/>
+    <w:lsdException w:name="Colorful Shading Accent 6" w:uiPriority="71"/>
+    <w:lsdException w:name="Colorful List Accent 6" w:uiPriority="72"/>
+    <w:lsdException w:name="Colorful Grid Accent 6" w:uiPriority="73"/>
+    <w:lsdException w:name="Subtle Emphasis" w:uiPriority="19" w:qFormat="1"/>
+    <w:lsdException w:name="Intense Emphasis" w:uiPriority="21" w:qFormat="1"/>
+    <w:lsdException w:name="Subtle Reference" w:uiPriority="31" w:qFormat="1"/>
+    <w:lsdException w:name="Intense Reference" w:uiPriority="32" w:qFormat="1"/>
+    <w:lsdException w:name="Book Title" w:uiPriority="33" w:qFormat="1"/>
+    <w:lsdException w:name="Bibliography" w:semiHidden="1" w:uiPriority="37" w:unhideWhenUsed="1"/>
+    <w:lsdException w:name="TOC Heading" w:semiHidden="1" w:uiPriority="39" w:unhideWhenUsed="1" w:qFormat="1"/>
+    <w:lsdException w:name="Plain Table 1" w:uiPriority="41"/>
+    <w:lsdException w:name="Plain Table 2" w:uiPriority="42"/>
+    <w:lsdException w:name="Plain Table 3" w:uiPriority="43"/>
+    <w:lsdException w:name="Plain Table 4" w:uiPriority="44"/>
+    <w:lsdException w:name="Plain Table 5" w:uiPriority="45"/>
+    <w:lsdException w:name="Grid Table Light" w:uiPriority="40"/>
+    <w:lsdException w:name="Grid Table 1 Light" w:uiPriority="46"/>
+    <w:lsdException w:name="Grid Table 2" w:uiPriority="47"/>
+    <w:lsdException w:name="Grid Table 3" w:uiPriority="48"/>
+    <w:lsdException w:name="Grid Table 4" w:uiPriority="49"/>
+    <w:lsdException w:name="Grid Table 5 Dark" w:uiPriority="50"/>
+    <w:lsdException w:name="Grid Table 6 Colorful" w:uiPriority="51"/>
+    <w:lsdException w:name="Grid Table 7 Colorful" w:uiPriority="52"/>
+    <w:lsdException w:name="Grid Table 1 Light Accent 1" w:uiPriority="46"/>
+    <w:lsdException w:name="Grid Table 2 Accent 1" w:uiPriority="47"/>
+    <w:lsdException w:name="Grid Table 3 Accent 1" w:uiPriority="48"/>
+    <w:lsdException w:name="Grid Table 4 Accent 1" w:uiPriority="49"/>
+    <w:lsdException w:name="Grid Table 5 Dark Accent 1" w:uiPriority="50"/>
+    <w:lsdException w:name="Grid Table 6 Colorful Accent 1" w:uiPriority="51"/>
+    <w:lsdException w:name="Grid Table 7 Colorful Accent 1" w:uiPriority="52"/>
+    <w:lsdException w:name="Grid Table 1 Light Accent 2" w:uiPriority="46"/>
+    <w:lsdException w:name="Grid Table 2 Accent 2" w:uiPriority="47"/>
+    <w:lsdException w:name="Grid Table 3 Accent 2" w:uiPriority="48"/>
+    <w:lsdException w:name="Grid Table 4 Accent 2" w:uiPriority="49"/>
+    <w:lsdException w:name="Grid Table 5 Dark Accent 2" w:uiPriority="50"/>
+    <w:lsdException w:name="Grid Table 6 Colorful Accent 2" w:uiPriority="51"/>
+    <w:lsdException w:name="Grid Table 7 Colorful Accent 2" w:uiPriority="52"/>
+    <w:lsdException w:name="Grid Table 1 Light Accent 3" w:uiPriority="46"/>
+    <w:lsdException w:name="Grid Table 2 Accent 3" w:uiPriority="47"/>
+    <w:lsdException w:name="Grid Table 3 Accent 3" w:uiPriority="48"/>
+    <w:lsdException w:name="Grid Table 4 Accent 3" w:uiPriority="49"/>
+    <w:lsdException w:name="Grid Table 5 Dark Accent 3" w:uiPriority="50"/>
+    <w:lsdException w:name="Grid Table 6 Colorful Accent 3" w:uiPriority="51"/>
+    <w:lsdException w:name="Grid Table 7 Colorful Accent 3" w:uiPriority="52"/>
+    <w:lsdException w:name="Grid Table 1 Light Accent 4" w:uiPriority="46"/>
+    <w:lsdException w:name="Grid Table 2 Accent 4" w:uiPriority="47"/>
+    <w:lsdException w:name="Grid Table 3 Accent 4" w:uiPriority="48"/>
+    <w:lsdException w:name="Grid Table 4 Accent 4" w:uiPriority="49"/>
+    <w:lsdException w:name="Grid Table 5 Dark Accent 4" w:uiPriority="50"/>
+    <w:lsdException w:name="Grid Table 6 Colorful Accent 4" w:uiPriority="51"/>
+    <w:lsdException w:name="Grid Table 7 Colorful Accent 4" w:uiPriority="52"/>
+    <w:lsdException w:name="Grid Table 1 Light Accent 5" w:uiPriority="46"/>
+    <w:lsdException w:name="Grid Table 2 Accent 5" w:uiPriority="47"/>
+    <w:lsdException w:name="Grid Table 3 Accent 5" w:uiPriority="48"/>
+    <w:lsdException w:name="Grid Table 4 Accent 5" w:uiPriority="49"/>
+    <w:lsdException w:name="Grid Table 5 Dark Accent 5" w:uiPriority="50"/>
+    <w:lsdException w:name="Grid Table 6 Colorful Accent 5" w:uiPriority="51"/>
+    <w:lsdException w:name="Grid Table 7 Colorful Accent 5" w:uiPriority="52"/>
+    <w:lsdException w:name="Grid Table 1 Light Accent 6" w:uiPriority="46"/>
+    <w:lsdException w:name="Grid Table 2 Accent 6" w:uiPriority="47"/>
+    <w:lsdException w:name="Grid Table 3 Accent 6" w:uiPriority="48"/>
+    <w:lsdException w:name="Grid Table 4 Accent 6" w:uiPriority="49"/>
+    <w:lsdException w:name="Grid Table 5 Dark Accent 6" w:uiPriority="50"/>
+    <w:lsdException w:name="Grid Table 6 Colorful Accent 6" w:uiPriority="51"/>
+    <w:lsdException w:name="Grid Table 7 Colorful Accent 6" w:uiPriority="52"/>
+    <w:lsdException w:name="List Table 1 Light" w:uiPriority="46"/>
+    <w:lsdException w:name="List Table 2" w:uiPriority="47"/>
+    <w:lsdException w:name="List Table 3" w:uiPriority="48"/>
+    <w:lsdException w:name="List Table 4" w:uiPriority="49"/>
+    <w:lsdException w:name="List Table 5 Dark" w:uiPriority="50"/>
+    <w:lsdException w:name="List Table 6 Colorful" w:uiPriority="51"/>
+    <w:lsdException w:name="List Table 7 Colorful" w:uiPriority="52"/>
+    <w:lsdException w:name="List Table 1 Light Accent 1" w:uiPriority="46"/>
+    <w:lsdException w:name="List Table 2 Accent 1" w:uiPriority="47"/>
+    <w:lsdException w:name="List Table 3 Accent 1" w:uiPriority="48"/>
+    <w:lsdException w:name="List Table 4 Accent 1" w:uiPriority="49"/>
+    <w:lsdException w:name="List Table 5 Dark Accent 1" w:uiPriority="50"/>
+    <w:lsdException w:name="List Table 6 Colorful Accent 1" w:uiPriority="51"/>
+    <w:lsdException w:name="List Table 7 Colorful Accent 1" w:uiPriority="52"/>
+    <w:lsdException w:name="List Table 1 Light Accent 2" w:uiPriority="46"/>
+    <w:lsdException w:name="List Table 2 Accent 2" w:uiPriority="47"/>
+    <w:lsdException w:name="List Table 3 Accent 2" w:uiPriority="48"/>
+    <w:lsdException w:name="List Table 4 Accent 2" w:uiPriority="49"/>
+    <w:lsdException w:name="List Table 5 Dark Accent 2" w:uiPriority="50"/>
+    <w:lsdException w:name="List Table 6 Colorful Accent 2" w:uiPriority="51"/>
+    <w:lsdException w:name="List Table 7 Colorful Accent 2" w:uiPriority="52"/>
+    <w:lsdException w:name="List Table 1 Light Accent 3" w:uiPriority="46"/>
+    <w:lsdException w:name="List Table 2 Accent 3" w:uiPriority="47"/>
+    <w:lsdException w:name="List Table 3 Accent 3" w:uiPriority="48"/>
+    <w:lsdException w:name="List Table 4 Accent 3" w:uiPriority="49"/>
+    <w:lsdException w:name="List Table 5 Dark Accent 3" w:uiPriority="50"/>
+    <w:lsdException w:name="List Table 6 Colorful Accent 3" w:uiPriority="51"/>
+    <w:lsdException w:name="List Table 7 Colorful Accent 3" w:uiPriority="52"/>
+    <w:lsdException w:name="List Table 1 Light Accent 4" w:uiPriority="46"/>
+    <w:lsdException w:name="List Table 2 Accent 4" w:uiPriority="47"/>
+    <w:lsdException w:name="List Table 3 Accent 4" w:uiPriority="48"/>
+    <w:lsdException w:name="List Table 4 Accent 4" w:uiPriority="49"/>
+    <w:lsdException w:name="List Table 5 Dark Accent 4" w:uiPriority="50"/>
+    <w:lsdException w:name="List Table 6 Colorful Accent 4" w:uiPriority="51"/>
+    <w:lsdException w:name="List Table 7 Colorful Accent 4" w:uiPriority="52"/>
+    <w:lsdException w:name="List Table 1 Light Accent 5" w:uiPriority="46"/>
+    <w:lsdException w:name="List Table 2 Accent 5" w:uiPriority="47"/>
+    <w:lsdException w:name="List Table 3 Accent 5" w:uiPriority="48"/>
+    <w:lsdException w:name="List Table 4 Accent 5" w:uiPriority="49"/>
+    <w:lsdException w:name="List Table 5 Dark Accent 5" w:uiPriority="50"/>
+    <w:lsdException w:name="List Table 6 Colorful Accent 5" w:uiPriority="51"/>
+    <w:lsdException w:name="List Table 7 Colorful Accent 5" w:uiPriority="52"/>
+    <w:lsdException w:name="List Table 1 Light Accent 6" w:uiPriority="46"/>
+    <w:lsdException w:name="List Table 2 Accent 6" w:uiPriority="47"/>
+    <w:lsdException w:name="List Table 3 Accent 6" w:uiPriority="48"/>
+    <w:lsdException w:name="List Table 4 Accent 6" w:uiPriority="49"/>
+    <w:lsdException w:name="List Table 5 Dark Accent 6" w:uiPriority="50"/>
+    <w:lsdException w:name="List Table 6 Colorful Accent 6" w:uiPriority="51"/>
+    <w:lsdException w:name="List Table 7 Colorful Accent 6" w:uiPriority="52"/>
+    <w:lsdException w:name="Mention" w:semiHidden="1" w:unhideWhenUsed="1"/>
+    <w:lsdException w:name="Smart Hyperlink" w:semiHidden="1" w:unhideWhenUsed="1"/>
+    <w:lsdException w:name="Hashtag" w:semiHidden="1" w:unhideWhenUsed="1"/>
+    <w:lsdException w:name="Unresolved Mention" w:semiHidden="1" w:unhideWhenUsed="1"/>
+    <w:lsdException w:name="Smart Link" w:semiHidden="1" w:unhideWhenUsed="1"/>
   </w:latentStyles>
-  <w:style w:type="paragraph" w:styleId="1" w:default="1">
+  <w:style w:type="paragraph" w:default="1" w:styleId="a">
     <w:name w:val="Normal"/>
     <w:qFormat/>
-    <w:uiPriority w:val="0"/>
     <w:pPr>
       <w:adjustRightInd w:val="0"/>
       <w:snapToGrid w:val="0"/>
@@ -1447,19 +1585,18 @@
       <w:jc w:val="both"/>
     </w:pPr>
     <w:rPr>
-      <w:rFonts w:ascii="Times New Roman" w:hAnsi="Times New Roman" w:eastAsia="宋体" w:cs="宋体"/>
+      <w:rFonts w:cs="宋体"/>
       <w:sz w:val="24"/>
       <w:szCs w:val="24"/>
-      <w:lang w:val="en-US" w:eastAsia="zh-CN" w:bidi="ar-SA"/>
     </w:rPr>
   </w:style>
-  <w:style w:type="paragraph" w:styleId="2">
+  <w:style w:type="paragraph" w:styleId="1">
     <w:name w:val="heading 1"/>
-    <w:basedOn w:val="1"/>
-    <w:next w:val="1"/>
-    <w:link w:val="13"/>
+    <w:basedOn w:val="a"/>
+    <w:next w:val="a"/>
+    <w:link w:val="10"/>
+    <w:uiPriority w:val="9"/>
     <w:qFormat/>
-    <w:uiPriority w:val="9"/>
     <w:pPr>
       <w:keepNext/>
       <w:keepLines/>
@@ -1474,19 +1611,19 @@
       <w:szCs w:val="44"/>
     </w:rPr>
   </w:style>
-  <w:style w:type="character" w:styleId="9" w:default="1">
+  <w:style w:type="character" w:default="1" w:styleId="a0">
     <w:name w:val="Default Paragraph Font"/>
+    <w:uiPriority w:val="1"/>
     <w:semiHidden/>
     <w:unhideWhenUsed/>
-    <w:qFormat/>
-    <w:uiPriority w:val="1"/>
   </w:style>
-  <w:style w:type="table" w:styleId="7" w:default="1">
+  <w:style w:type="table" w:default="1" w:styleId="a1">
     <w:name w:val="Normal Table"/>
+    <w:uiPriority w:val="99"/>
     <w:semiHidden/>
     <w:unhideWhenUsed/>
-    <w:uiPriority w:val="99"/>
     <w:tblPr>
+      <w:tblInd w:w="0" w:type="dxa"/>
       <w:tblCellMar>
         <w:top w:w="0" w:type="dxa"/>
         <w:left w:w="108" w:type="dxa"/>
@@ -1495,24 +1632,30 @@
       </w:tblCellMar>
     </w:tblPr>
   </w:style>
-  <w:style w:type="paragraph" w:styleId="3">
+  <w:style w:type="numbering" w:default="1" w:styleId="a2">
+    <w:name w:val="No List"/>
+    <w:uiPriority w:val="99"/>
+    <w:semiHidden/>
+    <w:unhideWhenUsed/>
+  </w:style>
+  <w:style w:type="paragraph" w:styleId="a3">
     <w:name w:val="annotation text"/>
-    <w:basedOn w:val="1"/>
+    <w:basedOn w:val="a"/>
+    <w:uiPriority w:val="99"/>
     <w:semiHidden/>
     <w:unhideWhenUsed/>
     <w:qFormat/>
-    <w:uiPriority w:val="99"/>
     <w:pPr>
       <w:jc w:val="left"/>
     </w:pPr>
   </w:style>
-  <w:style w:type="paragraph" w:styleId="4">
+  <w:style w:type="paragraph" w:styleId="a4">
     <w:name w:val="footer"/>
-    <w:basedOn w:val="1"/>
-    <w:link w:val="12"/>
+    <w:basedOn w:val="a"/>
+    <w:link w:val="a5"/>
+    <w:uiPriority w:val="99"/>
     <w:unhideWhenUsed/>
     <w:qFormat/>
-    <w:uiPriority w:val="99"/>
     <w:pPr>
       <w:widowControl w:val="0"/>
       <w:tabs>
@@ -1524,23 +1667,23 @@
       <w:jc w:val="left"/>
     </w:pPr>
     <w:rPr>
-      <w:rFonts w:asciiTheme="minorHAnsi" w:hAnsiTheme="minorHAnsi" w:eastAsiaTheme="minorEastAsia" w:cstheme="minorBidi"/>
+      <w:rFonts w:asciiTheme="minorHAnsi" w:eastAsiaTheme="minorEastAsia" w:hAnsiTheme="minorHAnsi" w:cstheme="minorBidi"/>
       <w:kern w:val="2"/>
       <w:sz w:val="18"/>
       <w:szCs w:val="18"/>
     </w:rPr>
   </w:style>
-  <w:style w:type="paragraph" w:styleId="5">
+  <w:style w:type="paragraph" w:styleId="a6">
     <w:name w:val="header"/>
-    <w:basedOn w:val="1"/>
-    <w:link w:val="11"/>
+    <w:basedOn w:val="a"/>
+    <w:link w:val="a7"/>
+    <w:uiPriority w:val="99"/>
     <w:unhideWhenUsed/>
     <w:qFormat/>
-    <w:uiPriority w:val="99"/>
     <w:pPr>
       <w:widowControl w:val="0"/>
       <w:pBdr>
-        <w:bottom w:val="single" w:color="auto" w:sz="6" w:space="1"/>
+        <w:bottom w:val="single" w:sz="6" w:space="1" w:color="auto"/>
       </w:pBdr>
       <w:tabs>
         <w:tab w:val="center" w:pos="4153"/>
@@ -1551,18 +1694,18 @@
       <w:jc w:val="center"/>
     </w:pPr>
     <w:rPr>
-      <w:rFonts w:asciiTheme="minorHAnsi" w:hAnsiTheme="minorHAnsi" w:eastAsiaTheme="minorEastAsia" w:cstheme="minorBidi"/>
+      <w:rFonts w:asciiTheme="minorHAnsi" w:eastAsiaTheme="minorEastAsia" w:hAnsiTheme="minorHAnsi" w:cstheme="minorBidi"/>
       <w:kern w:val="2"/>
       <w:sz w:val="18"/>
       <w:szCs w:val="18"/>
     </w:rPr>
   </w:style>
-  <w:style w:type="paragraph" w:styleId="6">
+  <w:style w:type="paragraph" w:styleId="a8">
     <w:name w:val="Normal (Web)"/>
-    <w:basedOn w:val="1"/>
+    <w:basedOn w:val="a"/>
+    <w:uiPriority w:val="99"/>
     <w:semiHidden/>
     <w:unhideWhenUsed/>
-    <w:uiPriority w:val="99"/>
     <w:pPr>
       <w:spacing w:beforeAutospacing="1" w:afterAutospacing="1"/>
       <w:jc w:val="left"/>
@@ -1571,61 +1714,61 @@
       <w:rFonts w:cs="Times New Roman"/>
     </w:rPr>
   </w:style>
-  <w:style w:type="table" w:styleId="8">
+  <w:style w:type="table" w:styleId="a9">
     <w:name w:val="Table Grid"/>
-    <w:basedOn w:val="7"/>
+    <w:basedOn w:val="a1"/>
+    <w:uiPriority w:val="59"/>
     <w:qFormat/>
-    <w:uiPriority w:val="59"/>
     <w:tblPr>
       <w:tblBorders>
-        <w:top w:val="single" w:color="auto" w:sz="4" w:space="0"/>
-        <w:left w:val="single" w:color="auto" w:sz="4" w:space="0"/>
-        <w:bottom w:val="single" w:color="auto" w:sz="4" w:space="0"/>
-        <w:right w:val="single" w:color="auto" w:sz="4" w:space="0"/>
-        <w:insideH w:val="single" w:color="auto" w:sz="4" w:space="0"/>
-        <w:insideV w:val="single" w:color="auto" w:sz="4" w:space="0"/>
+        <w:top w:val="single" w:sz="4" w:space="0" w:color="auto"/>
+        <w:left w:val="single" w:sz="4" w:space="0" w:color="auto"/>
+        <w:bottom w:val="single" w:sz="4" w:space="0" w:color="auto"/>
+        <w:right w:val="single" w:sz="4" w:space="0" w:color="auto"/>
+        <w:insideH w:val="single" w:sz="4" w:space="0" w:color="auto"/>
+        <w:insideV w:val="single" w:sz="4" w:space="0" w:color="auto"/>
       </w:tblBorders>
     </w:tblPr>
   </w:style>
-  <w:style w:type="character" w:styleId="10">
+  <w:style w:type="character" w:styleId="aa">
     <w:name w:val="Strong"/>
-    <w:basedOn w:val="9"/>
+    <w:basedOn w:val="a0"/>
+    <w:uiPriority w:val="22"/>
     <w:qFormat/>
-    <w:uiPriority w:val="22"/>
     <w:rPr>
       <w:b/>
     </w:rPr>
   </w:style>
-  <w:style w:type="character" w:styleId="11" w:customStyle="1">
+  <w:style w:type="character" w:customStyle="1" w:styleId="a7">
     <w:name w:val="页眉 字符"/>
-    <w:basedOn w:val="9"/>
-    <w:link w:val="5"/>
+    <w:basedOn w:val="a0"/>
+    <w:link w:val="a6"/>
+    <w:uiPriority w:val="99"/>
     <w:qFormat/>
-    <w:uiPriority w:val="99"/>
     <w:rPr>
       <w:sz w:val="18"/>
       <w:szCs w:val="18"/>
     </w:rPr>
   </w:style>
-  <w:style w:type="character" w:styleId="12" w:customStyle="1">
+  <w:style w:type="character" w:customStyle="1" w:styleId="a5">
     <w:name w:val="页脚 字符"/>
-    <w:basedOn w:val="9"/>
-    <w:link w:val="4"/>
+    <w:basedOn w:val="a0"/>
+    <w:link w:val="a4"/>
+    <w:uiPriority w:val="99"/>
     <w:qFormat/>
-    <w:uiPriority w:val="99"/>
     <w:rPr>
       <w:sz w:val="18"/>
       <w:szCs w:val="18"/>
     </w:rPr>
   </w:style>
-  <w:style w:type="character" w:styleId="13" w:customStyle="1">
+  <w:style w:type="character" w:customStyle="1" w:styleId="10">
     <w:name w:val="标题 1 字符"/>
-    <w:basedOn w:val="9"/>
-    <w:link w:val="2"/>
+    <w:basedOn w:val="a0"/>
+    <w:link w:val="1"/>
+    <w:uiPriority w:val="9"/>
     <w:qFormat/>
-    <w:uiPriority w:val="9"/>
     <w:rPr>
-      <w:rFonts w:ascii="Times New Roman" w:hAnsi="Times New Roman" w:eastAsia="宋体" w:cs="宋体"/>
+      <w:rFonts w:ascii="Times New Roman" w:eastAsia="宋体" w:hAnsi="Times New Roman" w:cs="宋体"/>
       <w:b/>
       <w:bCs/>
       <w:kern w:val="44"/>
@@ -1633,17 +1776,17 @@
       <w:szCs w:val="44"/>
     </w:rPr>
   </w:style>
-  <w:style w:type="paragraph" w:styleId="14">
+  <w:style w:type="paragraph" w:styleId="ab">
     <w:name w:val="List Paragraph"/>
-    <w:basedOn w:val="1"/>
+    <w:basedOn w:val="a"/>
+    <w:uiPriority w:val="34"/>
     <w:qFormat/>
-    <w:uiPriority w:val="34"/>
     <w:pPr>
       <w:widowControl w:val="0"/>
       <w:adjustRightInd/>
       <w:snapToGrid/>
       <w:spacing w:line="240" w:lineRule="auto"/>
-      <w:ind w:firstLine="420" w:firstLineChars="200"/>
+      <w:ind w:firstLineChars="200" w:firstLine="420"/>
     </w:pPr>
     <w:rPr>
       <w:rFonts w:ascii="Calibri" w:hAnsi="Calibri" w:cs="Times New Roman"/>
@@ -1936,5 +2079,6 @@
     </a:fmtScheme>
   </a:themeElements>
   <a:objectDefaults/>
+  <a:extraClrSchemeLst/>
 </a:theme>
 </file>
--- a/docs/03-report/实训文档/23030301曹磊-1/5-实训任务书-项目1.docx
+++ b/docs/03-report/实训文档/23030301曹磊-1/5-实训任务书-项目1.docx
@@ -1,6 +1,6 @@
 
 <file path=word/document.xml><?xml version="1.0" encoding="utf-8"?>
-<w:document xmlns:wpc="http://schemas.microsoft.com/office/word/2010/wordprocessingCanvas" xmlns:cx="http://schemas.microsoft.com/office/drawing/2014/chartex" xmlns:cx1="http://schemas.microsoft.com/office/drawing/2015/9/8/chartex" xmlns:cx2="http://schemas.microsoft.com/office/drawing/2015/10/21/chartex" xmlns:cx3="http://schemas.microsoft.com/office/drawing/2016/5/9/chartex" xmlns:cx4="http://schemas.microsoft.com/office/drawing/2016/5/10/chartex" xmlns:cx5="http://schemas.microsoft.com/office/drawing/2016/5/11/chartex" xmlns:cx6="http://schemas.microsoft.com/office/drawing/2016/5/12/chartex" xmlns:cx7="http://schemas.microsoft.com/office/drawing/2016/5/13/chartex" xmlns:cx8="http://schemas.microsoft.com/office/drawing/2016/5/14/chartex" xmlns:mc="http://schemas.openxmlformats.org/markup-compatibility/2006" xmlns:aink="http://schemas.microsoft.com/office/drawing/2016/ink" xmlns:am3d="http://schemas.microsoft.com/office/drawing/2017/model3d" xmlns:o="urn:schemas-microsoft-com:office:office" xmlns:oel="http://schemas.microsoft.com/office/2019/extlst" xmlns:r="http://schemas.openxmlformats.org/officeDocument/2006/relationships" xmlns:m="http://schemas.openxmlformats.org/officeDocument/2006/math" xmlns:v="urn:schemas-microsoft-com:vml" xmlns:wp14="http://schemas.microsoft.com/office/word/2010/wordprocessingDrawing" xmlns:wp="http://schemas.openxmlformats.org/drawingml/2006/wordprocessingDrawing" xmlns:w10="urn:schemas-microsoft-com:office:word" xmlns:w="http://schemas.openxmlformats.org/wordprocessingml/2006/main" xmlns:w14="http://schemas.microsoft.com/office/word/2010/wordml" xmlns:w15="http://schemas.microsoft.com/office/word/2012/wordml" xmlns:w16cex="http://schemas.microsoft.com/office/word/2018/wordml/cex" xmlns:w16cid="http://schemas.microsoft.com/office/word/2016/wordml/cid" xmlns:w16="http://schemas.microsoft.com/office/word/2018/wordml" xmlns:w16du="http://schemas.microsoft.com/office/word/2023/wordml/word16du" xmlns:w16sdtdh="http://schemas.microsoft.com/office/word/2020/wordml/sdtdatahash" xmlns:w16sdtfl="http://schemas.microsoft.com/office/word/2024/wordml/sdtformatlock" xmlns:w16se="http://schemas.microsoft.com/office/word/2015/wordml/symex" xmlns:wpg="http://schemas.microsoft.com/office/word/2010/wordprocessingGroup" xmlns:wpi="http://schemas.microsoft.com/office/word/2010/wordprocessingInk" xmlns:wne="http://schemas.microsoft.com/office/word/2006/wordml" xmlns:wps="http://schemas.microsoft.com/office/word/2010/wordprocessingShape" mc:Ignorable="w14 w15 w16se w16cid w16 w16cex w16sdtdh w16sdtfl w16du wp14">
+<w:document xmlns:a="http://schemas.openxmlformats.org/drawingml/2006/main" xmlns:pic="http://schemas.openxmlformats.org/drawingml/2006/picture" xmlns:a14="http://schemas.microsoft.com/office/drawing/2010/main" xmlns:wpc="http://schemas.microsoft.com/office/word/2010/wordprocessingCanvas" xmlns:cx="http://schemas.microsoft.com/office/drawing/2014/chartex" xmlns:cx1="http://schemas.microsoft.com/office/drawing/2015/9/8/chartex" xmlns:cx2="http://schemas.microsoft.com/office/drawing/2015/10/21/chartex" xmlns:cx3="http://schemas.microsoft.com/office/drawing/2016/5/9/chartex" xmlns:cx4="http://schemas.microsoft.com/office/drawing/2016/5/10/chartex" xmlns:cx5="http://schemas.microsoft.com/office/drawing/2016/5/11/chartex" xmlns:cx6="http://schemas.microsoft.com/office/drawing/2016/5/12/chartex" xmlns:cx7="http://schemas.microsoft.com/office/drawing/2016/5/13/chartex" xmlns:cx8="http://schemas.microsoft.com/office/drawing/2016/5/14/chartex" xmlns:mc="http://schemas.openxmlformats.org/markup-compatibility/2006" xmlns:aink="http://schemas.microsoft.com/office/drawing/2016/ink" xmlns:am3d="http://schemas.microsoft.com/office/drawing/2017/model3d" xmlns:o="urn:schemas-microsoft-com:office:office" xmlns:oel="http://schemas.microsoft.com/office/2019/extlst" xmlns:r="http://schemas.openxmlformats.org/officeDocument/2006/relationships" xmlns:m="http://schemas.openxmlformats.org/officeDocument/2006/math" xmlns:v="urn:schemas-microsoft-com:vml" xmlns:wp14="http://schemas.microsoft.com/office/word/2010/wordprocessingDrawing" xmlns:wp="http://schemas.openxmlformats.org/drawingml/2006/wordprocessingDrawing" xmlns:w10="urn:schemas-microsoft-com:office:word" xmlns:w="http://schemas.openxmlformats.org/wordprocessingml/2006/main" xmlns:w14="http://schemas.microsoft.com/office/word/2010/wordml" xmlns:w15="http://schemas.microsoft.com/office/word/2012/wordml" xmlns:w16cex="http://schemas.microsoft.com/office/word/2018/wordml/cex" xmlns:w16cid="http://schemas.microsoft.com/office/word/2016/wordml/cid" xmlns:w16="http://schemas.microsoft.com/office/word/2018/wordml" xmlns:w16du="http://schemas.microsoft.com/office/word/2023/wordml/word16du" xmlns:w16sdtdh="http://schemas.microsoft.com/office/word/2020/wordml/sdtdatahash" xmlns:w16sdtfl="http://schemas.microsoft.com/office/word/2024/wordml/sdtformatlock" xmlns:w16se="http://schemas.microsoft.com/office/word/2015/wordml/symex" xmlns:wpg="http://schemas.microsoft.com/office/word/2010/wordprocessingGroup" xmlns:wpi="http://schemas.microsoft.com/office/word/2010/wordprocessingInk" xmlns:wne="http://schemas.microsoft.com/office/word/2006/wordml" xmlns:wps="http://schemas.microsoft.com/office/word/2010/wordprocessingShape" mc:Ignorable="w14 w15 w16se w16cid w16 w16cex w16sdtdh w16sdtfl w16du wp14">
   <w:body>
     <w:p>
       <w:pPr>
@@ -12,7 +12,7 @@
           <w:sz w:val="20"/>
         </w:rPr>
         <w:drawing>
-          <wp:anchor distT="0" distB="0" distL="114300" distR="114300" simplePos="0" relativeHeight="251659264" behindDoc="0" locked="0" layoutInCell="1" allowOverlap="1" wp14:anchorId="609E229A" wp14:editId="2DA25F3D">
+          <wp:anchor distT="0" distB="0" distL="114300" distR="114300" simplePos="0" relativeHeight="251659264" behindDoc="0" locked="0" layoutInCell="1" allowOverlap="1" wp14:editId="2DA25F3D" wp14:anchorId="609E229A">
             <wp:simplePos x="0" y="0"/>
             <wp:positionH relativeFrom="column">
               <wp:posOffset>1327150</wp:posOffset>
@@ -95,7 +95,7 @@
       </w:pPr>
       <w:r>
         <w:rPr>
-          <w:rFonts w:ascii="Times" w:hAnsi="Times" w:hint="eastAsia"/>
+          <w:rFonts w:hint="eastAsia" w:ascii="Times" w:hAnsi="Times"/>
         </w:rPr>
         <w:t>CHANGZHOU   INSTITUTE   OF   TECHNOLOGY</w:t>
       </w:r>
@@ -113,14 +113,14 @@
         <w:pStyle w:val="1"/>
         <w:jc w:val="center"/>
         <w:rPr>
-          <w:rFonts w:ascii="微软雅黑" w:eastAsia="微软雅黑" w:hAnsi="微软雅黑"/>
+          <w:rFonts w:ascii="微软雅黑" w:hAnsi="微软雅黑" w:eastAsia="微软雅黑"/>
           <w:sz w:val="52"/>
           <w:szCs w:val="52"/>
         </w:rPr>
       </w:pPr>
       <w:r>
         <w:rPr>
-          <w:rFonts w:ascii="微软雅黑" w:eastAsia="微软雅黑" w:hAnsi="微软雅黑" w:hint="eastAsia"/>
+          <w:rFonts w:hint="eastAsia" w:ascii="微软雅黑" w:hAnsi="微软雅黑" w:eastAsia="微软雅黑"/>
           <w:sz w:val="52"/>
           <w:szCs w:val="52"/>
         </w:rPr>
@@ -130,7 +130,7 @@
     <w:p>
       <w:pPr>
         <w:spacing w:line="480" w:lineRule="auto"/>
-        <w:ind w:firstLineChars="600" w:firstLine="1807"/>
+        <w:ind w:firstLine="1807" w:firstLineChars="600"/>
         <w:rPr>
           <w:spacing w:val="60"/>
           <w:sz w:val="30"/>
@@ -182,7 +182,7 @@
     <w:p>
       <w:pPr>
         <w:spacing w:line="480" w:lineRule="auto"/>
-        <w:ind w:firstLineChars="600" w:firstLine="1807"/>
+        <w:ind w:firstLine="1807" w:firstLineChars="600"/>
         <w:rPr>
           <w:sz w:val="30"/>
           <w:u w:val="single"/>
@@ -241,7 +241,7 @@
     <w:p>
       <w:pPr>
         <w:spacing w:line="480" w:lineRule="auto"/>
-        <w:ind w:firstLineChars="600" w:firstLine="1807"/>
+        <w:ind w:firstLine="1807" w:firstLineChars="600"/>
         <w:rPr>
           <w:sz w:val="30"/>
           <w:u w:val="single"/>
@@ -334,7 +334,7 @@
     <w:p>
       <w:pPr>
         <w:spacing w:line="480" w:lineRule="auto"/>
-        <w:ind w:firstLineChars="600" w:firstLine="1807"/>
+        <w:ind w:firstLine="1807" w:firstLineChars="600"/>
         <w:rPr>
           <w:sz w:val="30"/>
           <w:u w:val="single"/>
@@ -404,7 +404,7 @@
     <w:p>
       <w:pPr>
         <w:spacing w:line="480" w:lineRule="auto"/>
-        <w:ind w:firstLineChars="600" w:firstLine="1807"/>
+        <w:ind w:firstLine="1807" w:firstLineChars="600"/>
         <w:rPr>
           <w:sz w:val="30"/>
           <w:u w:val="single"/>
@@ -491,7 +491,7 @@
     <w:p>
       <w:pPr>
         <w:spacing w:line="480" w:lineRule="auto"/>
-        <w:ind w:firstLineChars="600" w:firstLine="1807"/>
+        <w:ind w:firstLine="1807" w:firstLineChars="600"/>
         <w:rPr>
           <w:sz w:val="30"/>
           <w:u w:val="single"/>
@@ -590,14 +590,14 @@
       <w:pPr>
         <w:jc w:val="center"/>
         <w:rPr>
-          <w:rFonts w:asciiTheme="majorEastAsia" w:eastAsiaTheme="majorEastAsia" w:hAnsiTheme="majorEastAsia"/>
-          <w:b/>
-          <w:sz w:val="30"/>
-        </w:rPr>
-      </w:pPr>
-      <w:r>
-        <w:rPr>
-          <w:rFonts w:asciiTheme="majorEastAsia" w:eastAsiaTheme="majorEastAsia" w:hAnsiTheme="majorEastAsia" w:hint="eastAsia"/>
+          <w:rFonts w:asciiTheme="majorEastAsia" w:hAnsiTheme="majorEastAsia" w:eastAsiaTheme="majorEastAsia"/>
+          <w:b/>
+          <w:sz w:val="30"/>
+        </w:rPr>
+      </w:pPr>
+      <w:r>
+        <w:rPr>
+          <w:rFonts w:hint="eastAsia" w:asciiTheme="majorEastAsia" w:hAnsiTheme="majorEastAsia" w:eastAsiaTheme="majorEastAsia"/>
           <w:b/>
           <w:sz w:val="30"/>
         </w:rPr>
@@ -607,7 +607,7 @@
     <w:p>
       <w:pPr>
         <w:rPr>
-          <w:rFonts w:asciiTheme="majorEastAsia" w:eastAsiaTheme="majorEastAsia" w:hAnsiTheme="majorEastAsia"/>
+          <w:rFonts w:asciiTheme="majorEastAsia" w:hAnsiTheme="majorEastAsia" w:eastAsiaTheme="majorEastAsia"/>
           <w:b/>
           <w:sz w:val="30"/>
         </w:rPr>
@@ -617,15 +617,15 @@
       <w:pPr>
         <w:jc w:val="center"/>
         <w:rPr>
-          <w:rFonts w:asciiTheme="majorEastAsia" w:eastAsiaTheme="majorEastAsia" w:hAnsiTheme="majorEastAsia"/>
-          <w:b/>
-        </w:rPr>
-      </w:pPr>
-    </w:p>
-    <w:p>
-      <w:pPr>
-        <w:rPr>
-          <w:rFonts w:asciiTheme="majorEastAsia" w:eastAsiaTheme="majorEastAsia" w:hAnsiTheme="majorEastAsia"/>
+          <w:rFonts w:asciiTheme="majorEastAsia" w:hAnsiTheme="majorEastAsia" w:eastAsiaTheme="majorEastAsia"/>
+          <w:b/>
+        </w:rPr>
+      </w:pPr>
+    </w:p>
+    <w:p>
+      <w:pPr>
+        <w:rPr>
+          <w:rFonts w:asciiTheme="majorEastAsia" w:hAnsiTheme="majorEastAsia" w:eastAsiaTheme="majorEastAsia"/>
           <w:b/>
           <w:sz w:val="28"/>
           <w:szCs w:val="28"/>
@@ -633,7 +633,7 @@
       </w:pPr>
       <w:r>
         <w:rPr>
-          <w:rFonts w:asciiTheme="majorEastAsia" w:eastAsiaTheme="majorEastAsia" w:hAnsiTheme="majorEastAsia" w:hint="eastAsia"/>
+          <w:rFonts w:hint="eastAsia" w:asciiTheme="majorEastAsia" w:hAnsiTheme="majorEastAsia" w:eastAsiaTheme="majorEastAsia"/>
           <w:b/>
           <w:sz w:val="28"/>
           <w:szCs w:val="28"/>
@@ -645,7 +645,7 @@
       <w:pPr>
         <w:jc w:val="center"/>
         <w:rPr>
-          <w:rFonts w:asciiTheme="majorEastAsia" w:eastAsiaTheme="majorEastAsia" w:hAnsiTheme="majorEastAsia"/>
+          <w:rFonts w:asciiTheme="majorEastAsia" w:hAnsiTheme="majorEastAsia" w:eastAsiaTheme="majorEastAsia"/>
           <w:b/>
           <w:sz w:val="28"/>
           <w:szCs w:val="28"/>
@@ -653,7 +653,7 @@
       </w:pPr>
       <w:r>
         <w:rPr>
-          <w:rFonts w:asciiTheme="majorEastAsia" w:eastAsiaTheme="majorEastAsia" w:hAnsiTheme="majorEastAsia" w:hint="eastAsia"/>
+          <w:rFonts w:hint="eastAsia" w:asciiTheme="majorEastAsia" w:hAnsiTheme="majorEastAsia" w:eastAsiaTheme="majorEastAsia"/>
           <w:b/>
           <w:sz w:val="28"/>
           <w:szCs w:val="28"/>
@@ -681,7 +681,7 @@
             <w:pPr>
               <w:jc w:val="left"/>
               <w:rPr>
-                <w:rFonts w:asciiTheme="majorEastAsia" w:eastAsiaTheme="majorEastAsia" w:hAnsiTheme="majorEastAsia"/>
+                <w:rFonts w:asciiTheme="majorEastAsia" w:hAnsiTheme="majorEastAsia" w:eastAsiaTheme="majorEastAsia"/>
                 <w:b/>
                 <w:sz w:val="28"/>
                 <w:szCs w:val="28"/>
@@ -689,7 +689,7 @@
             </w:pPr>
             <w:r>
               <w:rPr>
-                <w:rFonts w:asciiTheme="majorEastAsia" w:eastAsiaTheme="majorEastAsia" w:hAnsiTheme="majorEastAsia" w:hint="eastAsia"/>
+                <w:rFonts w:hint="eastAsia" w:asciiTheme="majorEastAsia" w:hAnsiTheme="majorEastAsia" w:eastAsiaTheme="majorEastAsia"/>
                 <w:b/>
                 <w:sz w:val="28"/>
                 <w:szCs w:val="28"/>
@@ -709,7 +709,7 @@
           </w:tcPr>
           <w:p>
             <w:pPr>
-              <w:ind w:firstLineChars="200" w:firstLine="360"/>
+              <w:ind w:firstLine="360" w:firstLineChars="200"/>
               <w:rPr>
                 <w:rFonts w:ascii="宋体" w:hAnsi="宋体"/>
                 <w:sz w:val="18"/>
@@ -718,101 +718,81 @@
             </w:pPr>
             <w:r>
               <w:rPr>
-                <w:rFonts w:ascii="宋体" w:hAnsi="宋体" w:hint="eastAsia"/>
+                <w:rFonts w:hint="eastAsia" w:ascii="宋体" w:hAnsi="宋体"/>
                 <w:sz w:val="18"/>
                 <w:szCs w:val="18"/>
               </w:rPr>
-              <w:t>本项目为水果生鲜运营平台，采用Spring Boot与Spring Cloud微服务架构，实现前后端分离。后台管理端基于RuoYi Vue3与Element Plus构建，提供水果分类管理、水果品种管理、订单管理及运营数据大屏展示；微信小程序端作为用户端，支持用户浏览水果、加入购物车、收货地址管理、下单与模拟支付。系统主要包含统一网关服务（</w:t>
+              <w:t xml:space="preserve">一、项目设计内容</w:t>
             </w:r>
             <w:proofErr w:type="spellStart"/>
-            <w:r>
-              <w:rPr>
-                <w:rFonts w:ascii="宋体" w:hAnsi="宋体" w:hint="eastAsia"/>
-                <w:sz w:val="18"/>
-                <w:szCs w:val="18"/>
-              </w:rPr>
-              <w:t>lgg</w:t>
-            </w:r>
             <w:proofErr w:type="spellEnd"/>
-            <w:r>
-              <w:rPr>
-                <w:rFonts w:ascii="宋体" w:hAnsi="宋体" w:hint="eastAsia"/>
-                <w:sz w:val="18"/>
-                <w:szCs w:val="18"/>
-              </w:rPr>
-              <w:t>-gateway）、业务服务（</w:t>
-            </w:r>
             <w:proofErr w:type="spellStart"/>
-            <w:r>
-              <w:rPr>
-                <w:rFonts w:ascii="宋体" w:hAnsi="宋体" w:hint="eastAsia"/>
-                <w:sz w:val="18"/>
-                <w:szCs w:val="18"/>
-              </w:rPr>
-              <w:t>lgg</w:t>
-            </w:r>
             <w:proofErr w:type="spellEnd"/>
-            <w:r>
-              <w:rPr>
-                <w:rFonts w:ascii="宋体" w:hAnsi="宋体" w:hint="eastAsia"/>
-                <w:sz w:val="18"/>
-                <w:szCs w:val="18"/>
-              </w:rPr>
-              <w:t>-business）、支付服务（</w:t>
-            </w:r>
             <w:proofErr w:type="spellStart"/>
-            <w:r>
-              <w:rPr>
-                <w:rFonts w:ascii="宋体" w:hAnsi="宋体" w:hint="eastAsia"/>
-                <w:sz w:val="18"/>
-                <w:szCs w:val="18"/>
-              </w:rPr>
-              <w:t>lgg</w:t>
-            </w:r>
             <w:proofErr w:type="spellEnd"/>
-            <w:r>
-              <w:rPr>
-                <w:rFonts w:ascii="宋体" w:hAnsi="宋体" w:hint="eastAsia"/>
-                <w:sz w:val="18"/>
-                <w:szCs w:val="18"/>
-              </w:rPr>
-              <w:t>-pay）与通知服务（</w:t>
-            </w:r>
             <w:proofErr w:type="spellStart"/>
-            <w:r>
-              <w:rPr>
-                <w:rFonts w:ascii="宋体" w:hAnsi="宋体" w:hint="eastAsia"/>
-                <w:sz w:val="18"/>
-                <w:szCs w:val="18"/>
-              </w:rPr>
-              <w:t>lgg</w:t>
-            </w:r>
             <w:proofErr w:type="spellEnd"/>
-            <w:r>
-              <w:rPr>
-                <w:rFonts w:ascii="宋体" w:hAnsi="宋体" w:hint="eastAsia"/>
-                <w:sz w:val="18"/>
-                <w:szCs w:val="18"/>
-              </w:rPr>
-              <w:t>-notice）。系统利用</w:t>
-            </w:r>
             <w:proofErr w:type="spellStart"/>
-            <w:r>
-              <w:rPr>
-                <w:rFonts w:ascii="宋体" w:hAnsi="宋体" w:hint="eastAsia"/>
-                <w:sz w:val="18"/>
-                <w:szCs w:val="18"/>
-              </w:rPr>
-              <w:t>OpenFeign</w:t>
-            </w:r>
             <w:proofErr w:type="spellEnd"/>
-            <w:r>
-              <w:rPr>
-                <w:rFonts w:ascii="宋体" w:hAnsi="宋体" w:hint="eastAsia"/>
-                <w:sz w:val="18"/>
-                <w:szCs w:val="18"/>
-              </w:rPr>
-              <w:t>完成跨服务订单状态同步，使用RabbitMQ异步解耦支付成功事件，使用WebSocket实时推送新订单提醒，并使用PM2进行长进程守护和部署托管。</w:t>
+          </w:p>
+          <w:p>
+            <w:pPr>
+              <w:ind w:firstLine="480"/>
+            </w:pPr>
+            <w:r>
+              <w:rPr>
+                <w:rFonts w:ascii="Times New Roman" w:hAnsi="Times New Roman" w:eastAsia="宋体"/>
+                <w:sz w:val="24"/>
+              </w:rPr>
+              <w:t xml:space="preserve">本项目《常工鲜生微信小程序与微服务运营平台》致力于为高校生鲜电商与社区零售提供高可用、易扩展、现代化的一站式微服务解决方案。主要设计内容包括：</w:t>
+            </w:r>
+          </w:p>
+          <w:p>
+            <w:pPr>
+              <w:ind w:firstLine="480"/>
+            </w:pPr>
+            <w:r>
+              <w:rPr>
+                <w:rFonts w:ascii="Times New Roman" w:hAnsi="Times New Roman" w:eastAsia="宋体"/>
+                <w:sz w:val="24"/>
+              </w:rPr>
+              <w:t xml:space="preserve">1. 微服务分层架构规划：采用 Spring Cloud 技术栈进行模块拆分，包含 Spring Cloud Gateway 统一 API 网关 (8090)、Nacos 服务注册与配置中心 (8848)、RuoYi Admin 权限鉴权微服务 (8081)、RuoYi Business 生鲜核心业务服务 (8088)、RuoYi Pay 支付异步同步服务 (8085) 以及 RuoYi Notice WebSocket 消息即时通知服务 (8086)。</w:t>
+            </w:r>
+          </w:p>
+          <w:p>
+            <w:pPr>
+              <w:ind w:firstLine="480"/>
+            </w:pPr>
+            <w:r>
+              <w:rPr>
+                <w:rFonts w:ascii="Times New Roman" w:hAnsi="Times New Roman" w:eastAsia="宋体"/>
+                <w:sz w:val="24"/>
+              </w:rPr>
+              <w:t xml:space="preserve">2. 生鲜核心数据建模：设计并优化 MySQL 8.0 数据库表结构，包含生鲜商品表 (lgg_fruit)、打包盒/规格表 (lgg_box)、订单主明细表 (lgg_orders)、购物车表 (lgg_shopping_cart) 以及地址簿 (lgg_address_book) 等。</w:t>
+            </w:r>
+          </w:p>
+          <w:p>
+            <w:pPr>
+              <w:ind w:firstLine="480"/>
+            </w:pPr>
+            <w:r>
+              <w:rPr>
+                <w:rFonts w:ascii="Times New Roman" w:hAnsi="Times New Roman" w:eastAsia="宋体"/>
+                <w:sz w:val="24"/>
+              </w:rPr>
+              <w:t xml:space="preserve">3. 前后端与小程序全链路通畅：前端搭建基于 Vue 3 + Element Plus 的运营管理后台，实现商品管理、分类筛选、订单状态追踪与接单派送；C 端适配微信小程序，打通浏览、选购、加购、地址选择、模拟支付与订单历史追踪的全套业务流。</w:t>
+            </w:r>
+          </w:p>
+          <w:p>
+            <w:pPr>
+              <w:ind w:firstLine="480"/>
+            </w:pPr>
+            <w:r>
+              <w:rPr>
+                <w:rFonts w:ascii="Times New Roman" w:hAnsi="Times New Roman" w:eastAsia="宋体"/>
+                <w:sz w:val="24"/>
+              </w:rPr>
+              <w:t xml:space="preserve">4. 云原生容器化编排部署：编写独立的 Dockerfile 与 docker-compose.yml 编排脚本，整合 MySQL、Redis、RabbitMQ、Nacos、MinIO 对象存储以及 5 大 Java 微服务，实现开箱即用的一键容器化构建与部署。</w:t>
             </w:r>
           </w:p>
         </w:tc>
@@ -826,7 +806,7 @@
             <w:pPr>
               <w:jc w:val="left"/>
               <w:rPr>
-                <w:rFonts w:asciiTheme="majorEastAsia" w:eastAsiaTheme="majorEastAsia" w:hAnsiTheme="majorEastAsia"/>
+                <w:rFonts w:asciiTheme="majorEastAsia" w:hAnsiTheme="majorEastAsia" w:eastAsiaTheme="majorEastAsia"/>
                 <w:b/>
                 <w:sz w:val="28"/>
                 <w:szCs w:val="28"/>
@@ -834,7 +814,7 @@
             </w:pPr>
             <w:r>
               <w:rPr>
-                <w:rFonts w:asciiTheme="majorEastAsia" w:eastAsiaTheme="majorEastAsia" w:hAnsiTheme="majorEastAsia" w:hint="eastAsia"/>
+                <w:rFonts w:hint="eastAsia" w:asciiTheme="majorEastAsia" w:hAnsiTheme="majorEastAsia" w:eastAsiaTheme="majorEastAsia"/>
                 <w:b/>
                 <w:sz w:val="28"/>
                 <w:szCs w:val="28"/>
@@ -855,7 +835,7 @@
           <w:p>
             <w:pPr>
               <w:rPr>
-                <w:rFonts w:asciiTheme="majorEastAsia" w:eastAsiaTheme="majorEastAsia" w:hAnsiTheme="majorEastAsia"/>
+                <w:rFonts w:asciiTheme="majorEastAsia" w:hAnsiTheme="majorEastAsia" w:eastAsiaTheme="majorEastAsia"/>
                 <w:b/>
                 <w:sz w:val="28"/>
                 <w:szCs w:val="28"/>
@@ -863,18 +843,18 @@
             </w:pPr>
             <w:r>
               <w:rPr>
-                <w:rFonts w:asciiTheme="majorEastAsia" w:eastAsiaTheme="majorEastAsia" w:hAnsiTheme="majorEastAsia" w:hint="eastAsia"/>
+                <w:rFonts w:hint="eastAsia" w:asciiTheme="majorEastAsia" w:hAnsiTheme="majorEastAsia" w:eastAsiaTheme="majorEastAsia"/>
                 <w:b/>
                 <w:sz w:val="28"/>
                 <w:szCs w:val="28"/>
               </w:rPr>
-              <w:t>1. 掌握基于Spring Boot的业务系统开发，具备完整的单体及微服务架构拆分与治理能力。</w:t>
-            </w:r>
-          </w:p>
-          <w:p>
-            <w:pPr>
-              <w:rPr>
-                <w:rFonts w:asciiTheme="majorEastAsia" w:eastAsiaTheme="majorEastAsia" w:hAnsiTheme="majorEastAsia"/>
+              <w:t xml:space="preserve">二、设计目标</w:t>
+            </w:r>
+          </w:p>
+          <w:p>
+            <w:pPr>
+              <w:rPr>
+                <w:rFonts w:asciiTheme="majorEastAsia" w:hAnsiTheme="majorEastAsia" w:eastAsiaTheme="majorEastAsia"/>
                 <w:b/>
                 <w:sz w:val="28"/>
                 <w:szCs w:val="28"/>
@@ -884,7 +864,7 @@
           <w:p>
             <w:pPr>
               <w:rPr>
-                <w:rFonts w:asciiTheme="majorEastAsia" w:eastAsiaTheme="majorEastAsia" w:hAnsiTheme="majorEastAsia"/>
+                <w:rFonts w:asciiTheme="majorEastAsia" w:hAnsiTheme="majorEastAsia" w:eastAsiaTheme="majorEastAsia"/>
                 <w:b/>
                 <w:sz w:val="28"/>
                 <w:szCs w:val="28"/>
@@ -894,7 +874,7 @@
           <w:p>
             <w:pPr>
               <w:rPr>
-                <w:rFonts w:asciiTheme="majorEastAsia" w:eastAsiaTheme="majorEastAsia" w:hAnsiTheme="majorEastAsia"/>
+                <w:rFonts w:asciiTheme="majorEastAsia" w:hAnsiTheme="majorEastAsia" w:eastAsiaTheme="majorEastAsia"/>
                 <w:b/>
                 <w:sz w:val="28"/>
                 <w:szCs w:val="28"/>
@@ -904,7 +884,7 @@
           <w:p>
             <w:pPr>
               <w:rPr>
-                <w:rFonts w:asciiTheme="majorEastAsia" w:eastAsiaTheme="majorEastAsia" w:hAnsiTheme="majorEastAsia"/>
+                <w:rFonts w:asciiTheme="majorEastAsia" w:hAnsiTheme="majorEastAsia" w:eastAsiaTheme="majorEastAsia"/>
                 <w:b/>
                 <w:sz w:val="28"/>
                 <w:szCs w:val="28"/>
@@ -922,7 +902,7 @@
             <w:pPr>
               <w:jc w:val="left"/>
               <w:rPr>
-                <w:rFonts w:asciiTheme="majorEastAsia" w:eastAsiaTheme="majorEastAsia" w:hAnsiTheme="majorEastAsia"/>
+                <w:rFonts w:asciiTheme="majorEastAsia" w:hAnsiTheme="majorEastAsia" w:eastAsiaTheme="majorEastAsia"/>
                 <w:b/>
                 <w:sz w:val="28"/>
                 <w:szCs w:val="28"/>
@@ -930,7 +910,7 @@
             </w:pPr>
             <w:r>
               <w:rPr>
-                <w:rFonts w:asciiTheme="majorEastAsia" w:eastAsiaTheme="majorEastAsia" w:hAnsiTheme="majorEastAsia" w:hint="eastAsia"/>
+                <w:rFonts w:hint="eastAsia" w:asciiTheme="majorEastAsia" w:hAnsiTheme="majorEastAsia" w:eastAsiaTheme="majorEastAsia"/>
                 <w:b/>
                 <w:sz w:val="28"/>
                 <w:szCs w:val="28"/>
@@ -957,10 +937,10 @@
             </w:pPr>
             <w:r>
               <w:rPr>
-                <w:rFonts w:ascii="宋体" w:hAnsi="宋体" w:hint="eastAsia"/>
+                <w:rFonts w:hint="eastAsia" w:ascii="宋体" w:hAnsi="宋体"/>
                 <w:lang w:val="zh-CN"/>
               </w:rPr>
-              <w:t>第一周：完成系统需求分析，进行微服务架构划分与服务拆分规划，完成数据库表结构设计并绘制系统ER图。</w:t>
+              <w:t xml:space="preserve">三、进度目标</w:t>
             </w:r>
           </w:p>
           <w:p>
@@ -986,6 +966,66 @@
                 <w:lang w:val="zh-CN"/>
               </w:rPr>
             </w:pPr>
+          </w:p>
+          <w:p>
+            <w:pPr>
+              <w:ind w:firstLine="480"/>
+            </w:pPr>
+            <w:r>
+              <w:rPr>
+                <w:rFonts w:ascii="Times New Roman" w:hAnsi="Times New Roman" w:eastAsia="宋体"/>
+                <w:sz w:val="24"/>
+              </w:rPr>
+              <w:t xml:space="preserve">Sprint 01 (第 1-2 周)：需求调研与架构设计，完成数据表 SQL 设计与微服务模块划分。</w:t>
+            </w:r>
+          </w:p>
+          <w:p>
+            <w:pPr>
+              <w:ind w:firstLine="480"/>
+            </w:pPr>
+            <w:r>
+              <w:rPr>
+                <w:rFonts w:ascii="Times New Roman" w:hAnsi="Times New Roman" w:eastAsia="宋体"/>
+                <w:sz w:val="24"/>
+              </w:rPr>
+              <w:t xml:space="preserve">Sprint 02 (第 3-4 周)：微服务基础框架搭建，实现 Gateway 网关、Nacos 注册中心与 RuoYi Admin 权限集成。</w:t>
+            </w:r>
+          </w:p>
+          <w:p>
+            <w:pPr>
+              <w:ind w:firstLine="480"/>
+            </w:pPr>
+            <w:r>
+              <w:rPr>
+                <w:rFonts w:ascii="Times New Roman" w:hAnsi="Times New Roman" w:eastAsia="宋体"/>
+                <w:sz w:val="24"/>
+              </w:rPr>
+              <w:t xml:space="preserve">Sprint 03 (第 5-6 周)：生鲜核心业务开发，完成 Fruit/Category/Cart/Address/Orders 模块及微信小程序 C 端联调。</w:t>
+            </w:r>
+          </w:p>
+          <w:p>
+            <w:pPr>
+              <w:ind w:firstLine="480"/>
+            </w:pPr>
+            <w:r>
+              <w:rPr>
+                <w:rFonts w:ascii="Times New Roman" w:hAnsi="Times New Roman" w:eastAsia="宋体"/>
+                <w:sz w:val="24"/>
+              </w:rPr>
+              <w:t xml:space="preserve">Sprint 04 (第 7-8 周)：支付与通知解耦，集成 RuoYi Pay、RabbitMQ 消息队列与 RuoYi Notice WebSocket 实时推送。</w:t>
+            </w:r>
+          </w:p>
+          <w:p>
+            <w:pPr>
+              <w:ind w:firstLine="480"/>
+            </w:pPr>
+            <w:r>
+              <w:rPr>
+                <w:rFonts w:ascii="Times New Roman" w:hAnsi="Times New Roman" w:eastAsia="宋体"/>
+                <w:sz w:val="24"/>
+              </w:rPr>
+              <w:t xml:space="preserve">Sprint 05 (第 9-10 周)：MinIO 对象存储集成与前端 Vue 3 管理后台功能完善。</w:t>
+            </w:r>
           </w:p>
         </w:tc>
       </w:tr>
@@ -997,7 +1037,7 @@
           <w:p>
             <w:pPr>
               <w:rPr>
-                <w:rFonts w:asciiTheme="majorEastAsia" w:eastAsiaTheme="majorEastAsia" w:hAnsiTheme="majorEastAsia"/>
+                <w:rFonts w:asciiTheme="majorEastAsia" w:hAnsiTheme="majorEastAsia" w:eastAsiaTheme="majorEastAsia"/>
                 <w:b/>
                 <w:sz w:val="28"/>
                 <w:szCs w:val="28"/>
@@ -1005,7 +1045,7 @@
             </w:pPr>
             <w:r>
               <w:rPr>
-                <w:rFonts w:asciiTheme="majorEastAsia" w:eastAsiaTheme="majorEastAsia" w:hAnsiTheme="majorEastAsia" w:hint="eastAsia"/>
+                <w:rFonts w:hint="eastAsia" w:asciiTheme="majorEastAsia" w:hAnsiTheme="majorEastAsia" w:eastAsiaTheme="majorEastAsia"/>
                 <w:b/>
                 <w:sz w:val="28"/>
                 <w:szCs w:val="28"/>
@@ -1030,13 +1070,13 @@
               <w:shd w:val="clear" w:color="auto" w:fill="FFFFFF"/>
               <w:spacing w:before="240" w:beforeAutospacing="0" w:after="240" w:afterAutospacing="0"/>
               <w:rPr>
-                <w:rFonts w:ascii="Inter" w:eastAsia="Inter" w:hAnsi="Inter" w:cs="Inter"/>
+                <w:rFonts w:ascii="Inter" w:hAnsi="Inter" w:eastAsia="Inter" w:cs="Inter"/>
                 <w:color w:val="0F1115"/>
               </w:rPr>
             </w:pPr>
             <w:r>
               <w:rPr>
-                <w:rFonts w:ascii="Inter" w:eastAsia="Inter" w:hAnsi="Inter" w:cs="Inter"/>
+                <w:rFonts w:ascii="Inter" w:hAnsi="Inter" w:eastAsia="Inter" w:cs="Inter"/>
                 <w:color w:val="0F1115"/>
                 <w:shd w:val="clear" w:color="auto" w:fill="FFFFFF"/>
               </w:rPr>
@@ -1045,7 +1085,7 @@
             <w:proofErr w:type="spellStart"/>
             <w:r>
               <w:rPr>
-                <w:rFonts w:ascii="Inter" w:eastAsia="Inter" w:hAnsi="Inter" w:cs="Inter"/>
+                <w:rFonts w:ascii="Inter" w:hAnsi="Inter" w:eastAsia="Inter" w:cs="Inter"/>
                 <w:color w:val="0F1115"/>
                 <w:shd w:val="clear" w:color="auto" w:fill="FFFFFF"/>
               </w:rPr>
@@ -1054,7 +1094,7 @@
             <w:proofErr w:type="spellEnd"/>
             <w:r>
               <w:rPr>
-                <w:rFonts w:ascii="Inter" w:eastAsia="Inter" w:hAnsi="Inter" w:cs="Inter"/>
+                <w:rFonts w:ascii="Inter" w:hAnsi="Inter" w:eastAsia="Inter" w:cs="Inter"/>
                 <w:color w:val="0F1115"/>
                 <w:shd w:val="clear" w:color="auto" w:fill="FFFFFF"/>
               </w:rPr>
@@ -1063,7 +1103,7 @@
             <w:proofErr w:type="spellStart"/>
             <w:r>
               <w:rPr>
-                <w:rFonts w:ascii="Inter" w:eastAsia="Inter" w:hAnsi="Inter" w:cs="Inter"/>
+                <w:rFonts w:ascii="Inter" w:hAnsi="Inter" w:eastAsia="Inter" w:cs="Inter"/>
                 <w:color w:val="0F1115"/>
                 <w:shd w:val="clear" w:color="auto" w:fill="FFFFFF"/>
               </w:rPr>
@@ -1072,7 +1112,7 @@
             <w:proofErr w:type="spellEnd"/>
             <w:r>
               <w:rPr>
-                <w:rFonts w:ascii="Inter" w:eastAsia="Inter" w:hAnsi="Inter" w:cs="Inter"/>
+                <w:rFonts w:ascii="Inter" w:hAnsi="Inter" w:eastAsia="Inter" w:cs="Inter"/>
                 <w:color w:val="0F1115"/>
                 <w:shd w:val="clear" w:color="auto" w:fill="FFFFFF"/>
               </w:rPr>
@@ -1085,13 +1125,13 @@
               <w:shd w:val="clear" w:color="auto" w:fill="FFFFFF"/>
               <w:spacing w:before="240" w:beforeAutospacing="0" w:after="240" w:afterAutospacing="0"/>
               <w:rPr>
-                <w:rFonts w:ascii="Inter" w:eastAsia="Inter" w:hAnsi="Inter" w:cs="Inter"/>
+                <w:rFonts w:ascii="Inter" w:hAnsi="Inter" w:eastAsia="Inter" w:cs="Inter"/>
                 <w:color w:val="0F1115"/>
               </w:rPr>
             </w:pPr>
             <w:r>
               <w:rPr>
-                <w:rFonts w:ascii="Inter" w:eastAsia="Inter" w:hAnsi="Inter" w:cs="Inter"/>
+                <w:rFonts w:ascii="Inter" w:hAnsi="Inter" w:eastAsia="Inter" w:cs="Inter"/>
                 <w:color w:val="0F1115"/>
                 <w:shd w:val="clear" w:color="auto" w:fill="FFFFFF"/>
               </w:rPr>
@@ -1101,7 +1141,7 @@
           <w:p>
             <w:pPr>
               <w:rPr>
-                <w:rFonts w:asciiTheme="majorEastAsia" w:eastAsiaTheme="majorEastAsia" w:hAnsiTheme="majorEastAsia"/>
+                <w:rFonts w:asciiTheme="majorEastAsia" w:hAnsiTheme="majorEastAsia" w:eastAsiaTheme="majorEastAsia"/>
                 <w:b/>
                 <w:sz w:val="28"/>
                 <w:szCs w:val="28"/>
@@ -1115,7 +1155,7 @@
       <w:pPr>
         <w:jc w:val="center"/>
         <w:rPr>
-          <w:rFonts w:asciiTheme="majorEastAsia" w:eastAsiaTheme="majorEastAsia" w:hAnsiTheme="majorEastAsia"/>
+          <w:rFonts w:asciiTheme="majorEastAsia" w:hAnsiTheme="majorEastAsia" w:eastAsiaTheme="majorEastAsia"/>
           <w:b/>
           <w:sz w:val="28"/>
           <w:szCs w:val="28"/>
@@ -1123,7 +1163,7 @@
       </w:pPr>
       <w:r>
         <w:rPr>
-          <w:rFonts w:asciiTheme="majorEastAsia" w:eastAsiaTheme="majorEastAsia" w:hAnsiTheme="majorEastAsia" w:hint="eastAsia"/>
+          <w:rFonts w:hint="eastAsia" w:asciiTheme="majorEastAsia" w:hAnsiTheme="majorEastAsia" w:eastAsiaTheme="majorEastAsia"/>
           <w:b/>
           <w:sz w:val="28"/>
           <w:szCs w:val="28"/>
@@ -1191,7 +1231,7 @@
   <w:docDefaults>
     <w:rPrDefault>
       <w:rPr>
-        <w:rFonts w:ascii="Times New Roman" w:eastAsia="宋体" w:hAnsi="Times New Roman" w:cs="Times New Roman"/>
+        <w:rFonts w:ascii="Times New Roman" w:hAnsi="Times New Roman" w:eastAsia="宋体" w:cs="Times New Roman"/>
         <w:lang w:val="en-US" w:eastAsia="zh-CN" w:bidi="ar-SA"/>
       </w:rPr>
     </w:rPrDefault>
@@ -1200,14 +1240,14 @@
   <w:latentStyles w:defLockedState="0" w:defUIPriority="99" w:defSemiHidden="0" w:defUnhideWhenUsed="0" w:defQFormat="0" w:count="376">
     <w:lsdException w:name="Normal" w:uiPriority="0" w:qFormat="1"/>
     <w:lsdException w:name="heading 1" w:uiPriority="9" w:qFormat="1"/>
-    <w:lsdException w:name="heading 2" w:semiHidden="1" w:uiPriority="9" w:unhideWhenUsed="1" w:qFormat="1"/>
-    <w:lsdException w:name="heading 3" w:semiHidden="1" w:uiPriority="9" w:unhideWhenUsed="1" w:qFormat="1"/>
-    <w:lsdException w:name="heading 4" w:semiHidden="1" w:uiPriority="9" w:unhideWhenUsed="1" w:qFormat="1"/>
-    <w:lsdException w:name="heading 5" w:semiHidden="1" w:uiPriority="9" w:unhideWhenUsed="1" w:qFormat="1"/>
-    <w:lsdException w:name="heading 6" w:semiHidden="1" w:uiPriority="9" w:unhideWhenUsed="1" w:qFormat="1"/>
-    <w:lsdException w:name="heading 7" w:semiHidden="1" w:uiPriority="9" w:unhideWhenUsed="1" w:qFormat="1"/>
-    <w:lsdException w:name="heading 8" w:semiHidden="1" w:uiPriority="9" w:unhideWhenUsed="1" w:qFormat="1"/>
-    <w:lsdException w:name="heading 9" w:semiHidden="1" w:uiPriority="9" w:unhideWhenUsed="1" w:qFormat="1"/>
+    <w:lsdException w:name="heading 2" w:uiPriority="9" w:semiHidden="1" w:unhideWhenUsed="1" w:qFormat="1"/>
+    <w:lsdException w:name="heading 3" w:uiPriority="9" w:semiHidden="1" w:unhideWhenUsed="1" w:qFormat="1"/>
+    <w:lsdException w:name="heading 4" w:uiPriority="9" w:semiHidden="1" w:unhideWhenUsed="1" w:qFormat="1"/>
+    <w:lsdException w:name="heading 5" w:uiPriority="9" w:semiHidden="1" w:unhideWhenUsed="1" w:qFormat="1"/>
+    <w:lsdException w:name="heading 6" w:uiPriority="9" w:semiHidden="1" w:unhideWhenUsed="1" w:qFormat="1"/>
+    <w:lsdException w:name="heading 7" w:uiPriority="9" w:semiHidden="1" w:unhideWhenUsed="1" w:qFormat="1"/>
+    <w:lsdException w:name="heading 8" w:uiPriority="9" w:semiHidden="1" w:unhideWhenUsed="1" w:qFormat="1"/>
+    <w:lsdException w:name="heading 9" w:uiPriority="9" w:semiHidden="1" w:unhideWhenUsed="1" w:qFormat="1"/>
     <w:lsdException w:name="index 1" w:semiHidden="1" w:unhideWhenUsed="1"/>
     <w:lsdException w:name="index 2" w:semiHidden="1" w:unhideWhenUsed="1"/>
     <w:lsdException w:name="index 3" w:semiHidden="1" w:unhideWhenUsed="1"/>
@@ -1217,22 +1257,22 @@
     <w:lsdException w:name="index 7" w:semiHidden="1" w:unhideWhenUsed="1"/>
     <w:lsdException w:name="index 8" w:semiHidden="1" w:unhideWhenUsed="1"/>
     <w:lsdException w:name="index 9" w:semiHidden="1" w:unhideWhenUsed="1"/>
-    <w:lsdException w:name="toc 1" w:semiHidden="1" w:uiPriority="39" w:unhideWhenUsed="1"/>
-    <w:lsdException w:name="toc 2" w:semiHidden="1" w:uiPriority="39" w:unhideWhenUsed="1"/>
-    <w:lsdException w:name="toc 3" w:semiHidden="1" w:uiPriority="39" w:unhideWhenUsed="1"/>
-    <w:lsdException w:name="toc 4" w:semiHidden="1" w:uiPriority="39" w:unhideWhenUsed="1"/>
-    <w:lsdException w:name="toc 5" w:semiHidden="1" w:uiPriority="39" w:unhideWhenUsed="1"/>
-    <w:lsdException w:name="toc 6" w:semiHidden="1" w:uiPriority="39" w:unhideWhenUsed="1"/>
-    <w:lsdException w:name="toc 7" w:semiHidden="1" w:uiPriority="39" w:unhideWhenUsed="1"/>
-    <w:lsdException w:name="toc 8" w:semiHidden="1" w:uiPriority="39" w:unhideWhenUsed="1"/>
-    <w:lsdException w:name="toc 9" w:semiHidden="1" w:uiPriority="39" w:unhideWhenUsed="1"/>
+    <w:lsdException w:name="toc 1" w:uiPriority="39" w:semiHidden="1" w:unhideWhenUsed="1"/>
+    <w:lsdException w:name="toc 2" w:uiPriority="39" w:semiHidden="1" w:unhideWhenUsed="1"/>
+    <w:lsdException w:name="toc 3" w:uiPriority="39" w:semiHidden="1" w:unhideWhenUsed="1"/>
+    <w:lsdException w:name="toc 4" w:uiPriority="39" w:semiHidden="1" w:unhideWhenUsed="1"/>
+    <w:lsdException w:name="toc 5" w:uiPriority="39" w:semiHidden="1" w:unhideWhenUsed="1"/>
+    <w:lsdException w:name="toc 6" w:uiPriority="39" w:semiHidden="1" w:unhideWhenUsed="1"/>
+    <w:lsdException w:name="toc 7" w:uiPriority="39" w:semiHidden="1" w:unhideWhenUsed="1"/>
+    <w:lsdException w:name="toc 8" w:uiPriority="39" w:semiHidden="1" w:unhideWhenUsed="1"/>
+    <w:lsdException w:name="toc 9" w:uiPriority="39" w:semiHidden="1" w:unhideWhenUsed="1"/>
     <w:lsdException w:name="Normal Indent" w:semiHidden="1" w:unhideWhenUsed="1"/>
     <w:lsdException w:name="footnote text" w:semiHidden="1" w:unhideWhenUsed="1"/>
     <w:lsdException w:name="annotation text" w:semiHidden="1" w:unhideWhenUsed="1" w:qFormat="1"/>
     <w:lsdException w:name="header" w:unhideWhenUsed="1" w:qFormat="1"/>
     <w:lsdException w:name="footer" w:unhideWhenUsed="1" w:qFormat="1"/>
     <w:lsdException w:name="index heading" w:semiHidden="1" w:unhideWhenUsed="1"/>
-    <w:lsdException w:name="caption" w:semiHidden="1" w:uiPriority="35" w:unhideWhenUsed="1" w:qFormat="1"/>
+    <w:lsdException w:name="caption" w:uiPriority="35" w:semiHidden="1" w:unhideWhenUsed="1" w:qFormat="1"/>
     <w:lsdException w:name="table of figures" w:semiHidden="1" w:unhideWhenUsed="1"/>
     <w:lsdException w:name="envelope address" w:semiHidden="1" w:unhideWhenUsed="1"/>
     <w:lsdException w:name="envelope return" w:semiHidden="1" w:unhideWhenUsed="1"/>
@@ -1263,7 +1303,7 @@
     <w:lsdException w:name="Title" w:uiPriority="10" w:qFormat="1"/>
     <w:lsdException w:name="Closing" w:semiHidden="1" w:unhideWhenUsed="1"/>
     <w:lsdException w:name="Signature" w:semiHidden="1" w:unhideWhenUsed="1"/>
-    <w:lsdException w:name="Default Paragraph Font" w:semiHidden="1" w:uiPriority="1" w:unhideWhenUsed="1" w:qFormat="1"/>
+    <w:lsdException w:name="Default Paragraph Font" w:uiPriority="1" w:semiHidden="1" w:unhideWhenUsed="1" w:qFormat="1"/>
     <w:lsdException w:name="Body Text" w:semiHidden="1" w:unhideWhenUsed="1"/>
     <w:lsdException w:name="Body Text Indent" w:semiHidden="1" w:unhideWhenUsed="1"/>
     <w:lsdException w:name="List Continue" w:semiHidden="1" w:unhideWhenUsed="1"/>
@@ -1463,8 +1503,8 @@
     <w:lsdException w:name="Subtle Reference" w:uiPriority="31" w:qFormat="1"/>
     <w:lsdException w:name="Intense Reference" w:uiPriority="32" w:qFormat="1"/>
     <w:lsdException w:name="Book Title" w:uiPriority="33" w:qFormat="1"/>
-    <w:lsdException w:name="Bibliography" w:semiHidden="1" w:uiPriority="37" w:unhideWhenUsed="1"/>
-    <w:lsdException w:name="TOC Heading" w:semiHidden="1" w:uiPriority="39" w:unhideWhenUsed="1" w:qFormat="1"/>
+    <w:lsdException w:name="Bibliography" w:uiPriority="37" w:semiHidden="1" w:unhideWhenUsed="1"/>
+    <w:lsdException w:name="TOC Heading" w:uiPriority="39" w:semiHidden="1" w:unhideWhenUsed="1" w:qFormat="1"/>
     <w:lsdException w:name="Plain Table 1" w:uiPriority="41"/>
     <w:lsdException w:name="Plain Table 2" w:uiPriority="42"/>
     <w:lsdException w:name="Plain Table 3" w:uiPriority="43"/>
@@ -1575,7 +1615,7 @@
     <w:lsdException w:name="Unresolved Mention" w:semiHidden="1" w:unhideWhenUsed="1"/>
     <w:lsdException w:name="Smart Link" w:semiHidden="1" w:unhideWhenUsed="1"/>
   </w:latentStyles>
-  <w:style w:type="paragraph" w:default="1" w:styleId="a">
+  <w:style w:type="paragraph" w:styleId="a" w:default="1">
     <w:name w:val="Normal"/>
     <w:qFormat/>
     <w:pPr>
@@ -1611,13 +1651,13 @@
       <w:szCs w:val="44"/>
     </w:rPr>
   </w:style>
-  <w:style w:type="character" w:default="1" w:styleId="a0">
+  <w:style w:type="character" w:styleId="a0" w:default="1">
     <w:name w:val="Default Paragraph Font"/>
     <w:uiPriority w:val="1"/>
     <w:semiHidden/>
     <w:unhideWhenUsed/>
   </w:style>
-  <w:style w:type="table" w:default="1" w:styleId="a1">
+  <w:style w:type="table" w:styleId="a1" w:default="1">
     <w:name w:val="Normal Table"/>
     <w:uiPriority w:val="99"/>
     <w:semiHidden/>
@@ -1632,7 +1672,7 @@
       </w:tblCellMar>
     </w:tblPr>
   </w:style>
-  <w:style w:type="numbering" w:default="1" w:styleId="a2">
+  <w:style w:type="numbering" w:styleId="a2" w:default="1">
     <w:name w:val="No List"/>
     <w:uiPriority w:val="99"/>
     <w:semiHidden/>
@@ -1667,7 +1707,7 @@
       <w:jc w:val="left"/>
     </w:pPr>
     <w:rPr>
-      <w:rFonts w:asciiTheme="minorHAnsi" w:eastAsiaTheme="minorEastAsia" w:hAnsiTheme="minorHAnsi" w:cstheme="minorBidi"/>
+      <w:rFonts w:asciiTheme="minorHAnsi" w:hAnsiTheme="minorHAnsi" w:eastAsiaTheme="minorEastAsia" w:cstheme="minorBidi"/>
       <w:kern w:val="2"/>
       <w:sz w:val="18"/>
       <w:szCs w:val="18"/>
@@ -1683,7 +1723,7 @@
     <w:pPr>
       <w:widowControl w:val="0"/>
       <w:pBdr>
-        <w:bottom w:val="single" w:sz="6" w:space="1" w:color="auto"/>
+        <w:bottom w:val="single" w:color="auto" w:sz="6" w:space="1"/>
       </w:pBdr>
       <w:tabs>
         <w:tab w:val="center" w:pos="4153"/>
@@ -1694,7 +1734,7 @@
       <w:jc w:val="center"/>
     </w:pPr>
     <w:rPr>
-      <w:rFonts w:asciiTheme="minorHAnsi" w:eastAsiaTheme="minorEastAsia" w:hAnsiTheme="minorHAnsi" w:cstheme="minorBidi"/>
+      <w:rFonts w:asciiTheme="minorHAnsi" w:hAnsiTheme="minorHAnsi" w:eastAsiaTheme="minorEastAsia" w:cstheme="minorBidi"/>
       <w:kern w:val="2"/>
       <w:sz w:val="18"/>
       <w:szCs w:val="18"/>
@@ -1721,12 +1761,12 @@
     <w:qFormat/>
     <w:tblPr>
       <w:tblBorders>
-        <w:top w:val="single" w:sz="4" w:space="0" w:color="auto"/>
-        <w:left w:val="single" w:sz="4" w:space="0" w:color="auto"/>
-        <w:bottom w:val="single" w:sz="4" w:space="0" w:color="auto"/>
-        <w:right w:val="single" w:sz="4" w:space="0" w:color="auto"/>
-        <w:insideH w:val="single" w:sz="4" w:space="0" w:color="auto"/>
-        <w:insideV w:val="single" w:sz="4" w:space="0" w:color="auto"/>
+        <w:top w:val="single" w:color="auto" w:sz="4" w:space="0"/>
+        <w:left w:val="single" w:color="auto" w:sz="4" w:space="0"/>
+        <w:bottom w:val="single" w:color="auto" w:sz="4" w:space="0"/>
+        <w:right w:val="single" w:color="auto" w:sz="4" w:space="0"/>
+        <w:insideH w:val="single" w:color="auto" w:sz="4" w:space="0"/>
+        <w:insideV w:val="single" w:color="auto" w:sz="4" w:space="0"/>
       </w:tblBorders>
     </w:tblPr>
   </w:style>
@@ -1739,7 +1779,7 @@
       <w:b/>
     </w:rPr>
   </w:style>
-  <w:style w:type="character" w:customStyle="1" w:styleId="a7">
+  <w:style w:type="character" w:styleId="a7" w:customStyle="1">
     <w:name w:val="页眉 字符"/>
     <w:basedOn w:val="a0"/>
     <w:link w:val="a6"/>
@@ -1750,7 +1790,7 @@
       <w:szCs w:val="18"/>
     </w:rPr>
   </w:style>
-  <w:style w:type="character" w:customStyle="1" w:styleId="a5">
+  <w:style w:type="character" w:styleId="a5" w:customStyle="1">
     <w:name w:val="页脚 字符"/>
     <w:basedOn w:val="a0"/>
     <w:link w:val="a4"/>
@@ -1761,14 +1801,14 @@
       <w:szCs w:val="18"/>
     </w:rPr>
   </w:style>
-  <w:style w:type="character" w:customStyle="1" w:styleId="10">
+  <w:style w:type="character" w:styleId="10" w:customStyle="1">
     <w:name w:val="标题 1 字符"/>
     <w:basedOn w:val="a0"/>
     <w:link w:val="1"/>
     <w:uiPriority w:val="9"/>
     <w:qFormat/>
     <w:rPr>
-      <w:rFonts w:ascii="Times New Roman" w:eastAsia="宋体" w:hAnsi="Times New Roman" w:cs="宋体"/>
+      <w:rFonts w:ascii="Times New Roman" w:hAnsi="Times New Roman" w:eastAsia="宋体" w:cs="宋体"/>
       <w:b/>
       <w:bCs/>
       <w:kern w:val="44"/>
@@ -1786,7 +1826,7 @@
       <w:adjustRightInd/>
       <w:snapToGrid/>
       <w:spacing w:line="240" w:lineRule="auto"/>
-      <w:ind w:firstLineChars="200" w:firstLine="420"/>
+      <w:ind w:firstLine="420" w:firstLineChars="200"/>
     </w:pPr>
     <w:rPr>
       <w:rFonts w:ascii="Calibri" w:hAnsi="Calibri" w:cs="Times New Roman"/>
